--- a/CPP102-Programming-Logic-and-Design/Week06/CPP102_Week6_Preliminary_Examination_SetD_Official.docx
+++ b/CPP102-Programming-Logic-and-Design/Week06/CPP102_Week6_Preliminary_Examination_SetD_Official.docx
@@ -15,18 +15,6 @@
           <w:szCs w:val="24"/>
         </w:rPr>
       </w:pPr>
-      <w:r>
-        <w:rPr>
-          <w:rFonts w:ascii="Century Gothic" w:hAnsi="Century Gothic"/>
-          <w:b/>
-          <w:bCs/>
-          <w:i/>
-          <w:iCs/>
-          <w:sz w:val="24"/>
-          <w:szCs w:val="24"/>
-        </w:rPr>
-        <w:t xml:space="preserve">  </w:t>
-      </w:r>
     </w:p>
     <w:tbl>
       <w:tblPr>
@@ -741,6 +729,19 @@
     </w:p>
     <w:p>
       <w:pPr>
+        <w:spacing w:after="0" w:line="240" w:lineRule="auto"/>
+        <w:rPr>
+          <w:rFonts w:ascii="Arial" w:hAnsi="Arial" w:cs="Arial"/>
+          <w:b/>
+          <w:bCs/>
+          <w:sz w:val="19"/>
+          <w:szCs w:val="19"/>
+          <w:lang w:val="en-US"/>
+        </w:rPr>
+      </w:pPr>
+    </w:p>
+    <w:p>
+      <w:pPr>
         <w:pStyle w:val="ListParagraph"/>
         <w:numPr>
           <w:ilvl w:val="0"/>
@@ -778,23 +779,191 @@
           <w:sz w:val="19"/>
           <w:szCs w:val="19"/>
         </w:rPr>
-        <w:t xml:space="preserve"> (use of a pencil, friction pen, correction tape, and the like is prohibited). </w:t>
-      </w:r>
-      <w:r>
+        <w:t xml:space="preserve"> (use of a pencil, friction pen, correction tape, and the like is prohibited).</w:t>
+      </w:r>
+    </w:p>
+    <w:p>
+      <w:pPr>
+        <w:pStyle w:val="ListParagraph"/>
+        <w:numPr>
+          <w:ilvl w:val="0"/>
+          <w:numId w:val="1"/>
+        </w:numPr>
+        <w:spacing w:before="30" w:after="30"/>
         <w:rPr>
           <w:rFonts w:ascii="Arial" w:hAnsi="Arial" w:cs="Arial"/>
           <w:sz w:val="19"/>
           <w:szCs w:val="19"/>
         </w:rPr>
-        <w:t>Write your answers</w:t>
-      </w:r>
-      <w:r>
+      </w:pPr>
+      <w:r>
+        <w:rPr>
+          <w:rFonts w:ascii="Arial" w:eastAsia="Calibri" w:hAnsi="Arial" w:cs="Arial"/>
+          <w:sz w:val="19"/>
+          <w:szCs w:val="19"/>
+        </w:rPr>
+        <w:t>Read every question carefully.</w:t>
+      </w:r>
+    </w:p>
+    <w:p>
+      <w:pPr>
+        <w:pStyle w:val="ListParagraph"/>
+        <w:numPr>
+          <w:ilvl w:val="0"/>
+          <w:numId w:val="1"/>
+        </w:numPr>
+        <w:spacing w:before="30" w:after="30"/>
         <w:rPr>
           <w:rFonts w:ascii="Arial" w:hAnsi="Arial" w:cs="Arial"/>
           <w:sz w:val="19"/>
           <w:szCs w:val="19"/>
         </w:rPr>
-        <w:t xml:space="preserve"> clearly in the spaces provided in this questionnaire.</w:t>
+      </w:pPr>
+      <w:r>
+        <w:rPr>
+          <w:rFonts w:ascii="Arial" w:eastAsia="Calibri" w:hAnsi="Arial" w:cs="Arial"/>
+          <w:sz w:val="19"/>
+          <w:szCs w:val="19"/>
+        </w:rPr>
+        <w:t>For multiple-choice items, write the capital letter of the best answer on the blank provided.</w:t>
+      </w:r>
+    </w:p>
+    <w:p>
+      <w:pPr>
+        <w:pStyle w:val="ListParagraph"/>
+        <w:numPr>
+          <w:ilvl w:val="0"/>
+          <w:numId w:val="1"/>
+        </w:numPr>
+        <w:spacing w:before="30" w:after="30"/>
+        <w:rPr>
+          <w:rFonts w:ascii="Arial" w:hAnsi="Arial" w:cs="Arial"/>
+          <w:sz w:val="19"/>
+          <w:szCs w:val="19"/>
+        </w:rPr>
+      </w:pPr>
+      <w:r>
+        <w:rPr>
+          <w:rFonts w:ascii="Arial" w:eastAsia="Calibri" w:hAnsi="Arial" w:cs="Arial"/>
+          <w:sz w:val="19"/>
+          <w:szCs w:val="19"/>
+        </w:rPr>
+        <w:t>For expression-evaluation items, write the exact resulting value.</w:t>
+      </w:r>
+    </w:p>
+    <w:p>
+      <w:pPr>
+        <w:pStyle w:val="ListParagraph"/>
+        <w:numPr>
+          <w:ilvl w:val="0"/>
+          <w:numId w:val="1"/>
+        </w:numPr>
+        <w:spacing w:before="30" w:after="30"/>
+        <w:rPr>
+          <w:rFonts w:ascii="Arial" w:hAnsi="Arial" w:cs="Arial"/>
+          <w:sz w:val="19"/>
+          <w:szCs w:val="19"/>
+        </w:rPr>
+      </w:pPr>
+      <w:r>
+        <w:rPr>
+          <w:rFonts w:ascii="Arial" w:eastAsia="Calibri" w:hAnsi="Arial" w:cs="Arial"/>
+          <w:sz w:val="19"/>
+          <w:szCs w:val="19"/>
+        </w:rPr>
+        <w:t>Boolean answers must be written exactly as True or False.</w:t>
+      </w:r>
+    </w:p>
+    <w:p>
+      <w:pPr>
+        <w:pStyle w:val="ListParagraph"/>
+        <w:numPr>
+          <w:ilvl w:val="0"/>
+          <w:numId w:val="1"/>
+        </w:numPr>
+        <w:spacing w:before="30" w:after="30"/>
+        <w:rPr>
+          <w:rFonts w:ascii="Arial" w:hAnsi="Arial" w:cs="Arial"/>
+          <w:sz w:val="19"/>
+          <w:szCs w:val="19"/>
+        </w:rPr>
+      </w:pPr>
+      <w:r>
+        <w:rPr>
+          <w:rFonts w:ascii="Arial" w:eastAsia="Calibri" w:hAnsi="Arial" w:cs="Arial"/>
+          <w:sz w:val="19"/>
+          <w:szCs w:val="19"/>
+        </w:rPr>
+        <w:t>For output-tracing questions, write the exact output, including capitalization, punctuation, spacing, line order, and decimal places.</w:t>
+      </w:r>
+    </w:p>
+    <w:p>
+      <w:pPr>
+        <w:pStyle w:val="ListParagraph"/>
+        <w:numPr>
+          <w:ilvl w:val="0"/>
+          <w:numId w:val="1"/>
+        </w:numPr>
+        <w:spacing w:before="30" w:after="30"/>
+        <w:rPr>
+          <w:rFonts w:ascii="Arial" w:hAnsi="Arial" w:cs="Arial"/>
+          <w:sz w:val="19"/>
+          <w:szCs w:val="19"/>
+        </w:rPr>
+      </w:pPr>
+      <w:r>
+        <w:rPr>
+          <w:rFonts w:ascii="Arial" w:eastAsia="Calibri" w:hAnsi="Arial" w:cs="Arial"/>
+          <w:sz w:val="19"/>
+          <w:szCs w:val="19"/>
+        </w:rPr>
+        <w:t>For Part III, use the required variable names and standard flowchart symbols.</w:t>
+      </w:r>
+    </w:p>
+    <w:p>
+      <w:pPr>
+        <w:pStyle w:val="ListParagraph"/>
+        <w:numPr>
+          <w:ilvl w:val="0"/>
+          <w:numId w:val="1"/>
+        </w:numPr>
+        <w:spacing w:before="30" w:after="30"/>
+        <w:rPr>
+          <w:rFonts w:ascii="Arial" w:hAnsi="Arial" w:cs="Arial"/>
+          <w:sz w:val="19"/>
+          <w:szCs w:val="19"/>
+        </w:rPr>
+      </w:pPr>
+      <w:r>
+        <w:rPr>
+          <w:rFonts w:ascii="Arial" w:eastAsia="Calibri" w:hAnsi="Arial" w:cs="Arial"/>
+          <w:sz w:val="19"/>
+          <w:szCs w:val="19"/>
+        </w:rPr>
+        <w:t>Electronic devices, notes, and online resources are not allowed.</w:t>
+      </w:r>
+    </w:p>
+    <w:p>
+      <w:pPr>
+        <w:pStyle w:val="ListParagraph"/>
+        <w:numPr>
+          <w:ilvl w:val="0"/>
+          <w:numId w:val="1"/>
+        </w:numPr>
+        <w:spacing w:before="30" w:after="30"/>
+        <w:rPr>
+          <w:rFonts w:ascii="Arial" w:hAnsi="Arial" w:cs="Arial"/>
+          <w:sz w:val="19"/>
+          <w:szCs w:val="19"/>
+        </w:rPr>
+      </w:pPr>
+      <w:r>
+        <w:rPr>
+          <w:rFonts w:ascii="Arial" w:eastAsia="Calibri" w:hAnsi="Arial" w:cs="Arial"/>
+          <w:sz w:val="19"/>
+          <w:szCs w:val="19"/>
+        </w:rPr>
+        <w:t>Complete the examination within 90 minutes and review your answers before submitting.</w:t>
       </w:r>
     </w:p>
     <w:p>
@@ -933,8 +1102,8 @@
         <w:spacing w:after="0" w:line="240" w:lineRule="auto"/>
         <w:rPr>
           <w:rFonts w:ascii="Arial" w:hAnsi="Arial" w:cs="Arial"/>
-          <w:sz w:val="16"/>
-          <w:szCs w:val="16"/>
+          <w:sz w:val="19"/>
+          <w:szCs w:val="19"/>
           <w:lang w:val="en-US"/>
         </w:rPr>
         <w:sectPr>
@@ -964,16 +1133,7 @@
           <w:szCs w:val="19"/>
           <w:lang w:val="en-US"/>
         </w:rPr>
-        <w:t xml:space="preserve"> the assessment set.</w:t>
-      </w:r>
-      <w:r>
-        <w:rPr>
-          <w:rFonts w:ascii="Arial" w:hAnsi="Arial" w:cs="Arial"/>
-          <w:sz w:val="19"/>
-          <w:szCs w:val="19"/>
-          <w:lang w:val="en-US"/>
-        </w:rPr>
-        <w:t xml:space="preserve"> </w:t>
+        <w:t xml:space="preserve"> the assessment set. </w:t>
       </w:r>
     </w:p>
     <w:p>
@@ -1047,7 +1207,6 @@
           <w:rFonts w:ascii="Calibri" w:eastAsia="Calibri" w:hAnsi="Calibri" w:cs="Calibri"/>
           <w:b/>
           <w:bCs/>
-          <w:color w:val="375623"/>
           <w:sz w:val="26"/>
           <w:szCs w:val="26"/>
         </w:rPr>
@@ -1100,166 +1259,13 @@
     </w:p>
     <w:p>
       <w:pPr>
-        <w:spacing w:before="140" w:after="60"/>
-      </w:pPr>
-      <w:r>
-        <w:rPr>
-          <w:rFonts w:ascii="Calibri" w:eastAsia="Calibri" w:hAnsi="Calibri" w:cs="Calibri"/>
+        <w:shd w:val="clear" w:color="auto" w:fill="C6E0B4"/>
+        <w:spacing w:before="260" w:after="100"/>
+      </w:pPr>
+      <w:r>
+        <w:rPr>
           <w:b/>
           <w:bCs/>
-          <w:color w:val="375623"/>
-        </w:rPr>
-        <w:t>EXAMINATION DIRECTIONS</w:t>
-      </w:r>
-    </w:p>
-    <w:p>
-      <w:pPr>
-        <w:spacing w:before="30" w:after="30"/>
-      </w:pPr>
-      <w:r>
-        <w:rPr>
-          <w:rFonts w:ascii="Calibri" w:eastAsia="Calibri" w:hAnsi="Calibri" w:cs="Calibri"/>
-          <w:sz w:val="21"/>
-          <w:szCs w:val="21"/>
-        </w:rPr>
-        <w:t>1. Read every question carefully.</w:t>
-      </w:r>
-    </w:p>
-    <w:p>
-      <w:pPr>
-        <w:spacing w:before="30" w:after="30"/>
-      </w:pPr>
-      <w:r>
-        <w:rPr>
-          <w:rFonts w:ascii="Calibri" w:eastAsia="Calibri" w:hAnsi="Calibri" w:cs="Calibri"/>
-          <w:sz w:val="21"/>
-          <w:szCs w:val="21"/>
-        </w:rPr>
-        <w:t>2. For multiple-choice items, write the capital letter of the best answer on the blank provided.</w:t>
-      </w:r>
-    </w:p>
-    <w:p>
-      <w:pPr>
-        <w:spacing w:before="30" w:after="30"/>
-      </w:pPr>
-      <w:r>
-        <w:rPr>
-          <w:rFonts w:ascii="Calibri" w:eastAsia="Calibri" w:hAnsi="Calibri" w:cs="Calibri"/>
-          <w:sz w:val="21"/>
-          <w:szCs w:val="21"/>
-        </w:rPr>
-        <w:t>3. For expression-evaluation items, write the exact resulting value.</w:t>
-      </w:r>
-    </w:p>
-    <w:p>
-      <w:pPr>
-        <w:spacing w:before="30" w:after="30"/>
-      </w:pPr>
-      <w:r>
-        <w:rPr>
-          <w:rFonts w:ascii="Calibri" w:eastAsia="Calibri" w:hAnsi="Calibri" w:cs="Calibri"/>
-          <w:sz w:val="21"/>
-          <w:szCs w:val="21"/>
-        </w:rPr>
-        <w:t>4. Boolean answers must be written exactly as True or False.</w:t>
-      </w:r>
-    </w:p>
-    <w:p>
-      <w:pPr>
-        <w:spacing w:before="30" w:after="30"/>
-      </w:pPr>
-      <w:r>
-        <w:rPr>
-          <w:rFonts w:ascii="Calibri" w:eastAsia="Calibri" w:hAnsi="Calibri" w:cs="Calibri"/>
-          <w:sz w:val="21"/>
-          <w:szCs w:val="21"/>
-        </w:rPr>
-        <w:t>5. For output-tracing questions, write the exact output, including capitalization, punctuation, spacing, line order, and decimal places.</w:t>
-      </w:r>
-    </w:p>
-    <w:p>
-      <w:pPr>
-        <w:spacing w:before="30" w:after="30"/>
-      </w:pPr>
-      <w:r>
-        <w:rPr>
-          <w:rFonts w:ascii="Calibri" w:eastAsia="Calibri" w:hAnsi="Calibri" w:cs="Calibri"/>
-          <w:sz w:val="21"/>
-          <w:szCs w:val="21"/>
-        </w:rPr>
-        <w:t>6. For Part III, use the required variable names and standard flowchart symbols.</w:t>
-      </w:r>
-    </w:p>
-    <w:p>
-      <w:pPr>
-        <w:spacing w:before="30" w:after="30"/>
-      </w:pPr>
-      <w:r>
-        <w:rPr>
-          <w:rFonts w:ascii="Calibri" w:eastAsia="Calibri" w:hAnsi="Calibri" w:cs="Calibri"/>
-          <w:sz w:val="21"/>
-          <w:szCs w:val="21"/>
-        </w:rPr>
-        <w:t>7. Electronic devices, notes, and online resources are not allowed.</w:t>
-      </w:r>
-    </w:p>
-    <w:p>
-      <w:pPr>
-        <w:spacing w:before="30" w:after="30"/>
-      </w:pPr>
-      <w:r>
-        <w:rPr>
-          <w:rFonts w:ascii="Calibri" w:eastAsia="Calibri" w:hAnsi="Calibri" w:cs="Calibri"/>
-          <w:sz w:val="21"/>
-          <w:szCs w:val="21"/>
-        </w:rPr>
-        <w:t>8. Complete the examination within 90 minutes and review your answers before submitting.</w:t>
-      </w:r>
-    </w:p>
-    <w:p>
-      <w:pPr>
-        <w:spacing w:before="100" w:after="60"/>
-      </w:pPr>
-      <w:r>
-        <w:rPr>
-          <w:b/>
-          <w:bCs/>
-          <w:sz w:val="21"/>
-          <w:szCs w:val="21"/>
-        </w:rPr>
-        <w:t xml:space="preserve">Honor Statement: </w:t>
-      </w:r>
-      <w:r>
-        <w:rPr>
-          <w:i/>
-          <w:iCs/>
-          <w:sz w:val="21"/>
-          <w:szCs w:val="21"/>
-        </w:rPr>
-        <w:t>I certify that I completed this examination independently and did not give or receive unauthorized assistance.</w:t>
-      </w:r>
-    </w:p>
-    <w:p>
-      <w:pPr>
-        <w:spacing w:before="60" w:after="120"/>
-      </w:pPr>
-      <w:r>
-        <w:rPr>
-          <w:rFonts w:ascii="Calibri" w:eastAsia="Calibri" w:hAnsi="Calibri" w:cs="Calibri"/>
-        </w:rPr>
-        <w:t>Student Signature: __________________________________</w:t>
-      </w:r>
-    </w:p>
-    <w:p>
-      <w:pPr>
-        <w:shd w:val="clear" w:color="auto" w:fill="C6E0B4"/>
-        <w:spacing w:before="260" w:after="100"/>
-      </w:pPr>
-      <w:r>
-        <w:rPr>
-          <w:b/>
-          <w:bCs/>
-          <w:color w:val="375623"/>
           <w:sz w:val="24"/>
           <w:szCs w:val="24"/>
         </w:rPr>
@@ -1302,6 +1308,59 @@
         </w:rPr>
         <w:t xml:space="preserve">          A. Input</w:t>
       </w:r>
+      <w:r>
+        <w:tab/>
+      </w:r>
+      <w:r>
+        <w:tab/>
+      </w:r>
+      <w:r>
+        <w:rPr>
+          <w:rFonts w:ascii="Calibri" w:eastAsia="Calibri" w:hAnsi="Calibri" w:cs="Calibri"/>
+        </w:rPr>
+        <w:t>B. Process</w:t>
+      </w:r>
+      <w:r>
+        <w:tab/>
+      </w:r>
+      <w:r>
+        <w:tab/>
+      </w:r>
+      <w:r>
+        <w:rPr>
+          <w:rFonts w:ascii="Calibri" w:eastAsia="Calibri" w:hAnsi="Calibri" w:cs="Calibri"/>
+        </w:rPr>
+        <w:t>C. Storage</w:t>
+      </w:r>
+      <w:r>
+        <w:rPr>
+          <w:rFonts w:ascii="Calibri" w:eastAsia="Calibri" w:hAnsi="Calibri" w:cs="Calibri"/>
+        </w:rPr>
+        <w:tab/>
+      </w:r>
+      <w:r>
+        <w:rPr>
+          <w:rFonts w:ascii="Calibri" w:eastAsia="Calibri" w:hAnsi="Calibri" w:cs="Calibri"/>
+        </w:rPr>
+        <w:tab/>
+      </w:r>
+      <w:r>
+        <w:rPr>
+          <w:rFonts w:ascii="Calibri" w:eastAsia="Calibri" w:hAnsi="Calibri" w:cs="Calibri"/>
+        </w:rPr>
+        <w:t>D. Output</w:t>
+      </w:r>
+    </w:p>
+    <w:p>
+      <w:pPr>
+        <w:spacing w:before="110" w:after="60"/>
+      </w:pPr>
+      <w:r>
+        <w:rPr>
+          <w:rFonts w:ascii="Calibri" w:eastAsia="Calibri" w:hAnsi="Calibri" w:cs="Calibri"/>
+        </w:rPr>
+        <w:t>_____ 2. Programmers write comments in their code mainly to:</w:t>
+      </w:r>
     </w:p>
     <w:p>
       <w:pPr>
@@ -1311,7 +1370,7 @@
         <w:rPr>
           <w:rFonts w:ascii="Calibri" w:eastAsia="Calibri" w:hAnsi="Calibri" w:cs="Calibri"/>
         </w:rPr>
-        <w:t xml:space="preserve">          B. Process</w:t>
+        <w:t xml:space="preserve">          A. Make the program run faster</w:t>
       </w:r>
     </w:p>
     <w:p>
@@ -1322,7 +1381,7 @@
         <w:rPr>
           <w:rFonts w:ascii="Calibri" w:eastAsia="Calibri" w:hAnsi="Calibri" w:cs="Calibri"/>
         </w:rPr>
-        <w:t xml:space="preserve">          C. Storage</w:t>
+        <w:t xml:space="preserve">          B. Explain the code to human readers, since Python ignores comments when running</w:t>
       </w:r>
     </w:p>
     <w:p>
@@ -1333,7 +1392,18 @@
         <w:rPr>
           <w:rFonts w:ascii="Calibri" w:eastAsia="Calibri" w:hAnsi="Calibri" w:cs="Calibri"/>
         </w:rPr>
-        <w:t xml:space="preserve">          D. Output</w:t>
+        <w:t xml:space="preserve">          C. Display messages on the screen</w:t>
+      </w:r>
+    </w:p>
+    <w:p>
+      <w:pPr>
+        <w:spacing w:before="15" w:after="15"/>
+      </w:pPr>
+      <w:r>
+        <w:rPr>
+          <w:rFonts w:ascii="Calibri" w:eastAsia="Calibri" w:hAnsi="Calibri" w:cs="Calibri"/>
+        </w:rPr>
+        <w:t xml:space="preserve">          D. Store data permanently</w:t>
       </w:r>
     </w:p>
     <w:p>
@@ -1344,7 +1414,7 @@
         <w:rPr>
           <w:rFonts w:ascii="Calibri" w:eastAsia="Calibri" w:hAnsi="Calibri" w:cs="Calibri"/>
         </w:rPr>
-        <w:t>_____ 2. Programmers write comments in their code mainly to:</w:t>
+        <w:t>_____ 3. Which Python function is used to ask the user to type a value?</w:t>
       </w:r>
     </w:p>
     <w:p>
@@ -1355,8 +1425,98 @@
         <w:rPr>
           <w:rFonts w:ascii="Calibri" w:eastAsia="Calibri" w:hAnsi="Calibri" w:cs="Calibri"/>
         </w:rPr>
+        <w:t xml:space="preserve">          A. input()</w:t>
+      </w:r>
+      <w:r>
+        <w:tab/>
+      </w:r>
+      <w:r>
+        <w:tab/>
+      </w:r>
+      <w:r>
+        <w:rPr>
+          <w:rFonts w:ascii="Calibri" w:eastAsia="Calibri" w:hAnsi="Calibri" w:cs="Calibri"/>
+        </w:rPr>
+        <w:t>B. print()</w:t>
+      </w:r>
+      <w:r>
+        <w:tab/>
+      </w:r>
+      <w:r>
+        <w:tab/>
+      </w:r>
+      <w:r>
+        <w:rPr>
+          <w:rFonts w:ascii="Calibri" w:eastAsia="Calibri" w:hAnsi="Calibri" w:cs="Calibri"/>
+        </w:rPr>
+        <w:t>C. type()</w:t>
+      </w:r>
+      <w:r>
+        <w:tab/>
+      </w:r>
+      <w:r>
+        <w:tab/>
+      </w:r>
+      <w:r>
+        <w:rPr>
+          <w:rFonts w:ascii="Calibri" w:eastAsia="Calibri" w:hAnsi="Calibri" w:cs="Calibri"/>
+        </w:rPr>
+        <w:t>D. value()</w:t>
+      </w:r>
+    </w:p>
+    <w:p>
+      <w:pPr>
+        <w:spacing w:before="110" w:after="60"/>
+      </w:pPr>
+      <w:r>
+        <w:rPr>
+          <w:rFonts w:ascii="Calibri" w:eastAsia="Calibri" w:hAnsi="Calibri" w:cs="Calibri"/>
+        </w:rPr>
+        <w:t>_____ 4. A programming language is necessary because:</w:t>
+      </w:r>
+    </w:p>
+    <w:p>
+      <w:pPr>
+        <w:spacing w:before="15" w:after="15"/>
+        <w:rPr>
+          <w:rFonts w:ascii="Calibri" w:eastAsia="Calibri" w:hAnsi="Calibri" w:cs="Calibri"/>
+        </w:rPr>
+      </w:pPr>
+      <w:r>
+        <w:rPr>
+          <w:rFonts w:ascii="Calibri" w:eastAsia="Calibri" w:hAnsi="Calibri" w:cs="Calibri"/>
+        </w:rPr>
+        <w:t xml:space="preserve">          A. Computers can understand English directl</w:t>
+      </w:r>
+      <w:r>
+        <w:rPr>
+          <w:rFonts w:ascii="Calibri" w:eastAsia="Calibri" w:hAnsi="Calibri" w:cs="Calibri"/>
+        </w:rPr>
+        <w:t>y</w:t>
+      </w:r>
+      <w:r>
+        <w:rPr>
+          <w:rFonts w:ascii="Calibri" w:eastAsia="Calibri" w:hAnsi="Calibri" w:cs="Calibri"/>
+        </w:rPr>
+        <w:tab/>
+      </w:r>
+    </w:p>
+    <w:p>
+      <w:pPr>
+        <w:spacing w:before="15" w:after="15"/>
+      </w:pPr>
+      <w:r>
+        <w:rPr>
+          <w:rFonts w:ascii="Calibri" w:eastAsia="Calibri" w:hAnsi="Calibri" w:cs="Calibri"/>
+        </w:rPr>
         <w:lastRenderedPageBreak/>
-        <w:t xml:space="preserve">          A. Make the program run faster</w:t>
+        <w:t xml:space="preserve">          </w:t>
+      </w:r>
+      <w:r>
+        <w:rPr>
+          <w:rFonts w:ascii="Calibri" w:eastAsia="Calibri" w:hAnsi="Calibri" w:cs="Calibri"/>
+        </w:rPr>
+        <w:t>B. Programs cannot run without the internet</w:t>
       </w:r>
     </w:p>
     <w:p>
@@ -1367,7 +1527,7 @@
         <w:rPr>
           <w:rFonts w:ascii="Calibri" w:eastAsia="Calibri" w:hAnsi="Calibri" w:cs="Calibri"/>
         </w:rPr>
-        <w:t xml:space="preserve">          B. Explain the code to human readers, since Python ignores comments when running</w:t>
+        <w:t xml:space="preserve">          C. It provides a precise form in which instructions can be written for a computer</w:t>
       </w:r>
     </w:p>
     <w:p>
@@ -1378,7 +1538,18 @@
         <w:rPr>
           <w:rFonts w:ascii="Calibri" w:eastAsia="Calibri" w:hAnsi="Calibri" w:cs="Calibri"/>
         </w:rPr>
-        <w:t xml:space="preserve">          C. Display messages on the screen</w:t>
+        <w:t xml:space="preserve">          D. It replaces the need for algorithms</w:t>
+      </w:r>
+    </w:p>
+    <w:p>
+      <w:pPr>
+        <w:spacing w:before="110" w:after="60"/>
+      </w:pPr>
+      <w:r>
+        <w:rPr>
+          <w:rFonts w:ascii="Calibri" w:eastAsia="Calibri" w:hAnsi="Calibri" w:cs="Calibri"/>
+        </w:rPr>
+        <w:t>_____ 5. Which command creates a new Git repository in the current folder?</w:t>
       </w:r>
     </w:p>
     <w:p>
@@ -1389,7 +1560,43 @@
         <w:rPr>
           <w:rFonts w:ascii="Calibri" w:eastAsia="Calibri" w:hAnsi="Calibri" w:cs="Calibri"/>
         </w:rPr>
-        <w:t xml:space="preserve">          D. Store data permanently</w:t>
+        <w:t xml:space="preserve">          A. git new</w:t>
+      </w:r>
+      <w:r>
+        <w:tab/>
+      </w:r>
+      <w:r>
+        <w:tab/>
+      </w:r>
+      <w:r>
+        <w:rPr>
+          <w:rFonts w:ascii="Calibri" w:eastAsia="Calibri" w:hAnsi="Calibri" w:cs="Calibri"/>
+        </w:rPr>
+        <w:t>B. git start</w:t>
+      </w:r>
+      <w:r>
+        <w:tab/>
+      </w:r>
+      <w:r>
+        <w:tab/>
+      </w:r>
+      <w:r>
+        <w:rPr>
+          <w:rFonts w:ascii="Calibri" w:eastAsia="Calibri" w:hAnsi="Calibri" w:cs="Calibri"/>
+        </w:rPr>
+        <w:t>C. git init</w:t>
+      </w:r>
+      <w:r>
+        <w:tab/>
+      </w:r>
+      <w:r>
+        <w:tab/>
+      </w:r>
+      <w:r>
+        <w:rPr>
+          <w:rFonts w:ascii="Calibri" w:eastAsia="Calibri" w:hAnsi="Calibri" w:cs="Calibri"/>
+        </w:rPr>
+        <w:t>D. git create</w:t>
       </w:r>
     </w:p>
     <w:p>
@@ -1400,7 +1607,7 @@
         <w:rPr>
           <w:rFonts w:ascii="Calibri" w:eastAsia="Calibri" w:hAnsi="Calibri" w:cs="Calibri"/>
         </w:rPr>
-        <w:t>_____ 3. Which Python function is used to ask the user to type a value?</w:t>
+        <w:t>_____ 6. Immediately after git commit, the recorded changes are:</w:t>
       </w:r>
     </w:p>
     <w:p>
@@ -1411,7 +1618,7 @@
         <w:rPr>
           <w:rFonts w:ascii="Calibri" w:eastAsia="Calibri" w:hAnsi="Calibri" w:cs="Calibri"/>
         </w:rPr>
-        <w:t xml:space="preserve">          A. input()</w:t>
+        <w:t xml:space="preserve">          A. Saved in the local repository history but not yet on GitHub</w:t>
       </w:r>
     </w:p>
     <w:p>
@@ -1422,7 +1629,7 @@
         <w:rPr>
           <w:rFonts w:ascii="Calibri" w:eastAsia="Calibri" w:hAnsi="Calibri" w:cs="Calibri"/>
         </w:rPr>
-        <w:t xml:space="preserve">          B. print()</w:t>
+        <w:t xml:space="preserve">          B. Uploaded automatically to GitHub</w:t>
       </w:r>
     </w:p>
     <w:p>
@@ -1433,7 +1640,7 @@
         <w:rPr>
           <w:rFonts w:ascii="Calibri" w:eastAsia="Calibri" w:hAnsi="Calibri" w:cs="Calibri"/>
         </w:rPr>
-        <w:t xml:space="preserve">          C. type()</w:t>
+        <w:t xml:space="preserve">          C. Deleted from the folder</w:t>
       </w:r>
     </w:p>
     <w:p>
@@ -1444,7 +1651,7 @@
         <w:rPr>
           <w:rFonts w:ascii="Calibri" w:eastAsia="Calibri" w:hAnsi="Calibri" w:cs="Calibri"/>
         </w:rPr>
-        <w:t xml:space="preserve">          D. value()</w:t>
+        <w:t xml:space="preserve">          D. Visible to all GitHub users</w:t>
       </w:r>
     </w:p>
     <w:p>
@@ -1455,7 +1662,7 @@
         <w:rPr>
           <w:rFonts w:ascii="Calibri" w:eastAsia="Calibri" w:hAnsi="Calibri" w:cs="Calibri"/>
         </w:rPr>
-        <w:t>_____ 4. A programming language is necessary because:</w:t>
+        <w:t>_____ 7. Which command fetches changes from the remote repository and merges them into the local copy?</w:t>
       </w:r>
     </w:p>
     <w:p>
@@ -1466,7 +1673,51 @@
         <w:rPr>
           <w:rFonts w:ascii="Calibri" w:eastAsia="Calibri" w:hAnsi="Calibri" w:cs="Calibri"/>
         </w:rPr>
-        <w:t xml:space="preserve">          A. Computers can understand English directly</w:t>
+        <w:t xml:space="preserve">          A. git push</w:t>
+      </w:r>
+      <w:r>
+        <w:tab/>
+      </w:r>
+      <w:r>
+        <w:rPr>
+          <w:rFonts w:ascii="Calibri" w:eastAsia="Calibri" w:hAnsi="Calibri" w:cs="Calibri"/>
+        </w:rPr>
+        <w:t>B. git status</w:t>
+      </w:r>
+      <w:r>
+        <w:tab/>
+      </w:r>
+      <w:r>
+        <w:tab/>
+      </w:r>
+      <w:r>
+        <w:rPr>
+          <w:rFonts w:ascii="Calibri" w:eastAsia="Calibri" w:hAnsi="Calibri" w:cs="Calibri"/>
+        </w:rPr>
+        <w:t>C. git commit</w:t>
+      </w:r>
+      <w:r>
+        <w:tab/>
+      </w:r>
+      <w:r>
+        <w:tab/>
+      </w:r>
+      <w:r>
+        <w:rPr>
+          <w:rFonts w:ascii="Calibri" w:eastAsia="Calibri" w:hAnsi="Calibri" w:cs="Calibri"/>
+        </w:rPr>
+        <w:t>D. git pull</w:t>
+      </w:r>
+    </w:p>
+    <w:p>
+      <w:pPr>
+        <w:spacing w:before="110" w:after="60"/>
+      </w:pPr>
+      <w:r>
+        <w:rPr>
+          <w:rFonts w:ascii="Calibri" w:eastAsia="Calibri" w:hAnsi="Calibri" w:cs="Calibri"/>
+        </w:rPr>
+        <w:t>_____ 8. A team of students wants all members to access the same repository over the internet. Which tool directly provides this service?</w:t>
       </w:r>
     </w:p>
     <w:p>
@@ -1477,7 +1728,51 @@
         <w:rPr>
           <w:rFonts w:ascii="Calibri" w:eastAsia="Calibri" w:hAnsi="Calibri" w:cs="Calibri"/>
         </w:rPr>
-        <w:t xml:space="preserve">          B. Programs cannot run without the internet</w:t>
+        <w:t xml:space="preserve">          A. GitHub</w:t>
+      </w:r>
+      <w:r>
+        <w:tab/>
+      </w:r>
+      <w:r>
+        <w:tab/>
+      </w:r>
+      <w:r>
+        <w:rPr>
+          <w:rFonts w:ascii="Calibri" w:eastAsia="Calibri" w:hAnsi="Calibri" w:cs="Calibri"/>
+        </w:rPr>
+        <w:t>B. VS Code</w:t>
+      </w:r>
+      <w:r>
+        <w:tab/>
+      </w:r>
+      <w:r>
+        <w:tab/>
+      </w:r>
+      <w:r>
+        <w:rPr>
+          <w:rFonts w:ascii="Calibri" w:eastAsia="Calibri" w:hAnsi="Calibri" w:cs="Calibri"/>
+        </w:rPr>
+        <w:t>C. The Python interpreter</w:t>
+      </w:r>
+      <w:r>
+        <w:tab/>
+      </w:r>
+      <w:r>
+        <w:rPr>
+          <w:rFonts w:ascii="Calibri" w:eastAsia="Calibri" w:hAnsi="Calibri" w:cs="Calibri"/>
+        </w:rPr>
+        <w:t>D. A flowchart editor</w:t>
+      </w:r>
+    </w:p>
+    <w:p>
+      <w:pPr>
+        <w:spacing w:before="110" w:after="60"/>
+      </w:pPr>
+      <w:r>
+        <w:rPr>
+          <w:rFonts w:ascii="Calibri" w:eastAsia="Calibri" w:hAnsi="Calibri" w:cs="Calibri"/>
+        </w:rPr>
+        <w:t>_____ 9. The text written inside a decision diamond must be:</w:t>
       </w:r>
     </w:p>
     <w:p>
@@ -1488,7 +1783,31 @@
         <w:rPr>
           <w:rFonts w:ascii="Calibri" w:eastAsia="Calibri" w:hAnsi="Calibri" w:cs="Calibri"/>
         </w:rPr>
-        <w:t xml:space="preserve">          C. It provides a precise form in which instructions can be written for a computer</w:t>
+        <w:t xml:space="preserve">          A. A computation formula</w:t>
+      </w:r>
+      <w:r>
+        <w:tab/>
+      </w:r>
+      <w:r>
+        <w:tab/>
+      </w:r>
+      <w:r>
+        <w:tab/>
+      </w:r>
+      <w:r>
+        <w:tab/>
+      </w:r>
+      <w:r>
+        <w:tab/>
+      </w:r>
+      <w:r>
+        <w:tab/>
+      </w:r>
+      <w:r>
+        <w:rPr>
+          <w:rFonts w:ascii="Calibri" w:eastAsia="Calibri" w:hAnsi="Calibri" w:cs="Calibri"/>
+        </w:rPr>
+        <w:t>B. The name of the program</w:t>
       </w:r>
     </w:p>
     <w:p>
@@ -1499,7 +1818,22 @@
         <w:rPr>
           <w:rFonts w:ascii="Calibri" w:eastAsia="Calibri" w:hAnsi="Calibri" w:cs="Calibri"/>
         </w:rPr>
-        <w:t xml:space="preserve">          D. It replaces the need for algorithms</w:t>
+        <w:t xml:space="preserve">          C. A question or condition answerable by Yes or No</w:t>
+      </w:r>
+      <w:r>
+        <w:tab/>
+      </w:r>
+      <w:r>
+        <w:tab/>
+      </w:r>
+      <w:r>
+        <w:tab/>
+      </w:r>
+      <w:r>
+        <w:rPr>
+          <w:rFonts w:ascii="Calibri" w:eastAsia="Calibri" w:hAnsi="Calibri" w:cs="Calibri"/>
+        </w:rPr>
+        <w:t>D. The final output message</w:t>
       </w:r>
     </w:p>
     <w:p>
@@ -1510,7 +1844,7 @@
         <w:rPr>
           <w:rFonts w:ascii="Calibri" w:eastAsia="Calibri" w:hAnsi="Calibri" w:cs="Calibri"/>
         </w:rPr>
-        <w:t>_____ 5. Which command creates a new Git repository in the current folder?</w:t>
+        <w:t>_____ 10. Which step belongs inside a parallelogram symbol?</w:t>
       </w:r>
     </w:p>
     <w:p>
@@ -1521,7 +1855,22 @@
         <w:rPr>
           <w:rFonts w:ascii="Calibri" w:eastAsia="Calibri" w:hAnsi="Calibri" w:cs="Calibri"/>
         </w:rPr>
-        <w:t xml:space="preserve">          A. git new</w:t>
+        <w:t xml:space="preserve">          A. Compute the total cost</w:t>
+      </w:r>
+      <w:r>
+        <w:tab/>
+      </w:r>
+      <w:r>
+        <w:tab/>
+      </w:r>
+      <w:r>
+        <w:tab/>
+      </w:r>
+      <w:r>
+        <w:rPr>
+          <w:rFonts w:ascii="Calibri" w:eastAsia="Calibri" w:hAnsi="Calibri" w:cs="Calibri"/>
+        </w:rPr>
+        <w:t>B. Check if the total is greater than 100</w:t>
       </w:r>
     </w:p>
     <w:p>
@@ -1532,7 +1881,33 @@
         <w:rPr>
           <w:rFonts w:ascii="Calibri" w:eastAsia="Calibri" w:hAnsi="Calibri" w:cs="Calibri"/>
         </w:rPr>
-        <w:t xml:space="preserve">          B. git start</w:t>
+        <w:t xml:space="preserve">          C. End the program</w:t>
+      </w:r>
+      <w:r>
+        <w:tab/>
+      </w:r>
+      <w:r>
+        <w:tab/>
+      </w:r>
+      <w:r>
+        <w:tab/>
+      </w:r>
+      <w:r>
+        <w:rPr>
+          <w:rFonts w:ascii="Calibri" w:eastAsia="Calibri" w:hAnsi="Calibri" w:cs="Calibri"/>
+        </w:rPr>
+        <w:t>D. Display the total cost</w:t>
+      </w:r>
+    </w:p>
+    <w:p>
+      <w:pPr>
+        <w:spacing w:before="110" w:after="60"/>
+      </w:pPr>
+      <w:r>
+        <w:rPr>
+          <w:rFonts w:ascii="Calibri" w:eastAsia="Calibri" w:hAnsi="Calibri" w:cs="Calibri"/>
+        </w:rPr>
+        <w:t>_____ 11. The main difference between an algorithm and a program is that an algorithm:</w:t>
       </w:r>
     </w:p>
     <w:p>
@@ -1543,7 +1918,7 @@
         <w:rPr>
           <w:rFonts w:ascii="Calibri" w:eastAsia="Calibri" w:hAnsi="Calibri" w:cs="Calibri"/>
         </w:rPr>
-        <w:t xml:space="preserve">          C. git init</w:t>
+        <w:t xml:space="preserve">          A. Is a language-independent list of steps, while a program is written in a programming language</w:t>
       </w:r>
     </w:p>
     <w:p>
@@ -1554,7 +1929,29 @@
         <w:rPr>
           <w:rFonts w:ascii="Calibri" w:eastAsia="Calibri" w:hAnsi="Calibri" w:cs="Calibri"/>
         </w:rPr>
-        <w:t xml:space="preserve">          D. git create</w:t>
+        <w:t xml:space="preserve">          B. Always runs faster than a program</w:t>
+      </w:r>
+    </w:p>
+    <w:p>
+      <w:pPr>
+        <w:spacing w:before="15" w:after="15"/>
+      </w:pPr>
+      <w:r>
+        <w:rPr>
+          <w:rFonts w:ascii="Calibri" w:eastAsia="Calibri" w:hAnsi="Calibri" w:cs="Calibri"/>
+        </w:rPr>
+        <w:t xml:space="preserve">          C. Can only be drawn, never written</w:t>
+      </w:r>
+    </w:p>
+    <w:p>
+      <w:pPr>
+        <w:spacing w:before="15" w:after="15"/>
+      </w:pPr>
+      <w:r>
+        <w:rPr>
+          <w:rFonts w:ascii="Calibri" w:eastAsia="Calibri" w:hAnsi="Calibri" w:cs="Calibri"/>
+        </w:rPr>
+        <w:t xml:space="preserve">          D. Requires a computer to be valid</w:t>
       </w:r>
     </w:p>
     <w:p>
@@ -1565,7 +1962,7 @@
         <w:rPr>
           <w:rFonts w:ascii="Calibri" w:eastAsia="Calibri" w:hAnsi="Calibri" w:cs="Calibri"/>
         </w:rPr>
-        <w:t>_____ 6. Immediately after git commit, the recorded changes are:</w:t>
+        <w:t>_____ 12. In an IPO table for computing the area of a rectangle, which entry belongs under Process?</w:t>
       </w:r>
     </w:p>
     <w:p>
@@ -1576,7 +1973,19 @@
         <w:rPr>
           <w:rFonts w:ascii="Calibri" w:eastAsia="Calibri" w:hAnsi="Calibri" w:cs="Calibri"/>
         </w:rPr>
-        <w:t xml:space="preserve">          A. Saved in the local repository history but not yet on GitHub</w:t>
+        <w:t xml:space="preserve">          A. Read the length and width</w:t>
+      </w:r>
+      <w:r>
+        <w:tab/>
+      </w:r>
+      <w:r>
+        <w:tab/>
+      </w:r>
+      <w:r>
+        <w:rPr>
+          <w:rFonts w:ascii="Calibri" w:eastAsia="Calibri" w:hAnsi="Calibri" w:cs="Calibri"/>
+        </w:rPr>
+        <w:t>B. Multiply the length by the width</w:t>
       </w:r>
     </w:p>
     <w:p>
@@ -1587,7 +1996,36 @@
         <w:rPr>
           <w:rFonts w:ascii="Calibri" w:eastAsia="Calibri" w:hAnsi="Calibri" w:cs="Calibri"/>
         </w:rPr>
-        <w:t xml:space="preserve">          B. Uploaded automatically to GitHub</w:t>
+        <w:t xml:space="preserve">          C. Display the area</w:t>
+      </w:r>
+      <w:r>
+        <w:tab/>
+      </w:r>
+      <w:r>
+        <w:tab/>
+      </w:r>
+      <w:r>
+        <w:tab/>
+      </w:r>
+      <w:r>
+        <w:tab/>
+      </w:r>
+      <w:r>
+        <w:rPr>
+          <w:rFonts w:ascii="Calibri" w:eastAsia="Calibri" w:hAnsi="Calibri" w:cs="Calibri"/>
+        </w:rPr>
+        <w:t>D. The ruler used for measuring</w:t>
+      </w:r>
+    </w:p>
+    <w:p>
+      <w:pPr>
+        <w:spacing w:before="110" w:after="60"/>
+      </w:pPr>
+      <w:r>
+        <w:rPr>
+          <w:rFonts w:ascii="Calibri" w:eastAsia="Calibri" w:hAnsi="Calibri" w:cs="Calibri"/>
+        </w:rPr>
+        <w:t>_____ 13. Which line follows standard pseudocode style for reading a value?</w:t>
       </w:r>
     </w:p>
     <w:p>
@@ -1598,7 +2036,48 @@
         <w:rPr>
           <w:rFonts w:ascii="Calibri" w:eastAsia="Calibri" w:hAnsi="Calibri" w:cs="Calibri"/>
         </w:rPr>
-        <w:t xml:space="preserve">          C. Deleted from the folder</w:t>
+        <w:t xml:space="preserve">          A. age = input()</w:t>
+      </w:r>
+      <w:r>
+        <w:tab/>
+      </w:r>
+      <w:r>
+        <w:rPr>
+          <w:rFonts w:ascii="Calibri" w:eastAsia="Calibri" w:hAnsi="Calibri" w:cs="Calibri"/>
+        </w:rPr>
+        <w:t>B. scanf("%d", age)</w:t>
+      </w:r>
+      <w:r>
+        <w:tab/>
+      </w:r>
+      <w:r>
+        <w:rPr>
+          <w:rFonts w:ascii="Calibri" w:eastAsia="Calibri" w:hAnsi="Calibri" w:cs="Calibri"/>
+        </w:rPr>
+        <w:t>C. INPUT age</w:t>
+      </w:r>
+      <w:r>
+        <w:tab/>
+      </w:r>
+      <w:r>
+        <w:tab/>
+      </w:r>
+      <w:r>
+        <w:rPr>
+          <w:rFonts w:ascii="Calibri" w:eastAsia="Calibri" w:hAnsi="Calibri" w:cs="Calibri"/>
+        </w:rPr>
+        <w:t>D. type age here</w:t>
+      </w:r>
+    </w:p>
+    <w:p>
+      <w:pPr>
+        <w:spacing w:before="110" w:after="60"/>
+      </w:pPr>
+      <w:r>
+        <w:rPr>
+          <w:rFonts w:ascii="Calibri" w:eastAsia="Calibri" w:hAnsi="Calibri" w:cs="Calibri"/>
+        </w:rPr>
+        <w:t>_____ 14. A variable will store a student's average grade. Which name follows Python naming conventions?</w:t>
       </w:r>
     </w:p>
     <w:p>
@@ -1609,7 +2088,37 @@
         <w:rPr>
           <w:rFonts w:ascii="Calibri" w:eastAsia="Calibri" w:hAnsi="Calibri" w:cs="Calibri"/>
         </w:rPr>
-        <w:t xml:space="preserve">          D. Visible to all GitHub users</w:t>
+        <w:t xml:space="preserve">          A. average_grade</w:t>
+      </w:r>
+      <w:r>
+        <w:tab/>
+      </w:r>
+      <w:r>
+        <w:tab/>
+      </w:r>
+      <w:r>
+        <w:rPr>
+          <w:rFonts w:ascii="Calibri" w:eastAsia="Calibri" w:hAnsi="Calibri" w:cs="Calibri"/>
+        </w:rPr>
+        <w:t>B. AverageGrade!</w:t>
+      </w:r>
+      <w:r>
+        <w:tab/>
+      </w:r>
+      <w:r>
+        <w:rPr>
+          <w:rFonts w:ascii="Calibri" w:eastAsia="Calibri" w:hAnsi="Calibri" w:cs="Calibri"/>
+        </w:rPr>
+        <w:t>C. 1average</w:t>
+      </w:r>
+      <w:r>
+        <w:tab/>
+      </w:r>
+      <w:r>
+        <w:rPr>
+          <w:rFonts w:ascii="Calibri" w:eastAsia="Calibri" w:hAnsi="Calibri" w:cs="Calibri"/>
+        </w:rPr>
+        <w:t>D. average grade</w:t>
       </w:r>
     </w:p>
     <w:p>
@@ -1620,7 +2129,7 @@
         <w:rPr>
           <w:rFonts w:ascii="Calibri" w:eastAsia="Calibri" w:hAnsi="Calibri" w:cs="Calibri"/>
         </w:rPr>
-        <w:t>_____ 7. Which command fetches changes from the remote repository and merges them into the local copy?</w:t>
+        <w:t>_____ 15. Which of the following is a reserved keyword in Python?</w:t>
       </w:r>
     </w:p>
     <w:p>
@@ -1631,18 +2140,124 @@
         <w:rPr>
           <w:rFonts w:ascii="Calibri" w:eastAsia="Calibri" w:hAnsi="Calibri" w:cs="Calibri"/>
         </w:rPr>
-        <w:t xml:space="preserve">          A. git push</w:t>
+        <w:t xml:space="preserve">          A. total</w:t>
+      </w:r>
+      <w:r>
+        <w:tab/>
+      </w:r>
+      <w:r>
+        <w:tab/>
+      </w:r>
+      <w:r>
+        <w:tab/>
+      </w:r>
+      <w:r>
+        <w:rPr>
+          <w:rFonts w:ascii="Calibri" w:eastAsia="Calibri" w:hAnsi="Calibri" w:cs="Calibri"/>
+        </w:rPr>
+        <w:t>B. Grade</w:t>
+      </w:r>
+      <w:r>
+        <w:tab/>
+      </w:r>
+      <w:r>
+        <w:tab/>
+      </w:r>
+      <w:r>
+        <w:rPr>
+          <w:rFonts w:ascii="Calibri" w:eastAsia="Calibri" w:hAnsi="Calibri" w:cs="Calibri"/>
+        </w:rPr>
+        <w:t>C. value</w:t>
+      </w:r>
+      <w:r>
+        <w:tab/>
+      </w:r>
+      <w:r>
+        <w:tab/>
+      </w:r>
+      <w:r>
+        <w:rPr>
+          <w:rFonts w:ascii="Calibri" w:eastAsia="Calibri" w:hAnsi="Calibri" w:cs="Calibri"/>
+        </w:rPr>
+        <w:t>D. elif</w:t>
+      </w:r>
+    </w:p>
+    <w:p>
+      <w:pPr>
+        <w:spacing w:before="110" w:after="60"/>
+      </w:pPr>
+      <w:r>
+        <w:rPr>
+          <w:rFonts w:ascii="Calibri" w:eastAsia="Calibri" w:hAnsi="Calibri" w:cs="Calibri"/>
+        </w:rPr>
+        <w:t>_____ 16. What is the data type of the value 12.0?</w:t>
       </w:r>
     </w:p>
     <w:p>
       <w:pPr>
         <w:spacing w:before="15" w:after="15"/>
-      </w:pPr>
-      <w:r>
-        <w:rPr>
-          <w:rFonts w:ascii="Calibri" w:eastAsia="Calibri" w:hAnsi="Calibri" w:cs="Calibri"/>
-        </w:rPr>
-        <w:t xml:space="preserve">          B. git status</w:t>
+        <w:rPr>
+          <w:rFonts w:ascii="Calibri" w:eastAsia="Calibri" w:hAnsi="Calibri" w:cs="Calibri"/>
+        </w:rPr>
+      </w:pPr>
+      <w:r>
+        <w:rPr>
+          <w:rFonts w:ascii="Calibri" w:eastAsia="Calibri" w:hAnsi="Calibri" w:cs="Calibri"/>
+        </w:rPr>
+        <w:t xml:space="preserve">          A. int</w:t>
+      </w:r>
+      <w:r>
+        <w:tab/>
+      </w:r>
+      <w:r>
+        <w:tab/>
+      </w:r>
+      <w:r>
+        <w:tab/>
+      </w:r>
+      <w:r>
+        <w:rPr>
+          <w:rFonts w:ascii="Calibri" w:eastAsia="Calibri" w:hAnsi="Calibri" w:cs="Calibri"/>
+        </w:rPr>
+        <w:t>B. str</w:t>
+      </w:r>
+      <w:r>
+        <w:tab/>
+      </w:r>
+      <w:r>
+        <w:tab/>
+      </w:r>
+      <w:r>
+        <w:tab/>
+      </w:r>
+      <w:r>
+        <w:rPr>
+          <w:rFonts w:ascii="Calibri" w:eastAsia="Calibri" w:hAnsi="Calibri" w:cs="Calibri"/>
+        </w:rPr>
+        <w:t>C. float</w:t>
+      </w:r>
+      <w:r>
+        <w:tab/>
+      </w:r>
+      <w:r>
+        <w:tab/>
+      </w:r>
+      <w:r>
+        <w:rPr>
+          <w:rFonts w:ascii="Calibri" w:eastAsia="Calibri" w:hAnsi="Calibri" w:cs="Calibri"/>
+        </w:rPr>
+        <w:t>D. bool</w:t>
+      </w:r>
+    </w:p>
+    <w:p>
+      <w:pPr>
+        <w:spacing w:before="110" w:after="60"/>
+      </w:pPr>
+      <w:r>
+        <w:rPr>
+          <w:rFonts w:ascii="Calibri" w:eastAsia="Calibri" w:hAnsi="Calibri" w:cs="Calibri"/>
+        </w:rPr>
+        <w:t>_____ 17. The expression "5" + "3" results in "53" because:</w:t>
       </w:r>
     </w:p>
     <w:p>
@@ -1653,7 +2268,16 @@
         <w:rPr>
           <w:rFonts w:ascii="Calibri" w:eastAsia="Calibri" w:hAnsi="Calibri" w:cs="Calibri"/>
         </w:rPr>
-        <w:t xml:space="preserve">          C. git commit</w:t>
+        <w:t xml:space="preserve">          A. Python adds the numbers incorrectly</w:t>
+      </w:r>
+      <w:r>
+        <w:tab/>
+      </w:r>
+      <w:r>
+        <w:rPr>
+          <w:rFonts w:ascii="Calibri" w:eastAsia="Calibri" w:hAnsi="Calibri" w:cs="Calibri"/>
+        </w:rPr>
+        <w:t>B. Both values are strings, so + joins them together</w:t>
       </w:r>
     </w:p>
     <w:p>
@@ -1664,7 +2288,17 @@
         <w:rPr>
           <w:rFonts w:ascii="Calibri" w:eastAsia="Calibri" w:hAnsi="Calibri" w:cs="Calibri"/>
         </w:rPr>
-        <w:t xml:space="preserve">          D. git pull</w:t>
+        <w:lastRenderedPageBreak/>
+        <w:t xml:space="preserve">          C. The quotation marks are ignored</w:t>
+      </w:r>
+      <w:r>
+        <w:tab/>
+      </w:r>
+      <w:r>
+        <w:rPr>
+          <w:rFonts w:ascii="Calibri" w:eastAsia="Calibri" w:hAnsi="Calibri" w:cs="Calibri"/>
+        </w:rPr>
+        <w:t>D. 53 is the sum of 5 and 3</w:t>
       </w:r>
     </w:p>
     <w:p>
@@ -1675,7 +2309,7 @@
         <w:rPr>
           <w:rFonts w:ascii="Calibri" w:eastAsia="Calibri" w:hAnsi="Calibri" w:cs="Calibri"/>
         </w:rPr>
-        <w:t>_____ 8. A team of students wants all members to access the same repository over the internet. Which tool directly provides this service?</w:t>
+        <w:t>_____ 18. What is the result of str(20)?</w:t>
       </w:r>
     </w:p>
     <w:p>
@@ -1686,7 +2320,60 @@
         <w:rPr>
           <w:rFonts w:ascii="Calibri" w:eastAsia="Calibri" w:hAnsi="Calibri" w:cs="Calibri"/>
         </w:rPr>
-        <w:t xml:space="preserve">          A. GitHub</w:t>
+        <w:t xml:space="preserve">          A. 20</w:t>
+      </w:r>
+      <w:r>
+        <w:tab/>
+      </w:r>
+      <w:r>
+        <w:tab/>
+      </w:r>
+      <w:r>
+        <w:tab/>
+      </w:r>
+      <w:r>
+        <w:rPr>
+          <w:rFonts w:ascii="Calibri" w:eastAsia="Calibri" w:hAnsi="Calibri" w:cs="Calibri"/>
+        </w:rPr>
+        <w:t>B. 20.0</w:t>
+      </w:r>
+      <w:r>
+        <w:tab/>
+      </w:r>
+      <w:r>
+        <w:tab/>
+      </w:r>
+      <w:r>
+        <w:tab/>
+      </w:r>
+      <w:r>
+        <w:rPr>
+          <w:rFonts w:ascii="Calibri" w:eastAsia="Calibri" w:hAnsi="Calibri" w:cs="Calibri"/>
+        </w:rPr>
+        <w:t>C. An error occurs</w:t>
+      </w:r>
+      <w:r>
+        <w:tab/>
+      </w:r>
+      <w:r>
+        <w:tab/>
+      </w:r>
+      <w:r>
+        <w:rPr>
+          <w:rFonts w:ascii="Calibri" w:eastAsia="Calibri" w:hAnsi="Calibri" w:cs="Calibri"/>
+        </w:rPr>
+        <w:t>D. "20"</w:t>
+      </w:r>
+    </w:p>
+    <w:p>
+      <w:pPr>
+        <w:spacing w:before="110" w:after="60"/>
+      </w:pPr>
+      <w:r>
+        <w:rPr>
+          <w:rFonts w:ascii="Calibri" w:eastAsia="Calibri" w:hAnsi="Calibri" w:cs="Calibri"/>
+        </w:rPr>
+        <w:t>_____ 19. A value from input() must be converted before it is used in arithmetic because input() returns:</w:t>
       </w:r>
     </w:p>
     <w:p>
@@ -1697,7 +2384,19 @@
         <w:rPr>
           <w:rFonts w:ascii="Calibri" w:eastAsia="Calibri" w:hAnsi="Calibri" w:cs="Calibri"/>
         </w:rPr>
-        <w:t xml:space="preserve">          B. VS Code</w:t>
+        <w:t xml:space="preserve">          A. A string, and arithmetic requires numeric types</w:t>
+      </w:r>
+      <w:r>
+        <w:tab/>
+      </w:r>
+      <w:r>
+        <w:tab/>
+      </w:r>
+      <w:r>
+        <w:rPr>
+          <w:rFonts w:ascii="Calibri" w:eastAsia="Calibri" w:hAnsi="Calibri" w:cs="Calibri"/>
+        </w:rPr>
+        <w:t>B. A float that is too small</w:t>
       </w:r>
     </w:p>
     <w:p>
@@ -1708,7 +2407,39 @@
         <w:rPr>
           <w:rFonts w:ascii="Calibri" w:eastAsia="Calibri" w:hAnsi="Calibri" w:cs="Calibri"/>
         </w:rPr>
-        <w:t xml:space="preserve">          C. The Python interpreter</w:t>
+        <w:t xml:space="preserve">          C. A negative number</w:t>
+      </w:r>
+      <w:r>
+        <w:tab/>
+      </w:r>
+      <w:r>
+        <w:tab/>
+      </w:r>
+      <w:r>
+        <w:tab/>
+      </w:r>
+      <w:r>
+        <w:tab/>
+      </w:r>
+      <w:r>
+        <w:tab/>
+      </w:r>
+      <w:r>
+        <w:rPr>
+          <w:rFonts w:ascii="Calibri" w:eastAsia="Calibri" w:hAnsi="Calibri" w:cs="Calibri"/>
+        </w:rPr>
+        <w:t>D. A Boolean value</w:t>
+      </w:r>
+    </w:p>
+    <w:p>
+      <w:pPr>
+        <w:spacing w:before="110" w:after="60"/>
+      </w:pPr>
+      <w:r>
+        <w:rPr>
+          <w:rFonts w:ascii="Calibri" w:eastAsia="Calibri" w:hAnsi="Calibri" w:cs="Calibri"/>
+        </w:rPr>
+        <w:t>_____ 20. What is the value of 40 - 3 * 5?</w:t>
       </w:r>
     </w:p>
     <w:p>
@@ -1719,7 +2450,52 @@
         <w:rPr>
           <w:rFonts w:ascii="Calibri" w:eastAsia="Calibri" w:hAnsi="Calibri" w:cs="Calibri"/>
         </w:rPr>
-        <w:t xml:space="preserve">          D. A flowchart editor</w:t>
+        <w:t xml:space="preserve">          A. 185</w:t>
+      </w:r>
+      <w:r>
+        <w:tab/>
+      </w:r>
+      <w:r>
+        <w:tab/>
+      </w:r>
+      <w:r>
+        <w:tab/>
+      </w:r>
+      <w:r>
+        <w:rPr>
+          <w:rFonts w:ascii="Calibri" w:eastAsia="Calibri" w:hAnsi="Calibri" w:cs="Calibri"/>
+        </w:rPr>
+        <w:t>B. 25</w:t>
+      </w:r>
+      <w:r>
+        <w:tab/>
+      </w:r>
+      <w:r>
+        <w:tab/>
+      </w:r>
+      <w:r>
+        <w:tab/>
+      </w:r>
+      <w:r>
+        <w:rPr>
+          <w:rFonts w:ascii="Calibri" w:eastAsia="Calibri" w:hAnsi="Calibri" w:cs="Calibri"/>
+        </w:rPr>
+        <w:t>C. 37</w:t>
+      </w:r>
+      <w:r>
+        <w:tab/>
+      </w:r>
+      <w:r>
+        <w:tab/>
+      </w:r>
+      <w:r>
+        <w:tab/>
+      </w:r>
+      <w:r>
+        <w:rPr>
+          <w:rFonts w:ascii="Calibri" w:eastAsia="Calibri" w:hAnsi="Calibri" w:cs="Calibri"/>
+        </w:rPr>
+        <w:t>D. 22</w:t>
       </w:r>
     </w:p>
     <w:p>
@@ -1730,7 +2506,7 @@
         <w:rPr>
           <w:rFonts w:ascii="Calibri" w:eastAsia="Calibri" w:hAnsi="Calibri" w:cs="Calibri"/>
         </w:rPr>
-        <w:t>_____ 9. The text written inside a decision diamond must be:</w:t>
+        <w:t>_____ 21. Which operator raises a number to a power?</w:t>
       </w:r>
     </w:p>
     <w:p>
@@ -1741,7 +2517,63 @@
         <w:rPr>
           <w:rFonts w:ascii="Calibri" w:eastAsia="Calibri" w:hAnsi="Calibri" w:cs="Calibri"/>
         </w:rPr>
-        <w:t xml:space="preserve">          A. A computation formula</w:t>
+        <w:t xml:space="preserve">          A. ^</w:t>
+      </w:r>
+      <w:r>
+        <w:tab/>
+      </w:r>
+      <w:r>
+        <w:tab/>
+      </w:r>
+      <w:r>
+        <w:tab/>
+      </w:r>
+      <w:r>
+        <w:rPr>
+          <w:rFonts w:ascii="Calibri" w:eastAsia="Calibri" w:hAnsi="Calibri" w:cs="Calibri"/>
+        </w:rPr>
+        <w:t>B. x</w:t>
+      </w:r>
+      <w:r>
+        <w:tab/>
+      </w:r>
+      <w:r>
+        <w:tab/>
+      </w:r>
+      <w:r>
+        <w:tab/>
+      </w:r>
+      <w:r>
+        <w:rPr>
+          <w:rFonts w:ascii="Calibri" w:eastAsia="Calibri" w:hAnsi="Calibri" w:cs="Calibri"/>
+        </w:rPr>
+        <w:t>C. //</w:t>
+      </w:r>
+      <w:r>
+        <w:tab/>
+      </w:r>
+      <w:r>
+        <w:tab/>
+      </w:r>
+      <w:r>
+        <w:tab/>
+      </w:r>
+      <w:r>
+        <w:rPr>
+          <w:rFonts w:ascii="Calibri" w:eastAsia="Calibri" w:hAnsi="Calibri" w:cs="Calibri"/>
+        </w:rPr>
+        <w:t>D. **</w:t>
+      </w:r>
+    </w:p>
+    <w:p>
+      <w:pPr>
+        <w:spacing w:before="110" w:after="60"/>
+      </w:pPr>
+      <w:r>
+        <w:rPr>
+          <w:rFonts w:ascii="Calibri" w:eastAsia="Calibri" w:hAnsi="Calibri" w:cs="Calibri"/>
+        </w:rPr>
+        <w:t>_____ 22. Which group contains comparison operators only?</w:t>
       </w:r>
     </w:p>
     <w:p>
@@ -1752,7 +2584,57 @@
         <w:rPr>
           <w:rFonts w:ascii="Calibri" w:eastAsia="Calibri" w:hAnsi="Calibri" w:cs="Calibri"/>
         </w:rPr>
-        <w:t xml:space="preserve">          B. The name of the program</w:t>
+        <w:t xml:space="preserve">          A. +, -, *</w:t>
+      </w:r>
+      <w:r>
+        <w:tab/>
+      </w:r>
+      <w:r>
+        <w:tab/>
+      </w:r>
+      <w:r>
+        <w:tab/>
+      </w:r>
+      <w:r>
+        <w:rPr>
+          <w:rFonts w:ascii="Calibri" w:eastAsia="Calibri" w:hAnsi="Calibri" w:cs="Calibri"/>
+        </w:rPr>
+        <w:t>B. and, or, not</w:t>
+      </w:r>
+      <w:r>
+        <w:tab/>
+      </w:r>
+      <w:r>
+        <w:tab/>
+      </w:r>
+      <w:r>
+        <w:rPr>
+          <w:rFonts w:ascii="Calibri" w:eastAsia="Calibri" w:hAnsi="Calibri" w:cs="Calibri"/>
+        </w:rPr>
+        <w:t>C. =, +=, -=</w:t>
+      </w:r>
+      <w:r>
+        <w:tab/>
+      </w:r>
+      <w:r>
+        <w:tab/>
+      </w:r>
+      <w:r>
+        <w:rPr>
+          <w:rFonts w:ascii="Calibri" w:eastAsia="Calibri" w:hAnsi="Calibri" w:cs="Calibri"/>
+        </w:rPr>
+        <w:t>D. &gt;, &lt;=, ==</w:t>
+      </w:r>
+    </w:p>
+    <w:p>
+      <w:pPr>
+        <w:spacing w:before="110" w:after="60"/>
+      </w:pPr>
+      <w:r>
+        <w:rPr>
+          <w:rFonts w:ascii="Calibri" w:eastAsia="Calibri" w:hAnsi="Calibri" w:cs="Calibri"/>
+        </w:rPr>
+        <w:t>_____ 23. The condition (x &gt; 5) or (y &gt; 5) evaluates to True when:</w:t>
       </w:r>
     </w:p>
     <w:p>
@@ -1763,7 +2645,22 @@
         <w:rPr>
           <w:rFonts w:ascii="Calibri" w:eastAsia="Calibri" w:hAnsi="Calibri" w:cs="Calibri"/>
         </w:rPr>
-        <w:t xml:space="preserve">          C. A question or condition answerable by Yes or No</w:t>
+        <w:t xml:space="preserve">          A. Both conditions must be False</w:t>
+      </w:r>
+      <w:r>
+        <w:tab/>
+      </w:r>
+      <w:r>
+        <w:tab/>
+      </w:r>
+      <w:r>
+        <w:tab/>
+      </w:r>
+      <w:r>
+        <w:rPr>
+          <w:rFonts w:ascii="Calibri" w:eastAsia="Calibri" w:hAnsi="Calibri" w:cs="Calibri"/>
+        </w:rPr>
+        <w:t>B. At least one of the two conditions is True</w:t>
       </w:r>
     </w:p>
     <w:p>
@@ -1774,7 +2671,25 @@
         <w:rPr>
           <w:rFonts w:ascii="Calibri" w:eastAsia="Calibri" w:hAnsi="Calibri" w:cs="Calibri"/>
         </w:rPr>
-        <w:t xml:space="preserve">          D. The final output message</w:t>
+        <w:t xml:space="preserve">          C. x and y are equal</w:t>
+      </w:r>
+      <w:r>
+        <w:tab/>
+      </w:r>
+      <w:r>
+        <w:tab/>
+      </w:r>
+      <w:r>
+        <w:tab/>
+      </w:r>
+      <w:r>
+        <w:tab/>
+      </w:r>
+      <w:r>
+        <w:rPr>
+          <w:rFonts w:ascii="Calibri" w:eastAsia="Calibri" w:hAnsi="Calibri" w:cs="Calibri"/>
+        </w:rPr>
+        <w:t>D. The word or is capitalized</w:t>
       </w:r>
     </w:p>
     <w:p>
@@ -1785,7 +2700,7 @@
         <w:rPr>
           <w:rFonts w:ascii="Calibri" w:eastAsia="Calibri" w:hAnsi="Calibri" w:cs="Calibri"/>
         </w:rPr>
-        <w:t>_____ 10. Which step belongs inside a parallelogram symbol?</w:t>
+        <w:t>_____ 24. After the statements score = 10 and score += 3, the value of score is:</w:t>
       </w:r>
     </w:p>
     <w:p>
@@ -1796,8 +2711,63 @@
         <w:rPr>
           <w:rFonts w:ascii="Calibri" w:eastAsia="Calibri" w:hAnsi="Calibri" w:cs="Calibri"/>
         </w:rPr>
-        <w:lastRenderedPageBreak/>
-        <w:t xml:space="preserve">          A. Compute the total cost</w:t>
+        <w:t xml:space="preserve">          A. 13</w:t>
+      </w:r>
+      <w:r>
+        <w:tab/>
+      </w:r>
+      <w:r>
+        <w:tab/>
+      </w:r>
+      <w:r>
+        <w:tab/>
+      </w:r>
+      <w:r>
+        <w:rPr>
+          <w:rFonts w:ascii="Calibri" w:eastAsia="Calibri" w:hAnsi="Calibri" w:cs="Calibri"/>
+        </w:rPr>
+        <w:t>B. 10</w:t>
+      </w:r>
+      <w:r>
+        <w:tab/>
+      </w:r>
+      <w:r>
+        <w:tab/>
+      </w:r>
+      <w:r>
+        <w:tab/>
+      </w:r>
+      <w:r>
+        <w:rPr>
+          <w:rFonts w:ascii="Calibri" w:eastAsia="Calibri" w:hAnsi="Calibri" w:cs="Calibri"/>
+        </w:rPr>
+        <w:t>C. 3</w:t>
+      </w:r>
+      <w:r>
+        <w:tab/>
+      </w:r>
+      <w:r>
+        <w:tab/>
+      </w:r>
+      <w:r>
+        <w:tab/>
+      </w:r>
+      <w:r>
+        <w:rPr>
+          <w:rFonts w:ascii="Calibri" w:eastAsia="Calibri" w:hAnsi="Calibri" w:cs="Calibri"/>
+        </w:rPr>
+        <w:t>D. 103</w:t>
+      </w:r>
+    </w:p>
+    <w:p>
+      <w:pPr>
+        <w:spacing w:before="110" w:after="60"/>
+      </w:pPr>
+      <w:r>
+        <w:rPr>
+          <w:rFonts w:ascii="Calibri" w:eastAsia="Calibri" w:hAnsi="Calibri" w:cs="Calibri"/>
+        </w:rPr>
+        <w:t>_____ 25. The statements indented under an if header execute only when:</w:t>
       </w:r>
     </w:p>
     <w:p>
@@ -1808,7 +2778,22 @@
         <w:rPr>
           <w:rFonts w:ascii="Calibri" w:eastAsia="Calibri" w:hAnsi="Calibri" w:cs="Calibri"/>
         </w:rPr>
-        <w:t xml:space="preserve">          B. Check if the total is greater than 100</w:t>
+        <w:t xml:space="preserve">          A. The program has an else</w:t>
+      </w:r>
+      <w:r>
+        <w:tab/>
+      </w:r>
+      <w:r>
+        <w:tab/>
+      </w:r>
+      <w:r>
+        <w:tab/>
+      </w:r>
+      <w:r>
+        <w:rPr>
+          <w:rFonts w:ascii="Calibri" w:eastAsia="Calibri" w:hAnsi="Calibri" w:cs="Calibri"/>
+        </w:rPr>
+        <w:t>B. The condition evaluates to True</w:t>
       </w:r>
     </w:p>
     <w:p>
@@ -1819,7 +2804,33 @@
         <w:rPr>
           <w:rFonts w:ascii="Calibri" w:eastAsia="Calibri" w:hAnsi="Calibri" w:cs="Calibri"/>
         </w:rPr>
-        <w:t xml:space="preserve">          C. End the program</w:t>
+        <w:t xml:space="preserve">          C. The condition evaluates to False</w:t>
+      </w:r>
+      <w:r>
+        <w:tab/>
+      </w:r>
+      <w:r>
+        <w:tab/>
+      </w:r>
+      <w:r>
+        <w:tab/>
+      </w:r>
+      <w:r>
+        <w:rPr>
+          <w:rFonts w:ascii="Calibri" w:eastAsia="Calibri" w:hAnsi="Calibri" w:cs="Calibri"/>
+        </w:rPr>
+        <w:t>D. The user presses Enter</w:t>
+      </w:r>
+    </w:p>
+    <w:p>
+      <w:pPr>
+        <w:spacing w:before="110" w:after="60"/>
+      </w:pPr>
+      <w:r>
+        <w:rPr>
+          <w:rFonts w:ascii="Calibri" w:eastAsia="Calibri" w:hAnsi="Calibri" w:cs="Calibri"/>
+        </w:rPr>
+        <w:t>_____ 26. A store offers free delivery when the distance is at most 5 kilometers. Which condition is correct?</w:t>
       </w:r>
     </w:p>
     <w:p>
@@ -1830,7 +2841,43 @@
         <w:rPr>
           <w:rFonts w:ascii="Calibri" w:eastAsia="Calibri" w:hAnsi="Calibri" w:cs="Calibri"/>
         </w:rPr>
-        <w:t xml:space="preserve">          D. Display the total cost</w:t>
+        <w:t xml:space="preserve">          A. distance &lt; 5</w:t>
+      </w:r>
+      <w:r>
+        <w:tab/>
+      </w:r>
+      <w:r>
+        <w:tab/>
+      </w:r>
+      <w:r>
+        <w:rPr>
+          <w:rFonts w:ascii="Calibri" w:eastAsia="Calibri" w:hAnsi="Calibri" w:cs="Calibri"/>
+        </w:rPr>
+        <w:t>B. distance == 5</w:t>
+      </w:r>
+      <w:r>
+        <w:tab/>
+      </w:r>
+      <w:r>
+        <w:tab/>
+      </w:r>
+      <w:r>
+        <w:rPr>
+          <w:rFonts w:ascii="Calibri" w:eastAsia="Calibri" w:hAnsi="Calibri" w:cs="Calibri"/>
+        </w:rPr>
+        <w:t>C. distance &lt;= 5</w:t>
+      </w:r>
+      <w:r>
+        <w:tab/>
+      </w:r>
+      <w:r>
+        <w:tab/>
+      </w:r>
+      <w:r>
+        <w:rPr>
+          <w:rFonts w:ascii="Calibri" w:eastAsia="Calibri" w:hAnsi="Calibri" w:cs="Calibri"/>
+        </w:rPr>
+        <w:t>D. distance &gt;= 5</w:t>
       </w:r>
     </w:p>
     <w:p>
@@ -1841,7 +2888,7 @@
         <w:rPr>
           <w:rFonts w:ascii="Calibri" w:eastAsia="Calibri" w:hAnsi="Calibri" w:cs="Calibri"/>
         </w:rPr>
-        <w:t>_____ 11. The main difference between an algorithm and a program is that an algorithm:</w:t>
+        <w:t>_____ 27. An if-elif-else chain is more appropriate than several independent if statements when:</w:t>
       </w:r>
     </w:p>
     <w:p>
@@ -1852,7 +2899,19 @@
         <w:rPr>
           <w:rFonts w:ascii="Calibri" w:eastAsia="Calibri" w:hAnsi="Calibri" w:cs="Calibri"/>
         </w:rPr>
-        <w:t xml:space="preserve">          A. Is a language-independent list of steps, while a program is written in a programming language</w:t>
+        <w:t xml:space="preserve">          A. Every block must always run</w:t>
+      </w:r>
+      <w:r>
+        <w:tab/>
+      </w:r>
+      <w:r>
+        <w:tab/>
+      </w:r>
+      <w:r>
+        <w:rPr>
+          <w:rFonts w:ascii="Calibri" w:eastAsia="Calibri" w:hAnsi="Calibri" w:cs="Calibri"/>
+        </w:rPr>
+        <w:t>B. Exactly one of several branches should run</w:t>
       </w:r>
     </w:p>
     <w:p>
@@ -1863,7 +2922,48 @@
         <w:rPr>
           <w:rFonts w:ascii="Calibri" w:eastAsia="Calibri" w:hAnsi="Calibri" w:cs="Calibri"/>
         </w:rPr>
-        <w:t xml:space="preserve">          B. Always runs faster than a program</w:t>
+        <w:t xml:space="preserve">          C. No condition is neede</w:t>
+      </w:r>
+      <w:r>
+        <w:rPr>
+          <w:rFonts w:ascii="Calibri" w:eastAsia="Calibri" w:hAnsi="Calibri" w:cs="Calibri"/>
+        </w:rPr>
+        <w:t>d</w:t>
+      </w:r>
+      <w:r>
+        <w:rPr>
+          <w:rFonts w:ascii="Calibri" w:eastAsia="Calibri" w:hAnsi="Calibri" w:cs="Calibri"/>
+        </w:rPr>
+        <w:tab/>
+      </w:r>
+      <w:r>
+        <w:rPr>
+          <w:rFonts w:ascii="Calibri" w:eastAsia="Calibri" w:hAnsi="Calibri" w:cs="Calibri"/>
+        </w:rPr>
+        <w:tab/>
+      </w:r>
+      <w:r>
+        <w:rPr>
+          <w:rFonts w:ascii="Calibri" w:eastAsia="Calibri" w:hAnsi="Calibri" w:cs="Calibri"/>
+        </w:rPr>
+        <w:tab/>
+      </w:r>
+      <w:r>
+        <w:rPr>
+          <w:rFonts w:ascii="Calibri" w:eastAsia="Calibri" w:hAnsi="Calibri" w:cs="Calibri"/>
+        </w:rPr>
+        <w:t>D. The program has no output</w:t>
+      </w:r>
+    </w:p>
+    <w:p>
+      <w:pPr>
+        <w:spacing w:before="110" w:after="60"/>
+      </w:pPr>
+      <w:r>
+        <w:rPr>
+          <w:rFonts w:ascii="Calibri" w:eastAsia="Calibri" w:hAnsi="Calibri" w:cs="Calibri"/>
+        </w:rPr>
+        <w:t>_____ 28. Given the condition if x &gt; 10:, which value of x makes the condition False?</w:t>
       </w:r>
     </w:p>
     <w:p>
@@ -1874,7 +2974,63 @@
         <w:rPr>
           <w:rFonts w:ascii="Calibri" w:eastAsia="Calibri" w:hAnsi="Calibri" w:cs="Calibri"/>
         </w:rPr>
-        <w:t xml:space="preserve">          C. Can only be drawn, never written</w:t>
+        <w:t xml:space="preserve">          A. 10</w:t>
+      </w:r>
+      <w:r>
+        <w:tab/>
+      </w:r>
+      <w:r>
+        <w:tab/>
+      </w:r>
+      <w:r>
+        <w:tab/>
+      </w:r>
+      <w:r>
+        <w:rPr>
+          <w:rFonts w:ascii="Calibri" w:eastAsia="Calibri" w:hAnsi="Calibri" w:cs="Calibri"/>
+        </w:rPr>
+        <w:t>B. 11</w:t>
+      </w:r>
+      <w:r>
+        <w:tab/>
+      </w:r>
+      <w:r>
+        <w:tab/>
+      </w:r>
+      <w:r>
+        <w:tab/>
+      </w:r>
+      <w:r>
+        <w:rPr>
+          <w:rFonts w:ascii="Calibri" w:eastAsia="Calibri" w:hAnsi="Calibri" w:cs="Calibri"/>
+        </w:rPr>
+        <w:t>C. 12</w:t>
+      </w:r>
+      <w:r>
+        <w:tab/>
+      </w:r>
+      <w:r>
+        <w:tab/>
+      </w:r>
+      <w:r>
+        <w:tab/>
+      </w:r>
+      <w:r>
+        <w:rPr>
+          <w:rFonts w:ascii="Calibri" w:eastAsia="Calibri" w:hAnsi="Calibri" w:cs="Calibri"/>
+        </w:rPr>
+        <w:t>D. 100</w:t>
+      </w:r>
+    </w:p>
+    <w:p>
+      <w:pPr>
+        <w:spacing w:before="110" w:after="60"/>
+      </w:pPr>
+      <w:r>
+        <w:rPr>
+          <w:rFonts w:ascii="Calibri" w:eastAsia="Calibri" w:hAnsi="Calibri" w:cs="Calibri"/>
+        </w:rPr>
+        <w:t>_____ 29. The spaces at the beginning of the statements inside an if block are called:</w:t>
       </w:r>
     </w:p>
     <w:p>
@@ -1885,7 +3041,43 @@
         <w:rPr>
           <w:rFonts w:ascii="Calibri" w:eastAsia="Calibri" w:hAnsi="Calibri" w:cs="Calibri"/>
         </w:rPr>
-        <w:t xml:space="preserve">          D. Requires a computer to be valid</w:t>
+        <w:t xml:space="preserve">          A. Margins</w:t>
+      </w:r>
+      <w:r>
+        <w:tab/>
+      </w:r>
+      <w:r>
+        <w:tab/>
+      </w:r>
+      <w:r>
+        <w:rPr>
+          <w:rFonts w:ascii="Calibri" w:eastAsia="Calibri" w:hAnsi="Calibri" w:cs="Calibri"/>
+        </w:rPr>
+        <w:t>B. Bullets</w:t>
+      </w:r>
+      <w:r>
+        <w:tab/>
+      </w:r>
+      <w:r>
+        <w:tab/>
+      </w:r>
+      <w:r>
+        <w:rPr>
+          <w:rFonts w:ascii="Calibri" w:eastAsia="Calibri" w:hAnsi="Calibri" w:cs="Calibri"/>
+        </w:rPr>
+        <w:t>C. Indentation</w:t>
+      </w:r>
+      <w:r>
+        <w:tab/>
+      </w:r>
+      <w:r>
+        <w:tab/>
+      </w:r>
+      <w:r>
+        <w:rPr>
+          <w:rFonts w:ascii="Calibri" w:eastAsia="Calibri" w:hAnsi="Calibri" w:cs="Calibri"/>
+        </w:rPr>
+        <w:t>D. Alignment errors</w:t>
       </w:r>
     </w:p>
     <w:p>
@@ -1896,1004 +3088,15 @@
         <w:rPr>
           <w:rFonts w:ascii="Calibri" w:eastAsia="Calibri" w:hAnsi="Calibri" w:cs="Calibri"/>
         </w:rPr>
-        <w:t>_____ 12. In an IPO table for computing the area of a rectangle, which entry belongs under Process?</w:t>
+        <w:t>_____ 30. Which line correctly begins an if statement?</w:t>
       </w:r>
     </w:p>
     <w:p>
       <w:pPr>
         <w:spacing w:before="15" w:after="15"/>
-      </w:pPr>
-      <w:r>
-        <w:rPr>
-          <w:rFonts w:ascii="Calibri" w:eastAsia="Calibri" w:hAnsi="Calibri" w:cs="Calibri"/>
-        </w:rPr>
-        <w:t xml:space="preserve">          A. Read the length and width</w:t>
-      </w:r>
-    </w:p>
-    <w:p>
-      <w:pPr>
-        <w:spacing w:before="15" w:after="15"/>
-      </w:pPr>
-      <w:r>
-        <w:rPr>
-          <w:rFonts w:ascii="Calibri" w:eastAsia="Calibri" w:hAnsi="Calibri" w:cs="Calibri"/>
-        </w:rPr>
-        <w:t xml:space="preserve">          B. Multiply the length by the width</w:t>
-      </w:r>
-    </w:p>
-    <w:p>
-      <w:pPr>
-        <w:spacing w:before="15" w:after="15"/>
-      </w:pPr>
-      <w:r>
-        <w:rPr>
-          <w:rFonts w:ascii="Calibri" w:eastAsia="Calibri" w:hAnsi="Calibri" w:cs="Calibri"/>
-        </w:rPr>
-        <w:t xml:space="preserve">          C. Display the area</w:t>
-      </w:r>
-    </w:p>
-    <w:p>
-      <w:pPr>
-        <w:spacing w:before="15" w:after="15"/>
-      </w:pPr>
-      <w:r>
-        <w:rPr>
-          <w:rFonts w:ascii="Calibri" w:eastAsia="Calibri" w:hAnsi="Calibri" w:cs="Calibri"/>
-        </w:rPr>
-        <w:t xml:space="preserve">          D. The ruler used for measuring</w:t>
-      </w:r>
-    </w:p>
-    <w:p>
-      <w:pPr>
-        <w:spacing w:before="110" w:after="60"/>
-      </w:pPr>
-      <w:r>
-        <w:rPr>
-          <w:rFonts w:ascii="Calibri" w:eastAsia="Calibri" w:hAnsi="Calibri" w:cs="Calibri"/>
-        </w:rPr>
-        <w:t>_____ 13. Which line follows standard pseudocode style for reading a value?</w:t>
-      </w:r>
-    </w:p>
-    <w:p>
-      <w:pPr>
-        <w:spacing w:before="15" w:after="15"/>
-      </w:pPr>
-      <w:r>
-        <w:rPr>
-          <w:rFonts w:ascii="Calibri" w:eastAsia="Calibri" w:hAnsi="Calibri" w:cs="Calibri"/>
-        </w:rPr>
-        <w:t xml:space="preserve">          A. age = input()</w:t>
-      </w:r>
-    </w:p>
-    <w:p>
-      <w:pPr>
-        <w:spacing w:before="15" w:after="15"/>
-      </w:pPr>
-      <w:r>
-        <w:rPr>
-          <w:rFonts w:ascii="Calibri" w:eastAsia="Calibri" w:hAnsi="Calibri" w:cs="Calibri"/>
-        </w:rPr>
-        <w:t xml:space="preserve">          B. scanf("%d", age)</w:t>
-      </w:r>
-    </w:p>
-    <w:p>
-      <w:pPr>
-        <w:spacing w:before="15" w:after="15"/>
-      </w:pPr>
-      <w:r>
-        <w:rPr>
-          <w:rFonts w:ascii="Calibri" w:eastAsia="Calibri" w:hAnsi="Calibri" w:cs="Calibri"/>
-        </w:rPr>
-        <w:t xml:space="preserve">          C. INPUT age</w:t>
-      </w:r>
-    </w:p>
-    <w:p>
-      <w:pPr>
-        <w:spacing w:before="15" w:after="15"/>
-      </w:pPr>
-      <w:r>
-        <w:rPr>
-          <w:rFonts w:ascii="Calibri" w:eastAsia="Calibri" w:hAnsi="Calibri" w:cs="Calibri"/>
-        </w:rPr>
-        <w:t xml:space="preserve">          D. type age here</w:t>
-      </w:r>
-    </w:p>
-    <w:p>
-      <w:pPr>
-        <w:spacing w:before="110" w:after="60"/>
-      </w:pPr>
-      <w:r>
-        <w:rPr>
-          <w:rFonts w:ascii="Calibri" w:eastAsia="Calibri" w:hAnsi="Calibri" w:cs="Calibri"/>
-        </w:rPr>
-        <w:t>_____ 14. A variable will store a student's average grade. Which name follows Python naming conventions?</w:t>
-      </w:r>
-    </w:p>
-    <w:p>
-      <w:pPr>
-        <w:spacing w:before="15" w:after="15"/>
-      </w:pPr>
-      <w:r>
-        <w:rPr>
-          <w:rFonts w:ascii="Calibri" w:eastAsia="Calibri" w:hAnsi="Calibri" w:cs="Calibri"/>
-        </w:rPr>
-        <w:t xml:space="preserve">          A. average_grade</w:t>
-      </w:r>
-    </w:p>
-    <w:p>
-      <w:pPr>
-        <w:spacing w:before="15" w:after="15"/>
-      </w:pPr>
-      <w:r>
-        <w:rPr>
-          <w:rFonts w:ascii="Calibri" w:eastAsia="Calibri" w:hAnsi="Calibri" w:cs="Calibri"/>
-        </w:rPr>
-        <w:t xml:space="preserve">          B. AverageGrade!</w:t>
-      </w:r>
-    </w:p>
-    <w:p>
-      <w:pPr>
-        <w:spacing w:before="15" w:after="15"/>
-      </w:pPr>
-      <w:r>
-        <w:rPr>
-          <w:rFonts w:ascii="Calibri" w:eastAsia="Calibri" w:hAnsi="Calibri" w:cs="Calibri"/>
-        </w:rPr>
-        <w:t xml:space="preserve">          C. 1average</w:t>
-      </w:r>
-    </w:p>
-    <w:p>
-      <w:pPr>
-        <w:spacing w:before="15" w:after="15"/>
-      </w:pPr>
-      <w:r>
-        <w:rPr>
-          <w:rFonts w:ascii="Calibri" w:eastAsia="Calibri" w:hAnsi="Calibri" w:cs="Calibri"/>
-        </w:rPr>
-        <w:t xml:space="preserve">          D. average grade</w:t>
-      </w:r>
-    </w:p>
-    <w:p>
-      <w:pPr>
-        <w:spacing w:before="110" w:after="60"/>
-      </w:pPr>
-      <w:r>
-        <w:rPr>
-          <w:rFonts w:ascii="Calibri" w:eastAsia="Calibri" w:hAnsi="Calibri" w:cs="Calibri"/>
-        </w:rPr>
-        <w:t>_____ 15. Which of the following is a reserved keyword in Python?</w:t>
-      </w:r>
-    </w:p>
-    <w:p>
-      <w:pPr>
-        <w:spacing w:before="15" w:after="15"/>
-      </w:pPr>
-      <w:r>
-        <w:rPr>
-          <w:rFonts w:ascii="Calibri" w:eastAsia="Calibri" w:hAnsi="Calibri" w:cs="Calibri"/>
-        </w:rPr>
-        <w:t xml:space="preserve">          A. total</w:t>
-      </w:r>
-    </w:p>
-    <w:p>
-      <w:pPr>
-        <w:spacing w:before="15" w:after="15"/>
-      </w:pPr>
-      <w:r>
-        <w:rPr>
-          <w:rFonts w:ascii="Calibri" w:eastAsia="Calibri" w:hAnsi="Calibri" w:cs="Calibri"/>
-        </w:rPr>
-        <w:t xml:space="preserve">          B. Grade</w:t>
-      </w:r>
-    </w:p>
-    <w:p>
-      <w:pPr>
-        <w:spacing w:before="15" w:after="15"/>
-      </w:pPr>
-      <w:r>
-        <w:rPr>
-          <w:rFonts w:ascii="Calibri" w:eastAsia="Calibri" w:hAnsi="Calibri" w:cs="Calibri"/>
-        </w:rPr>
-        <w:t xml:space="preserve">          C. value</w:t>
-      </w:r>
-    </w:p>
-    <w:p>
-      <w:pPr>
-        <w:spacing w:before="15" w:after="15"/>
-      </w:pPr>
-      <w:r>
-        <w:rPr>
-          <w:rFonts w:ascii="Calibri" w:eastAsia="Calibri" w:hAnsi="Calibri" w:cs="Calibri"/>
-        </w:rPr>
-        <w:t xml:space="preserve">          D. elif</w:t>
-      </w:r>
-    </w:p>
-    <w:p>
-      <w:pPr>
-        <w:spacing w:before="110" w:after="60"/>
-      </w:pPr>
-      <w:r>
-        <w:rPr>
-          <w:rFonts w:ascii="Calibri" w:eastAsia="Calibri" w:hAnsi="Calibri" w:cs="Calibri"/>
-        </w:rPr>
-        <w:t>_____ 16. What is the data type of the value 12.0?</w:t>
-      </w:r>
-    </w:p>
-    <w:p>
-      <w:pPr>
-        <w:spacing w:before="15" w:after="15"/>
-      </w:pPr>
-      <w:r>
-        <w:rPr>
-          <w:rFonts w:ascii="Calibri" w:eastAsia="Calibri" w:hAnsi="Calibri" w:cs="Calibri"/>
-        </w:rPr>
-        <w:t xml:space="preserve">          A. int</w:t>
-      </w:r>
-    </w:p>
-    <w:p>
-      <w:pPr>
-        <w:spacing w:before="15" w:after="15"/>
-      </w:pPr>
-      <w:r>
-        <w:rPr>
-          <w:rFonts w:ascii="Calibri" w:eastAsia="Calibri" w:hAnsi="Calibri" w:cs="Calibri"/>
-        </w:rPr>
-        <w:t xml:space="preserve">          B. str</w:t>
-      </w:r>
-    </w:p>
-    <w:p>
-      <w:pPr>
-        <w:spacing w:before="15" w:after="15"/>
-      </w:pPr>
-      <w:r>
-        <w:rPr>
-          <w:rFonts w:ascii="Calibri" w:eastAsia="Calibri" w:hAnsi="Calibri" w:cs="Calibri"/>
-        </w:rPr>
-        <w:t xml:space="preserve">          C. float</w:t>
-      </w:r>
-    </w:p>
-    <w:p>
-      <w:pPr>
-        <w:spacing w:before="15" w:after="15"/>
-      </w:pPr>
-      <w:r>
-        <w:rPr>
-          <w:rFonts w:ascii="Calibri" w:eastAsia="Calibri" w:hAnsi="Calibri" w:cs="Calibri"/>
-        </w:rPr>
-        <w:t xml:space="preserve">          D. bool</w:t>
-      </w:r>
-    </w:p>
-    <w:p>
-      <w:pPr>
-        <w:spacing w:before="110" w:after="60"/>
-      </w:pPr>
-      <w:r>
-        <w:rPr>
-          <w:rFonts w:ascii="Calibri" w:eastAsia="Calibri" w:hAnsi="Calibri" w:cs="Calibri"/>
-        </w:rPr>
-        <w:t>_____ 17. The expression "5" + "3" results in "53" because:</w:t>
-      </w:r>
-    </w:p>
-    <w:p>
-      <w:pPr>
-        <w:spacing w:before="15" w:after="15"/>
-      </w:pPr>
-      <w:r>
-        <w:rPr>
-          <w:rFonts w:ascii="Calibri" w:eastAsia="Calibri" w:hAnsi="Calibri" w:cs="Calibri"/>
-        </w:rPr>
-        <w:t xml:space="preserve">          A. Python adds the numbers incorrectly</w:t>
-      </w:r>
-    </w:p>
-    <w:p>
-      <w:pPr>
-        <w:spacing w:before="15" w:after="15"/>
-      </w:pPr>
-      <w:r>
-        <w:rPr>
-          <w:rFonts w:ascii="Calibri" w:eastAsia="Calibri" w:hAnsi="Calibri" w:cs="Calibri"/>
-        </w:rPr>
-        <w:t xml:space="preserve">          B. Both values are strings, so + joins them together</w:t>
-      </w:r>
-    </w:p>
-    <w:p>
-      <w:pPr>
-        <w:spacing w:before="15" w:after="15"/>
-      </w:pPr>
-      <w:r>
-        <w:rPr>
-          <w:rFonts w:ascii="Calibri" w:eastAsia="Calibri" w:hAnsi="Calibri" w:cs="Calibri"/>
-        </w:rPr>
-        <w:t xml:space="preserve">          C. The quotation marks are ignored</w:t>
-      </w:r>
-    </w:p>
-    <w:p>
-      <w:pPr>
-        <w:spacing w:before="15" w:after="15"/>
-      </w:pPr>
-      <w:r>
-        <w:rPr>
-          <w:rFonts w:ascii="Calibri" w:eastAsia="Calibri" w:hAnsi="Calibri" w:cs="Calibri"/>
-        </w:rPr>
-        <w:t xml:space="preserve">          D. 53 is the sum of 5 and 3</w:t>
-      </w:r>
-    </w:p>
-    <w:p>
-      <w:pPr>
-        <w:spacing w:before="110" w:after="60"/>
-      </w:pPr>
-      <w:r>
-        <w:rPr>
-          <w:rFonts w:ascii="Calibri" w:eastAsia="Calibri" w:hAnsi="Calibri" w:cs="Calibri"/>
-        </w:rPr>
-        <w:t>_____ 18. What is the result of str(20)?</w:t>
-      </w:r>
-    </w:p>
-    <w:p>
-      <w:pPr>
-        <w:spacing w:before="15" w:after="15"/>
-      </w:pPr>
-      <w:r>
-        <w:rPr>
-          <w:rFonts w:ascii="Calibri" w:eastAsia="Calibri" w:hAnsi="Calibri" w:cs="Calibri"/>
-        </w:rPr>
-        <w:t xml:space="preserve">          A. 20</w:t>
-      </w:r>
-    </w:p>
-    <w:p>
-      <w:pPr>
-        <w:spacing w:before="15" w:after="15"/>
-      </w:pPr>
-      <w:r>
-        <w:rPr>
-          <w:rFonts w:ascii="Calibri" w:eastAsia="Calibri" w:hAnsi="Calibri" w:cs="Calibri"/>
-        </w:rPr>
-        <w:lastRenderedPageBreak/>
-        <w:t xml:space="preserve">          B. 20.0</w:t>
-      </w:r>
-    </w:p>
-    <w:p>
-      <w:pPr>
-        <w:spacing w:before="15" w:after="15"/>
-      </w:pPr>
-      <w:r>
-        <w:rPr>
-          <w:rFonts w:ascii="Calibri" w:eastAsia="Calibri" w:hAnsi="Calibri" w:cs="Calibri"/>
-        </w:rPr>
-        <w:t xml:space="preserve">          C. An error occurs</w:t>
-      </w:r>
-    </w:p>
-    <w:p>
-      <w:pPr>
-        <w:spacing w:before="15" w:after="15"/>
-      </w:pPr>
-      <w:r>
-        <w:rPr>
-          <w:rFonts w:ascii="Calibri" w:eastAsia="Calibri" w:hAnsi="Calibri" w:cs="Calibri"/>
-        </w:rPr>
-        <w:t xml:space="preserve">          D. "20"</w:t>
-      </w:r>
-    </w:p>
-    <w:p>
-      <w:pPr>
-        <w:spacing w:before="110" w:after="60"/>
-      </w:pPr>
-      <w:r>
-        <w:rPr>
-          <w:rFonts w:ascii="Calibri" w:eastAsia="Calibri" w:hAnsi="Calibri" w:cs="Calibri"/>
-        </w:rPr>
-        <w:t>_____ 19. A value from input() must be converted before it is used in arithmetic because input() returns:</w:t>
-      </w:r>
-    </w:p>
-    <w:p>
-      <w:pPr>
-        <w:spacing w:before="15" w:after="15"/>
-      </w:pPr>
-      <w:r>
-        <w:rPr>
-          <w:rFonts w:ascii="Calibri" w:eastAsia="Calibri" w:hAnsi="Calibri" w:cs="Calibri"/>
-        </w:rPr>
-        <w:t xml:space="preserve">          A. A string, and arithmetic requires numeric types</w:t>
-      </w:r>
-    </w:p>
-    <w:p>
-      <w:pPr>
-        <w:spacing w:before="15" w:after="15"/>
-      </w:pPr>
-      <w:r>
-        <w:rPr>
-          <w:rFonts w:ascii="Calibri" w:eastAsia="Calibri" w:hAnsi="Calibri" w:cs="Calibri"/>
-        </w:rPr>
-        <w:t xml:space="preserve">          B. A float that is too small</w:t>
-      </w:r>
-    </w:p>
-    <w:p>
-      <w:pPr>
-        <w:spacing w:before="15" w:after="15"/>
-      </w:pPr>
-      <w:r>
-        <w:rPr>
-          <w:rFonts w:ascii="Calibri" w:eastAsia="Calibri" w:hAnsi="Calibri" w:cs="Calibri"/>
-        </w:rPr>
-        <w:t xml:space="preserve">          C. A negative number</w:t>
-      </w:r>
-    </w:p>
-    <w:p>
-      <w:pPr>
-        <w:spacing w:before="15" w:after="15"/>
-      </w:pPr>
-      <w:r>
-        <w:rPr>
-          <w:rFonts w:ascii="Calibri" w:eastAsia="Calibri" w:hAnsi="Calibri" w:cs="Calibri"/>
-        </w:rPr>
-        <w:t xml:space="preserve">          D. A Boolean value</w:t>
-      </w:r>
-    </w:p>
-    <w:p>
-      <w:pPr>
-        <w:spacing w:before="110" w:after="60"/>
-      </w:pPr>
-      <w:r>
-        <w:rPr>
-          <w:rFonts w:ascii="Calibri" w:eastAsia="Calibri" w:hAnsi="Calibri" w:cs="Calibri"/>
-        </w:rPr>
-        <w:t>_____ 20. What is the value of 40 - 3 * 5?</w:t>
-      </w:r>
-    </w:p>
-    <w:p>
-      <w:pPr>
-        <w:spacing w:before="15" w:after="15"/>
-      </w:pPr>
-      <w:r>
-        <w:rPr>
-          <w:rFonts w:ascii="Calibri" w:eastAsia="Calibri" w:hAnsi="Calibri" w:cs="Calibri"/>
-        </w:rPr>
-        <w:t xml:space="preserve">          A. 185</w:t>
-      </w:r>
-    </w:p>
-    <w:p>
-      <w:pPr>
-        <w:spacing w:before="15" w:after="15"/>
-      </w:pPr>
-      <w:r>
-        <w:rPr>
-          <w:rFonts w:ascii="Calibri" w:eastAsia="Calibri" w:hAnsi="Calibri" w:cs="Calibri"/>
-        </w:rPr>
-        <w:t xml:space="preserve">          B. 25</w:t>
-      </w:r>
-    </w:p>
-    <w:p>
-      <w:pPr>
-        <w:spacing w:before="15" w:after="15"/>
-      </w:pPr>
-      <w:r>
-        <w:rPr>
-          <w:rFonts w:ascii="Calibri" w:eastAsia="Calibri" w:hAnsi="Calibri" w:cs="Calibri"/>
-        </w:rPr>
-        <w:t xml:space="preserve">          C. 37</w:t>
-      </w:r>
-    </w:p>
-    <w:p>
-      <w:pPr>
-        <w:spacing w:before="15" w:after="15"/>
-      </w:pPr>
-      <w:r>
-        <w:rPr>
-          <w:rFonts w:ascii="Calibri" w:eastAsia="Calibri" w:hAnsi="Calibri" w:cs="Calibri"/>
-        </w:rPr>
-        <w:t xml:space="preserve">          D. 22</w:t>
-      </w:r>
-    </w:p>
-    <w:p>
-      <w:pPr>
-        <w:spacing w:before="110" w:after="60"/>
-      </w:pPr>
-      <w:r>
-        <w:rPr>
-          <w:rFonts w:ascii="Calibri" w:eastAsia="Calibri" w:hAnsi="Calibri" w:cs="Calibri"/>
-        </w:rPr>
-        <w:t>_____ 21. Which operator raises a number to a power?</w:t>
-      </w:r>
-    </w:p>
-    <w:p>
-      <w:pPr>
-        <w:spacing w:before="15" w:after="15"/>
-      </w:pPr>
-      <w:r>
-        <w:rPr>
-          <w:rFonts w:ascii="Calibri" w:eastAsia="Calibri" w:hAnsi="Calibri" w:cs="Calibri"/>
-        </w:rPr>
-        <w:t xml:space="preserve">          A. ^</w:t>
-      </w:r>
-    </w:p>
-    <w:p>
-      <w:pPr>
-        <w:spacing w:before="15" w:after="15"/>
-      </w:pPr>
-      <w:r>
-        <w:rPr>
-          <w:rFonts w:ascii="Calibri" w:eastAsia="Calibri" w:hAnsi="Calibri" w:cs="Calibri"/>
-        </w:rPr>
-        <w:t xml:space="preserve">          B. x</w:t>
-      </w:r>
-    </w:p>
-    <w:p>
-      <w:pPr>
-        <w:spacing w:before="15" w:after="15"/>
-      </w:pPr>
-      <w:r>
-        <w:rPr>
-          <w:rFonts w:ascii="Calibri" w:eastAsia="Calibri" w:hAnsi="Calibri" w:cs="Calibri"/>
-        </w:rPr>
-        <w:t xml:space="preserve">          C. //</w:t>
-      </w:r>
-    </w:p>
-    <w:p>
-      <w:pPr>
-        <w:spacing w:before="15" w:after="15"/>
-      </w:pPr>
-      <w:r>
-        <w:rPr>
-          <w:rFonts w:ascii="Calibri" w:eastAsia="Calibri" w:hAnsi="Calibri" w:cs="Calibri"/>
-        </w:rPr>
-        <w:t xml:space="preserve">          D. **</w:t>
-      </w:r>
-    </w:p>
-    <w:p>
-      <w:pPr>
-        <w:spacing w:before="110" w:after="60"/>
-      </w:pPr>
-      <w:r>
-        <w:rPr>
-          <w:rFonts w:ascii="Calibri" w:eastAsia="Calibri" w:hAnsi="Calibri" w:cs="Calibri"/>
-        </w:rPr>
-        <w:t>_____ 22. Which group contains comparison operators only?</w:t>
-      </w:r>
-    </w:p>
-    <w:p>
-      <w:pPr>
-        <w:spacing w:before="15" w:after="15"/>
-      </w:pPr>
-      <w:r>
-        <w:rPr>
-          <w:rFonts w:ascii="Calibri" w:eastAsia="Calibri" w:hAnsi="Calibri" w:cs="Calibri"/>
-        </w:rPr>
-        <w:t xml:space="preserve">          A. +, -, *</w:t>
-      </w:r>
-    </w:p>
-    <w:p>
-      <w:pPr>
-        <w:spacing w:before="15" w:after="15"/>
-      </w:pPr>
-      <w:r>
-        <w:rPr>
-          <w:rFonts w:ascii="Calibri" w:eastAsia="Calibri" w:hAnsi="Calibri" w:cs="Calibri"/>
-        </w:rPr>
-        <w:t xml:space="preserve">          B. and, or, not</w:t>
-      </w:r>
-    </w:p>
-    <w:p>
-      <w:pPr>
-        <w:spacing w:before="15" w:after="15"/>
-      </w:pPr>
-      <w:r>
-        <w:rPr>
-          <w:rFonts w:ascii="Calibri" w:eastAsia="Calibri" w:hAnsi="Calibri" w:cs="Calibri"/>
-        </w:rPr>
-        <w:t xml:space="preserve">          C. =, +=, -=</w:t>
-      </w:r>
-    </w:p>
-    <w:p>
-      <w:pPr>
-        <w:spacing w:before="15" w:after="15"/>
-      </w:pPr>
-      <w:r>
-        <w:rPr>
-          <w:rFonts w:ascii="Calibri" w:eastAsia="Calibri" w:hAnsi="Calibri" w:cs="Calibri"/>
-        </w:rPr>
-        <w:t xml:space="preserve">          D. &gt;, &lt;=, ==</w:t>
-      </w:r>
-    </w:p>
-    <w:p>
-      <w:pPr>
-        <w:spacing w:before="110" w:after="60"/>
-      </w:pPr>
-      <w:r>
-        <w:rPr>
-          <w:rFonts w:ascii="Calibri" w:eastAsia="Calibri" w:hAnsi="Calibri" w:cs="Calibri"/>
-        </w:rPr>
-        <w:t>_____ 23. The condition (x &gt; 5) or (y &gt; 5) evaluates to True when:</w:t>
-      </w:r>
-    </w:p>
-    <w:p>
-      <w:pPr>
-        <w:spacing w:before="15" w:after="15"/>
-      </w:pPr>
-      <w:r>
-        <w:rPr>
-          <w:rFonts w:ascii="Calibri" w:eastAsia="Calibri" w:hAnsi="Calibri" w:cs="Calibri"/>
-        </w:rPr>
-        <w:t xml:space="preserve">          A. Both conditions must be False</w:t>
-      </w:r>
-    </w:p>
-    <w:p>
-      <w:pPr>
-        <w:spacing w:before="15" w:after="15"/>
-      </w:pPr>
-      <w:r>
-        <w:rPr>
-          <w:rFonts w:ascii="Calibri" w:eastAsia="Calibri" w:hAnsi="Calibri" w:cs="Calibri"/>
-        </w:rPr>
-        <w:t xml:space="preserve">          B. At least one of the two conditions is True</w:t>
-      </w:r>
-    </w:p>
-    <w:p>
-      <w:pPr>
-        <w:spacing w:before="15" w:after="15"/>
-      </w:pPr>
-      <w:r>
-        <w:rPr>
-          <w:rFonts w:ascii="Calibri" w:eastAsia="Calibri" w:hAnsi="Calibri" w:cs="Calibri"/>
-        </w:rPr>
-        <w:t xml:space="preserve">          C. x and y are equal</w:t>
-      </w:r>
-    </w:p>
-    <w:p>
-      <w:pPr>
-        <w:spacing w:before="15" w:after="15"/>
-      </w:pPr>
-      <w:r>
-        <w:rPr>
-          <w:rFonts w:ascii="Calibri" w:eastAsia="Calibri" w:hAnsi="Calibri" w:cs="Calibri"/>
-        </w:rPr>
-        <w:t xml:space="preserve">          D. The word or is capitalized</w:t>
-      </w:r>
-    </w:p>
-    <w:p>
-      <w:pPr>
-        <w:spacing w:before="110" w:after="60"/>
-      </w:pPr>
-      <w:r>
-        <w:rPr>
-          <w:rFonts w:ascii="Calibri" w:eastAsia="Calibri" w:hAnsi="Calibri" w:cs="Calibri"/>
-        </w:rPr>
-        <w:t>_____ 24. After the statements score = 10 and score += 3, the value of score is:</w:t>
-      </w:r>
-    </w:p>
-    <w:p>
-      <w:pPr>
-        <w:spacing w:before="15" w:after="15"/>
-      </w:pPr>
-      <w:r>
-        <w:rPr>
-          <w:rFonts w:ascii="Calibri" w:eastAsia="Calibri" w:hAnsi="Calibri" w:cs="Calibri"/>
-        </w:rPr>
-        <w:t xml:space="preserve">          A. 13</w:t>
-      </w:r>
-    </w:p>
-    <w:p>
-      <w:pPr>
-        <w:spacing w:before="15" w:after="15"/>
-      </w:pPr>
-      <w:r>
-        <w:rPr>
-          <w:rFonts w:ascii="Calibri" w:eastAsia="Calibri" w:hAnsi="Calibri" w:cs="Calibri"/>
-        </w:rPr>
-        <w:t xml:space="preserve">          B. 10</w:t>
-      </w:r>
-    </w:p>
-    <w:p>
-      <w:pPr>
-        <w:spacing w:before="15" w:after="15"/>
-      </w:pPr>
-      <w:r>
-        <w:rPr>
-          <w:rFonts w:ascii="Calibri" w:eastAsia="Calibri" w:hAnsi="Calibri" w:cs="Calibri"/>
-        </w:rPr>
-        <w:t xml:space="preserve">          C. 3</w:t>
-      </w:r>
-    </w:p>
-    <w:p>
-      <w:pPr>
-        <w:spacing w:before="15" w:after="15"/>
-      </w:pPr>
-      <w:r>
-        <w:rPr>
-          <w:rFonts w:ascii="Calibri" w:eastAsia="Calibri" w:hAnsi="Calibri" w:cs="Calibri"/>
-        </w:rPr>
-        <w:t xml:space="preserve">          D. 103</w:t>
-      </w:r>
-    </w:p>
-    <w:p>
-      <w:pPr>
-        <w:spacing w:before="110" w:after="60"/>
-      </w:pPr>
-      <w:r>
-        <w:rPr>
-          <w:rFonts w:ascii="Calibri" w:eastAsia="Calibri" w:hAnsi="Calibri" w:cs="Calibri"/>
-        </w:rPr>
-        <w:t>_____ 25. The statements indented under an if header execute only when:</w:t>
-      </w:r>
-    </w:p>
-    <w:p>
-      <w:pPr>
-        <w:spacing w:before="15" w:after="15"/>
-      </w:pPr>
-      <w:r>
-        <w:rPr>
-          <w:rFonts w:ascii="Calibri" w:eastAsia="Calibri" w:hAnsi="Calibri" w:cs="Calibri"/>
-        </w:rPr>
-        <w:t xml:space="preserve">          A. The program has an else</w:t>
-      </w:r>
-    </w:p>
-    <w:p>
-      <w:pPr>
-        <w:spacing w:before="15" w:after="15"/>
-      </w:pPr>
-      <w:r>
-        <w:rPr>
-          <w:rFonts w:ascii="Calibri" w:eastAsia="Calibri" w:hAnsi="Calibri" w:cs="Calibri"/>
-        </w:rPr>
-        <w:t xml:space="preserve">          B. The condition evaluates to True</w:t>
-      </w:r>
-    </w:p>
-    <w:p>
-      <w:pPr>
-        <w:spacing w:before="15" w:after="15"/>
-      </w:pPr>
-      <w:r>
-        <w:rPr>
-          <w:rFonts w:ascii="Calibri" w:eastAsia="Calibri" w:hAnsi="Calibri" w:cs="Calibri"/>
-        </w:rPr>
-        <w:t xml:space="preserve">          C. The condition evaluates to False</w:t>
-      </w:r>
-    </w:p>
-    <w:p>
-      <w:pPr>
-        <w:spacing w:before="15" w:after="15"/>
-      </w:pPr>
-      <w:r>
-        <w:rPr>
-          <w:rFonts w:ascii="Calibri" w:eastAsia="Calibri" w:hAnsi="Calibri" w:cs="Calibri"/>
-        </w:rPr>
-        <w:t xml:space="preserve">          D. The user presses Enter</w:t>
-      </w:r>
-    </w:p>
-    <w:p>
-      <w:pPr>
-        <w:spacing w:before="110" w:after="60"/>
-      </w:pPr>
-      <w:r>
-        <w:rPr>
-          <w:rFonts w:ascii="Calibri" w:eastAsia="Calibri" w:hAnsi="Calibri" w:cs="Calibri"/>
-        </w:rPr>
-        <w:t>_____ 26. A store offers free delivery when the distance is at most 5 kilometers. Which condition is correct?</w:t>
-      </w:r>
-    </w:p>
-    <w:p>
-      <w:pPr>
-        <w:spacing w:before="15" w:after="15"/>
-      </w:pPr>
-      <w:r>
-        <w:rPr>
-          <w:rFonts w:ascii="Calibri" w:eastAsia="Calibri" w:hAnsi="Calibri" w:cs="Calibri"/>
-        </w:rPr>
-        <w:t xml:space="preserve">          A. distance &lt; 5</w:t>
-      </w:r>
-    </w:p>
-    <w:p>
-      <w:pPr>
-        <w:spacing w:before="15" w:after="15"/>
-      </w:pPr>
-      <w:r>
-        <w:rPr>
-          <w:rFonts w:ascii="Calibri" w:eastAsia="Calibri" w:hAnsi="Calibri" w:cs="Calibri"/>
-        </w:rPr>
-        <w:t xml:space="preserve">          B. distance == 5</w:t>
-      </w:r>
-    </w:p>
-    <w:p>
-      <w:pPr>
-        <w:spacing w:before="15" w:after="15"/>
-      </w:pPr>
-      <w:r>
-        <w:rPr>
-          <w:rFonts w:ascii="Calibri" w:eastAsia="Calibri" w:hAnsi="Calibri" w:cs="Calibri"/>
-        </w:rPr>
-        <w:lastRenderedPageBreak/>
-        <w:t xml:space="preserve">          C. distance &lt;= 5</w:t>
-      </w:r>
-    </w:p>
-    <w:p>
-      <w:pPr>
-        <w:spacing w:before="15" w:after="15"/>
-      </w:pPr>
-      <w:r>
-        <w:rPr>
-          <w:rFonts w:ascii="Calibri" w:eastAsia="Calibri" w:hAnsi="Calibri" w:cs="Calibri"/>
-        </w:rPr>
-        <w:t xml:space="preserve">          D. distance &gt;= 5</w:t>
-      </w:r>
-    </w:p>
-    <w:p>
-      <w:pPr>
-        <w:spacing w:before="110" w:after="60"/>
-      </w:pPr>
-      <w:r>
-        <w:rPr>
-          <w:rFonts w:ascii="Calibri" w:eastAsia="Calibri" w:hAnsi="Calibri" w:cs="Calibri"/>
-        </w:rPr>
-        <w:t>_____ 27. An if-elif-else chain is more appropriate than several independent if statements when:</w:t>
-      </w:r>
-    </w:p>
-    <w:p>
-      <w:pPr>
-        <w:spacing w:before="15" w:after="15"/>
-      </w:pPr>
-      <w:r>
-        <w:rPr>
-          <w:rFonts w:ascii="Calibri" w:eastAsia="Calibri" w:hAnsi="Calibri" w:cs="Calibri"/>
-        </w:rPr>
-        <w:t xml:space="preserve">          A. Every block must always run</w:t>
-      </w:r>
-    </w:p>
-    <w:p>
-      <w:pPr>
-        <w:spacing w:before="15" w:after="15"/>
-      </w:pPr>
-      <w:r>
-        <w:rPr>
-          <w:rFonts w:ascii="Calibri" w:eastAsia="Calibri" w:hAnsi="Calibri" w:cs="Calibri"/>
-        </w:rPr>
-        <w:t xml:space="preserve">          B. Exactly one of several branches should run</w:t>
-      </w:r>
-    </w:p>
-    <w:p>
-      <w:pPr>
-        <w:spacing w:before="15" w:after="15"/>
-      </w:pPr>
-      <w:r>
-        <w:rPr>
-          <w:rFonts w:ascii="Calibri" w:eastAsia="Calibri" w:hAnsi="Calibri" w:cs="Calibri"/>
-        </w:rPr>
-        <w:t xml:space="preserve">          C. No condition is needed</w:t>
-      </w:r>
-    </w:p>
-    <w:p>
-      <w:pPr>
-        <w:spacing w:before="15" w:after="15"/>
-      </w:pPr>
-      <w:r>
-        <w:rPr>
-          <w:rFonts w:ascii="Calibri" w:eastAsia="Calibri" w:hAnsi="Calibri" w:cs="Calibri"/>
-        </w:rPr>
-        <w:t xml:space="preserve">          D. The program has no output</w:t>
-      </w:r>
-    </w:p>
-    <w:p>
-      <w:pPr>
-        <w:spacing w:before="110" w:after="60"/>
-      </w:pPr>
-      <w:r>
-        <w:rPr>
-          <w:rFonts w:ascii="Calibri" w:eastAsia="Calibri" w:hAnsi="Calibri" w:cs="Calibri"/>
-        </w:rPr>
-        <w:t>_____ 28. Given the condition if x &gt; 10:, which value of x makes the condition False?</w:t>
-      </w:r>
-    </w:p>
-    <w:p>
-      <w:pPr>
-        <w:spacing w:before="15" w:after="15"/>
-      </w:pPr>
-      <w:r>
-        <w:rPr>
-          <w:rFonts w:ascii="Calibri" w:eastAsia="Calibri" w:hAnsi="Calibri" w:cs="Calibri"/>
-        </w:rPr>
-        <w:t xml:space="preserve">          A. 10</w:t>
-      </w:r>
-    </w:p>
-    <w:p>
-      <w:pPr>
-        <w:spacing w:before="15" w:after="15"/>
-      </w:pPr>
-      <w:r>
-        <w:rPr>
-          <w:rFonts w:ascii="Calibri" w:eastAsia="Calibri" w:hAnsi="Calibri" w:cs="Calibri"/>
-        </w:rPr>
-        <w:t xml:space="preserve">          B. 11</w:t>
-      </w:r>
-    </w:p>
-    <w:p>
-      <w:pPr>
-        <w:spacing w:before="15" w:after="15"/>
-      </w:pPr>
-      <w:r>
-        <w:rPr>
-          <w:rFonts w:ascii="Calibri" w:eastAsia="Calibri" w:hAnsi="Calibri" w:cs="Calibri"/>
-        </w:rPr>
-        <w:t xml:space="preserve">          C. 12</w:t>
-      </w:r>
-    </w:p>
-    <w:p>
-      <w:pPr>
-        <w:spacing w:before="15" w:after="15"/>
-      </w:pPr>
-      <w:r>
-        <w:rPr>
-          <w:rFonts w:ascii="Calibri" w:eastAsia="Calibri" w:hAnsi="Calibri" w:cs="Calibri"/>
-        </w:rPr>
-        <w:t xml:space="preserve">          D. 100</w:t>
-      </w:r>
-    </w:p>
-    <w:p>
-      <w:pPr>
-        <w:spacing w:before="110" w:after="60"/>
-      </w:pPr>
-      <w:r>
-        <w:rPr>
-          <w:rFonts w:ascii="Calibri" w:eastAsia="Calibri" w:hAnsi="Calibri" w:cs="Calibri"/>
-        </w:rPr>
-        <w:t>_____ 29. The spaces at the beginning of the statements inside an if block are called:</w:t>
-      </w:r>
-    </w:p>
-    <w:p>
-      <w:pPr>
-        <w:spacing w:before="15" w:after="15"/>
-      </w:pPr>
-      <w:r>
-        <w:rPr>
-          <w:rFonts w:ascii="Calibri" w:eastAsia="Calibri" w:hAnsi="Calibri" w:cs="Calibri"/>
-        </w:rPr>
-        <w:t xml:space="preserve">          A. Margins</w:t>
-      </w:r>
-    </w:p>
-    <w:p>
-      <w:pPr>
-        <w:spacing w:before="15" w:after="15"/>
-      </w:pPr>
-      <w:r>
-        <w:rPr>
-          <w:rFonts w:ascii="Calibri" w:eastAsia="Calibri" w:hAnsi="Calibri" w:cs="Calibri"/>
-        </w:rPr>
-        <w:t xml:space="preserve">          B. Bullets</w:t>
-      </w:r>
-    </w:p>
-    <w:p>
-      <w:pPr>
-        <w:spacing w:before="15" w:after="15"/>
-      </w:pPr>
-      <w:r>
-        <w:rPr>
-          <w:rFonts w:ascii="Calibri" w:eastAsia="Calibri" w:hAnsi="Calibri" w:cs="Calibri"/>
-        </w:rPr>
-        <w:t xml:space="preserve">          C. Indentation</w:t>
-      </w:r>
-    </w:p>
-    <w:p>
-      <w:pPr>
-        <w:spacing w:before="15" w:after="15"/>
-      </w:pPr>
-      <w:r>
-        <w:rPr>
-          <w:rFonts w:ascii="Calibri" w:eastAsia="Calibri" w:hAnsi="Calibri" w:cs="Calibri"/>
-        </w:rPr>
-        <w:t xml:space="preserve">          D. Alignment errors</w:t>
-      </w:r>
-    </w:p>
-    <w:p>
-      <w:pPr>
-        <w:spacing w:before="110" w:after="60"/>
-      </w:pPr>
-      <w:r>
-        <w:rPr>
-          <w:rFonts w:ascii="Calibri" w:eastAsia="Calibri" w:hAnsi="Calibri" w:cs="Calibri"/>
-        </w:rPr>
-        <w:t>_____ 30. Which line correctly begins an if statement?</w:t>
-      </w:r>
-    </w:p>
-    <w:p>
-      <w:pPr>
-        <w:spacing w:before="15" w:after="15"/>
+        <w:rPr>
+          <w:rFonts w:ascii="Calibri" w:eastAsia="Calibri" w:hAnsi="Calibri" w:cs="Calibri"/>
+        </w:rPr>
       </w:pPr>
       <w:r>
         <w:rPr>
@@ -2901,38 +3104,38 @@
         </w:rPr>
         <w:t xml:space="preserve">          A. if grade =&gt; 75:</w:t>
       </w:r>
-    </w:p>
-    <w:p>
-      <w:pPr>
-        <w:spacing w:before="15" w:after="15"/>
-      </w:pPr>
-      <w:r>
-        <w:rPr>
-          <w:rFonts w:ascii="Calibri" w:eastAsia="Calibri" w:hAnsi="Calibri" w:cs="Calibri"/>
-        </w:rPr>
-        <w:t xml:space="preserve">          B. if grade &gt;= 75:</w:t>
-      </w:r>
-    </w:p>
-    <w:p>
-      <w:pPr>
-        <w:spacing w:before="15" w:after="15"/>
-      </w:pPr>
-      <w:r>
-        <w:rPr>
-          <w:rFonts w:ascii="Calibri" w:eastAsia="Calibri" w:hAnsi="Calibri" w:cs="Calibri"/>
-        </w:rPr>
-        <w:t xml:space="preserve">          C. if grade &gt;= 75</w:t>
-      </w:r>
-    </w:p>
-    <w:p>
-      <w:pPr>
-        <w:spacing w:before="15" w:after="15"/>
-      </w:pPr>
-      <w:r>
-        <w:rPr>
-          <w:rFonts w:ascii="Calibri" w:eastAsia="Calibri" w:hAnsi="Calibri" w:cs="Calibri"/>
-        </w:rPr>
-        <w:t xml:space="preserve">          D. if (grade &gt;= 75) then:</w:t>
+      <w:r>
+        <w:tab/>
+      </w:r>
+      <w:r>
+        <w:tab/>
+      </w:r>
+      <w:r>
+        <w:rPr>
+          <w:rFonts w:ascii="Calibri" w:eastAsia="Calibri" w:hAnsi="Calibri" w:cs="Calibri"/>
+        </w:rPr>
+        <w:t>B. if grade &gt;= 75:</w:t>
+      </w:r>
+      <w:r>
+        <w:tab/>
+      </w:r>
+      <w:r>
+        <w:rPr>
+          <w:rFonts w:ascii="Calibri" w:eastAsia="Calibri" w:hAnsi="Calibri" w:cs="Calibri"/>
+        </w:rPr>
+        <w:t>C. if grade &gt;= 75</w:t>
+      </w:r>
+      <w:r>
+        <w:tab/>
+      </w:r>
+      <w:r>
+        <w:tab/>
+      </w:r>
+      <w:r>
+        <w:rPr>
+          <w:rFonts w:ascii="Calibri" w:eastAsia="Calibri" w:hAnsi="Calibri" w:cs="Calibri"/>
+        </w:rPr>
+        <w:t>D. if (grade &gt;= 75) then:</w:t>
       </w:r>
     </w:p>
     <w:p>
@@ -2944,7 +3147,6 @@
         <w:rPr>
           <w:b/>
           <w:bCs/>
-          <w:color w:val="375623"/>
           <w:sz w:val="24"/>
           <w:szCs w:val="24"/>
         </w:rPr>
@@ -2960,7 +3162,6 @@
           <w:rFonts w:ascii="Calibri" w:eastAsia="Calibri" w:hAnsi="Calibri" w:cs="Calibri"/>
           <w:b/>
           <w:bCs/>
-          <w:color w:val="375623"/>
         </w:rPr>
         <w:t>Part II-A. Expression Evaluation — 10 points (Items 1–10, 1 point each)</w:t>
       </w:r>
@@ -2994,7 +3195,19 @@
         <w:t>18 + 5 * 4</w:t>
       </w:r>
       <w:r>
-        <w:t xml:space="preserve">        Answer: ______________________</w:t>
+        <w:t xml:space="preserve">        </w:t>
+      </w:r>
+      <w:r>
+        <w:tab/>
+      </w:r>
+      <w:r>
+        <w:tab/>
+      </w:r>
+      <w:r>
+        <w:tab/>
+      </w:r>
+      <w:r>
+        <w:t>Answer: ______________________</w:t>
       </w:r>
     </w:p>
     <w:p>
@@ -3011,7 +3224,19 @@
         <w:t>(18 + 5) * 4</w:t>
       </w:r>
       <w:r>
-        <w:t xml:space="preserve">        Answer: ______________________</w:t>
+        <w:t xml:space="preserve">        </w:t>
+      </w:r>
+      <w:r>
+        <w:tab/>
+      </w:r>
+      <w:r>
+        <w:tab/>
+      </w:r>
+      <w:r>
+        <w:tab/>
+      </w:r>
+      <w:r>
+        <w:t>Answer: ______________________</w:t>
       </w:r>
     </w:p>
     <w:p>
@@ -3028,7 +3253,19 @@
         <w:t>50 - 20 / 5</w:t>
       </w:r>
       <w:r>
-        <w:t xml:space="preserve">        Answer: ______________________</w:t>
+        <w:t xml:space="preserve">        </w:t>
+      </w:r>
+      <w:r>
+        <w:tab/>
+      </w:r>
+      <w:r>
+        <w:tab/>
+      </w:r>
+      <w:r>
+        <w:tab/>
+      </w:r>
+      <w:r>
+        <w:t>Answer: ______________________</w:t>
       </w:r>
     </w:p>
     <w:p>
@@ -3036,6 +3273,7 @@
         <w:spacing w:before="110" w:after="50"/>
       </w:pPr>
       <w:r>
+        <w:lastRenderedPageBreak/>
         <w:t xml:space="preserve">4. </w:t>
       </w:r>
       <w:r>
@@ -3045,7 +3283,19 @@
         <w:t>41 // 7</w:t>
       </w:r>
       <w:r>
-        <w:t xml:space="preserve">        Answer: ______________________</w:t>
+        <w:t xml:space="preserve">        </w:t>
+      </w:r>
+      <w:r>
+        <w:tab/>
+      </w:r>
+      <w:r>
+        <w:tab/>
+      </w:r>
+      <w:r>
+        <w:tab/>
+      </w:r>
+      <w:r>
+        <w:t>Answer: ______________________</w:t>
       </w:r>
     </w:p>
     <w:p>
@@ -3062,7 +3312,22 @@
         <w:t>41 % 7</w:t>
       </w:r>
       <w:r>
-        <w:t xml:space="preserve">        Answer: ______________________</w:t>
+        <w:t xml:space="preserve">        </w:t>
+      </w:r>
+      <w:r>
+        <w:tab/>
+      </w:r>
+      <w:r>
+        <w:tab/>
+      </w:r>
+      <w:r>
+        <w:tab/>
+      </w:r>
+      <w:r>
+        <w:tab/>
+      </w:r>
+      <w:r>
+        <w:t>Answer: ______________________</w:t>
       </w:r>
     </w:p>
     <w:p>
@@ -3079,7 +3344,19 @@
         <w:t>88 &gt; 88</w:t>
       </w:r>
       <w:r>
-        <w:t xml:space="preserve">        Answer: ______________________</w:t>
+        <w:t xml:space="preserve">        </w:t>
+      </w:r>
+      <w:r>
+        <w:tab/>
+      </w:r>
+      <w:r>
+        <w:tab/>
+      </w:r>
+      <w:r>
+        <w:tab/>
+      </w:r>
+      <w:r>
+        <w:t>Answer: ______________________</w:t>
       </w:r>
     </w:p>
     <w:p>
@@ -3096,7 +3373,19 @@
         <w:t>34 &lt;= 40</w:t>
       </w:r>
       <w:r>
-        <w:t xml:space="preserve">        Answer: ______________________</w:t>
+        <w:t xml:space="preserve">        </w:t>
+      </w:r>
+      <w:r>
+        <w:tab/>
+      </w:r>
+      <w:r>
+        <w:tab/>
+      </w:r>
+      <w:r>
+        <w:tab/>
+      </w:r>
+      <w:r>
+        <w:t>Answer: ______________________</w:t>
       </w:r>
     </w:p>
     <w:p>
@@ -3113,7 +3402,13 @@
         <w:t>(55 &lt; 60) and (12 &gt; 3)</w:t>
       </w:r>
       <w:r>
-        <w:t xml:space="preserve">        Answer: ______________________</w:t>
+        <w:t xml:space="preserve">        </w:t>
+      </w:r>
+      <w:r>
+        <w:tab/>
+      </w:r>
+      <w:r>
+        <w:t>Answer: ______________________</w:t>
       </w:r>
     </w:p>
     <w:p>
@@ -3130,7 +3425,19 @@
         <w:t>not (8 &gt;= 8)</w:t>
       </w:r>
       <w:r>
-        <w:t xml:space="preserve">        Answer: ______________________</w:t>
+        <w:t xml:space="preserve">        </w:t>
+      </w:r>
+      <w:r>
+        <w:tab/>
+      </w:r>
+      <w:r>
+        <w:tab/>
+      </w:r>
+      <w:r>
+        <w:tab/>
+      </w:r>
+      <w:r>
+        <w:t>Answer: ______________________</w:t>
       </w:r>
     </w:p>
     <w:p>
@@ -3147,7 +3454,16 @@
         <w:t>float("6.25") * 2</w:t>
       </w:r>
       <w:r>
-        <w:t xml:space="preserve">        Answer: ______________________</w:t>
+        <w:t xml:space="preserve">        </w:t>
+      </w:r>
+      <w:r>
+        <w:tab/>
+      </w:r>
+      <w:r>
+        <w:tab/>
+      </w:r>
+      <w:r>
+        <w:t>Answer: ______________________</w:t>
       </w:r>
     </w:p>
     <w:p>
@@ -3159,7 +3475,6 @@
           <w:rFonts w:ascii="Calibri" w:eastAsia="Calibri" w:hAnsi="Calibri" w:cs="Calibri"/>
           <w:b/>
           <w:bCs/>
-          <w:color w:val="375623"/>
         </w:rPr>
         <w:t>Part II-B. Program Output Tracing — 20 points (Programs 1–5, 4 points each)</w:t>
       </w:r>
@@ -3191,7 +3506,6 @@
           <w:sz w:val="20"/>
           <w:szCs w:val="20"/>
         </w:rPr>
-        <w:lastRenderedPageBreak/>
         <w:t>Scoring Note: Each program is worth 4 points. Exact output receives full credit. Partial credit may be given for substantially correct tracing with minor formatting errors.</w:t>
       </w:r>
     </w:p>
@@ -3210,7 +3524,7 @@
     </w:p>
     <w:tbl>
       <w:tblPr>
-        <w:tblW w:w="10800" w:type="dxa"/>
+        <w:tblW w:w="9214" w:type="dxa"/>
         <w:tblBorders>
           <w:top w:val="single" w:sz="4" w:space="0" w:color="auto"/>
           <w:left w:val="single" w:sz="4" w:space="0" w:color="auto"/>
@@ -3222,15 +3536,16 @@
         <w:tblLook w:val="04A0" w:firstRow="1" w:lastRow="0" w:firstColumn="1" w:lastColumn="0" w:noHBand="0" w:noVBand="1"/>
       </w:tblPr>
       <w:tblGrid>
-        <w:gridCol w:w="10800"/>
+        <w:gridCol w:w="9214"/>
       </w:tblGrid>
       <w:tr>
         <w:trPr>
           <w:cantSplit/>
+          <w:trHeight w:val="1083"/>
         </w:trPr>
         <w:tc>
           <w:tcPr>
-            <w:tcW w:w="10800" w:type="dxa"/>
+            <w:tcW w:w="9214" w:type="dxa"/>
             <w:tcBorders>
               <w:top w:val="single" w:sz="6" w:space="0" w:color="A9C48F"/>
               <w:left w:val="single" w:sz="6" w:space="0" w:color="A9C48F"/>
@@ -3315,36 +3630,19 @@
     </w:p>
     <w:p>
       <w:pPr>
-        <w:spacing w:before="120" w:after="60"/>
-      </w:pPr>
-      <w:r>
-        <w:rPr>
-          <w:rFonts w:ascii="Calibri" w:eastAsia="Calibri" w:hAnsi="Calibri" w:cs="Calibri"/>
-        </w:rPr>
-        <w:t>__________________________________________________________________________________________</w:t>
-      </w:r>
-    </w:p>
-    <w:p>
-      <w:pPr>
-        <w:spacing w:before="120" w:after="60"/>
-      </w:pPr>
-      <w:r>
-        <w:rPr>
-          <w:rFonts w:ascii="Calibri" w:eastAsia="Calibri" w:hAnsi="Calibri" w:cs="Calibri"/>
-        </w:rPr>
-        <w:t>__________________________________________________________________________________________</w:t>
-      </w:r>
-    </w:p>
-    <w:p>
-      <w:pPr>
-        <w:spacing w:before="120" w:after="60"/>
-      </w:pPr>
-      <w:r>
-        <w:rPr>
-          <w:rFonts w:ascii="Calibri" w:eastAsia="Calibri" w:hAnsi="Calibri" w:cs="Calibri"/>
-        </w:rPr>
-        <w:t>__________________________________________________________________________________________</w:t>
-      </w:r>
+        <w:spacing w:before="140" w:after="60"/>
+        <w:rPr>
+          <w:rFonts w:ascii="Calibri" w:eastAsia="Calibri" w:hAnsi="Calibri" w:cs="Calibri"/>
+        </w:rPr>
+      </w:pPr>
+    </w:p>
+    <w:p>
+      <w:pPr>
+        <w:spacing w:before="140" w:after="60"/>
+        <w:rPr>
+          <w:rFonts w:ascii="Calibri" w:eastAsia="Calibri" w:hAnsi="Calibri" w:cs="Calibri"/>
+        </w:rPr>
+      </w:pPr>
     </w:p>
     <w:p>
       <w:pPr>
@@ -3361,7 +3659,7 @@
     </w:p>
     <w:tbl>
       <w:tblPr>
-        <w:tblW w:w="10800" w:type="dxa"/>
+        <w:tblW w:w="9297" w:type="dxa"/>
         <w:tblBorders>
           <w:top w:val="single" w:sz="4" w:space="0" w:color="auto"/>
           <w:left w:val="single" w:sz="4" w:space="0" w:color="auto"/>
@@ -3373,15 +3671,16 @@
         <w:tblLook w:val="04A0" w:firstRow="1" w:lastRow="0" w:firstColumn="1" w:lastColumn="0" w:noHBand="0" w:noVBand="1"/>
       </w:tblPr>
       <w:tblGrid>
-        <w:gridCol w:w="10800"/>
+        <w:gridCol w:w="9297"/>
       </w:tblGrid>
       <w:tr>
         <w:trPr>
           <w:cantSplit/>
+          <w:trHeight w:val="1083"/>
         </w:trPr>
         <w:tc>
           <w:tcPr>
-            <w:tcW w:w="10800" w:type="dxa"/>
+            <w:tcW w:w="9297" w:type="dxa"/>
             <w:tcBorders>
               <w:top w:val="single" w:sz="6" w:space="0" w:color="A9C48F"/>
               <w:left w:val="single" w:sz="6" w:space="0" w:color="A9C48F"/>
@@ -3454,48 +3753,35 @@
     <w:p>
       <w:pPr>
         <w:spacing w:before="80" w:after="60"/>
-      </w:pPr>
-      <w:r>
         <w:rPr>
           <w:rFonts w:ascii="Calibri" w:eastAsia="Calibri" w:hAnsi="Calibri" w:cs="Calibri"/>
           <w:sz w:val="21"/>
           <w:szCs w:val="21"/>
         </w:rPr>
+      </w:pPr>
+      <w:r>
+        <w:rPr>
+          <w:rFonts w:ascii="Calibri" w:eastAsia="Calibri" w:hAnsi="Calibri" w:cs="Calibri"/>
+          <w:sz w:val="21"/>
+          <w:szCs w:val="21"/>
+        </w:rPr>
         <w:t>Output:</w:t>
       </w:r>
     </w:p>
     <w:p>
       <w:pPr>
-        <w:spacing w:before="120" w:after="60"/>
-      </w:pPr>
-      <w:r>
-        <w:rPr>
-          <w:rFonts w:ascii="Calibri" w:eastAsia="Calibri" w:hAnsi="Calibri" w:cs="Calibri"/>
-        </w:rPr>
-        <w:t>__________________________________________________________________________________________</w:t>
-      </w:r>
-    </w:p>
-    <w:p>
-      <w:pPr>
-        <w:spacing w:before="120" w:after="60"/>
-      </w:pPr>
-      <w:r>
-        <w:rPr>
-          <w:rFonts w:ascii="Calibri" w:eastAsia="Calibri" w:hAnsi="Calibri" w:cs="Calibri"/>
-        </w:rPr>
-        <w:t>__________________________________________________________________________________________</w:t>
-      </w:r>
-    </w:p>
-    <w:p>
-      <w:pPr>
-        <w:spacing w:before="120" w:after="60"/>
-      </w:pPr>
-      <w:r>
-        <w:rPr>
-          <w:rFonts w:ascii="Calibri" w:eastAsia="Calibri" w:hAnsi="Calibri" w:cs="Calibri"/>
-        </w:rPr>
-        <w:t>__________________________________________________________________________________________</w:t>
-      </w:r>
+        <w:spacing w:before="80" w:after="60"/>
+        <w:rPr>
+          <w:rFonts w:ascii="Calibri" w:eastAsia="Calibri" w:hAnsi="Calibri" w:cs="Calibri"/>
+          <w:sz w:val="21"/>
+          <w:szCs w:val="21"/>
+        </w:rPr>
+      </w:pPr>
+    </w:p>
+    <w:p>
+      <w:pPr>
+        <w:spacing w:before="80" w:after="60"/>
+      </w:pPr>
     </w:p>
     <w:p>
       <w:pPr>
@@ -3512,7 +3798,7 @@
     </w:p>
     <w:tbl>
       <w:tblPr>
-        <w:tblW w:w="10800" w:type="dxa"/>
+        <w:tblW w:w="9286" w:type="dxa"/>
         <w:tblBorders>
           <w:top w:val="single" w:sz="4" w:space="0" w:color="auto"/>
           <w:left w:val="single" w:sz="4" w:space="0" w:color="auto"/>
@@ -3524,15 +3810,16 @@
         <w:tblLook w:val="04A0" w:firstRow="1" w:lastRow="0" w:firstColumn="1" w:lastColumn="0" w:noHBand="0" w:noVBand="1"/>
       </w:tblPr>
       <w:tblGrid>
-        <w:gridCol w:w="10800"/>
+        <w:gridCol w:w="9286"/>
       </w:tblGrid>
       <w:tr>
         <w:trPr>
           <w:cantSplit/>
+          <w:trHeight w:val="1861"/>
         </w:trPr>
         <w:tc>
           <w:tcPr>
-            <w:tcW w:w="10800" w:type="dxa"/>
+            <w:tcW w:w="9286" w:type="dxa"/>
             <w:tcBorders>
               <w:top w:val="single" w:sz="6" w:space="0" w:color="A9C48F"/>
               <w:left w:val="single" w:sz="6" w:space="0" w:color="A9C48F"/>
@@ -3644,48 +3931,40 @@
     <w:p>
       <w:pPr>
         <w:spacing w:before="80" w:after="60"/>
-      </w:pPr>
-      <w:r>
         <w:rPr>
           <w:rFonts w:ascii="Calibri" w:eastAsia="Calibri" w:hAnsi="Calibri" w:cs="Calibri"/>
           <w:sz w:val="21"/>
           <w:szCs w:val="21"/>
         </w:rPr>
+      </w:pPr>
+      <w:r>
+        <w:rPr>
+          <w:rFonts w:ascii="Calibri" w:eastAsia="Calibri" w:hAnsi="Calibri" w:cs="Calibri"/>
+          <w:sz w:val="21"/>
+          <w:szCs w:val="21"/>
+        </w:rPr>
         <w:t>Output:</w:t>
       </w:r>
     </w:p>
     <w:p>
       <w:pPr>
-        <w:spacing w:before="120" w:after="60"/>
-      </w:pPr>
-      <w:r>
-        <w:rPr>
-          <w:rFonts w:ascii="Calibri" w:eastAsia="Calibri" w:hAnsi="Calibri" w:cs="Calibri"/>
-        </w:rPr>
-        <w:t>__________________________________________________________________________________________</w:t>
-      </w:r>
-    </w:p>
-    <w:p>
-      <w:pPr>
-        <w:spacing w:before="120" w:after="60"/>
-      </w:pPr>
-      <w:r>
-        <w:rPr>
-          <w:rFonts w:ascii="Calibri" w:eastAsia="Calibri" w:hAnsi="Calibri" w:cs="Calibri"/>
-        </w:rPr>
-        <w:t>__________________________________________________________________________________________</w:t>
-      </w:r>
-    </w:p>
-    <w:p>
-      <w:pPr>
-        <w:spacing w:before="120" w:after="60"/>
-      </w:pPr>
-      <w:r>
-        <w:rPr>
-          <w:rFonts w:ascii="Calibri" w:eastAsia="Calibri" w:hAnsi="Calibri" w:cs="Calibri"/>
-        </w:rPr>
-        <w:t>__________________________________________________________________________________________</w:t>
-      </w:r>
+        <w:spacing w:before="80" w:after="60"/>
+        <w:rPr>
+          <w:rFonts w:ascii="Calibri" w:eastAsia="Calibri" w:hAnsi="Calibri" w:cs="Calibri"/>
+          <w:sz w:val="21"/>
+          <w:szCs w:val="21"/>
+        </w:rPr>
+      </w:pPr>
+    </w:p>
+    <w:p>
+      <w:pPr>
+        <w:spacing w:before="80" w:after="60"/>
+      </w:pPr>
+    </w:p>
+    <w:p>
+      <w:pPr>
+        <w:spacing w:before="80" w:after="60"/>
+      </w:pPr>
     </w:p>
     <w:p>
       <w:pPr>
@@ -3703,7 +3982,7 @@
     </w:p>
     <w:tbl>
       <w:tblPr>
-        <w:tblW w:w="10800" w:type="dxa"/>
+        <w:tblW w:w="9226" w:type="dxa"/>
         <w:tblBorders>
           <w:top w:val="single" w:sz="4" w:space="0" w:color="auto"/>
           <w:left w:val="single" w:sz="4" w:space="0" w:color="auto"/>
@@ -3715,15 +3994,16 @@
         <w:tblLook w:val="04A0" w:firstRow="1" w:lastRow="0" w:firstColumn="1" w:lastColumn="0" w:noHBand="0" w:noVBand="1"/>
       </w:tblPr>
       <w:tblGrid>
-        <w:gridCol w:w="10800"/>
+        <w:gridCol w:w="9226"/>
       </w:tblGrid>
       <w:tr>
         <w:trPr>
           <w:cantSplit/>
+          <w:trHeight w:val="1872"/>
         </w:trPr>
         <w:tc>
           <w:tcPr>
-            <w:tcW w:w="10800" w:type="dxa"/>
+            <w:tcW w:w="9226" w:type="dxa"/>
             <w:tcBorders>
               <w:top w:val="single" w:sz="6" w:space="0" w:color="A9C48F"/>
               <w:left w:val="single" w:sz="6" w:space="0" w:color="A9C48F"/>
@@ -3835,48 +4115,45 @@
     <w:p>
       <w:pPr>
         <w:spacing w:before="80" w:after="60"/>
-      </w:pPr>
-      <w:r>
         <w:rPr>
           <w:rFonts w:ascii="Calibri" w:eastAsia="Calibri" w:hAnsi="Calibri" w:cs="Calibri"/>
           <w:sz w:val="21"/>
           <w:szCs w:val="21"/>
         </w:rPr>
+      </w:pPr>
+      <w:r>
+        <w:rPr>
+          <w:rFonts w:ascii="Calibri" w:eastAsia="Calibri" w:hAnsi="Calibri" w:cs="Calibri"/>
+          <w:sz w:val="21"/>
+          <w:szCs w:val="21"/>
+        </w:rPr>
         <w:t>Output:</w:t>
       </w:r>
     </w:p>
     <w:p>
       <w:pPr>
-        <w:spacing w:before="120" w:after="60"/>
-      </w:pPr>
-      <w:r>
-        <w:rPr>
-          <w:rFonts w:ascii="Calibri" w:eastAsia="Calibri" w:hAnsi="Calibri" w:cs="Calibri"/>
-        </w:rPr>
-        <w:t>__________________________________________________________________________________________</w:t>
-      </w:r>
-    </w:p>
-    <w:p>
-      <w:pPr>
-        <w:spacing w:before="120" w:after="60"/>
-      </w:pPr>
-      <w:r>
-        <w:rPr>
-          <w:rFonts w:ascii="Calibri" w:eastAsia="Calibri" w:hAnsi="Calibri" w:cs="Calibri"/>
-        </w:rPr>
-        <w:t>__________________________________________________________________________________________</w:t>
-      </w:r>
-    </w:p>
-    <w:p>
-      <w:pPr>
-        <w:spacing w:before="120" w:after="60"/>
-      </w:pPr>
-      <w:r>
-        <w:rPr>
-          <w:rFonts w:ascii="Calibri" w:eastAsia="Calibri" w:hAnsi="Calibri" w:cs="Calibri"/>
-        </w:rPr>
-        <w:t>__________________________________________________________________________________________</w:t>
-      </w:r>
+        <w:spacing w:before="80" w:after="60"/>
+        <w:rPr>
+          <w:rFonts w:ascii="Calibri" w:eastAsia="Calibri" w:hAnsi="Calibri" w:cs="Calibri"/>
+          <w:sz w:val="21"/>
+          <w:szCs w:val="21"/>
+        </w:rPr>
+      </w:pPr>
+    </w:p>
+    <w:p>
+      <w:pPr>
+        <w:spacing w:before="80" w:after="60"/>
+        <w:rPr>
+          <w:rFonts w:ascii="Calibri" w:eastAsia="Calibri" w:hAnsi="Calibri" w:cs="Calibri"/>
+          <w:sz w:val="21"/>
+          <w:szCs w:val="21"/>
+        </w:rPr>
+      </w:pPr>
+    </w:p>
+    <w:p>
+      <w:pPr>
+        <w:spacing w:before="80" w:after="60"/>
+      </w:pPr>
     </w:p>
     <w:p>
       <w:pPr>
@@ -3893,7 +4170,7 @@
     </w:p>
     <w:tbl>
       <w:tblPr>
-        <w:tblW w:w="10800" w:type="dxa"/>
+        <w:tblW w:w="9250" w:type="dxa"/>
         <w:tblBorders>
           <w:top w:val="single" w:sz="4" w:space="0" w:color="auto"/>
           <w:left w:val="single" w:sz="4" w:space="0" w:color="auto"/>
@@ -3905,15 +4182,16 @@
         <w:tblLook w:val="04A0" w:firstRow="1" w:lastRow="0" w:firstColumn="1" w:lastColumn="0" w:noHBand="0" w:noVBand="1"/>
       </w:tblPr>
       <w:tblGrid>
-        <w:gridCol w:w="10800"/>
+        <w:gridCol w:w="9250"/>
       </w:tblGrid>
       <w:tr>
         <w:trPr>
           <w:cantSplit/>
+          <w:trHeight w:val="2129"/>
         </w:trPr>
         <w:tc>
           <w:tcPr>
-            <w:tcW w:w="10800" w:type="dxa"/>
+            <w:tcW w:w="9250" w:type="dxa"/>
             <w:tcBorders>
               <w:top w:val="single" w:sz="6" w:space="0" w:color="A9C48F"/>
               <w:left w:val="single" w:sz="6" w:space="0" w:color="A9C48F"/>
@@ -4038,48 +4316,35 @@
     <w:p>
       <w:pPr>
         <w:spacing w:before="80" w:after="60"/>
-      </w:pPr>
-      <w:r>
         <w:rPr>
           <w:rFonts w:ascii="Calibri" w:eastAsia="Calibri" w:hAnsi="Calibri" w:cs="Calibri"/>
           <w:sz w:val="21"/>
           <w:szCs w:val="21"/>
         </w:rPr>
+      </w:pPr>
+      <w:r>
+        <w:rPr>
+          <w:rFonts w:ascii="Calibri" w:eastAsia="Calibri" w:hAnsi="Calibri" w:cs="Calibri"/>
+          <w:sz w:val="21"/>
+          <w:szCs w:val="21"/>
+        </w:rPr>
         <w:t>Output:</w:t>
       </w:r>
     </w:p>
     <w:p>
       <w:pPr>
-        <w:spacing w:before="120" w:after="60"/>
-      </w:pPr>
-      <w:r>
-        <w:rPr>
-          <w:rFonts w:ascii="Calibri" w:eastAsia="Calibri" w:hAnsi="Calibri" w:cs="Calibri"/>
-        </w:rPr>
-        <w:t>__________________________________________________________________________________________</w:t>
-      </w:r>
-    </w:p>
-    <w:p>
-      <w:pPr>
-        <w:spacing w:before="120" w:after="60"/>
-      </w:pPr>
-      <w:r>
-        <w:rPr>
-          <w:rFonts w:ascii="Calibri" w:eastAsia="Calibri" w:hAnsi="Calibri" w:cs="Calibri"/>
-        </w:rPr>
-        <w:t>__________________________________________________________________________________________</w:t>
-      </w:r>
-    </w:p>
-    <w:p>
-      <w:pPr>
-        <w:spacing w:before="120" w:after="60"/>
-      </w:pPr>
-      <w:r>
-        <w:rPr>
-          <w:rFonts w:ascii="Calibri" w:eastAsia="Calibri" w:hAnsi="Calibri" w:cs="Calibri"/>
-        </w:rPr>
-        <w:t>__________________________________________________________________________________________</w:t>
-      </w:r>
+        <w:spacing w:before="80" w:after="60"/>
+        <w:rPr>
+          <w:rFonts w:ascii="Calibri" w:eastAsia="Calibri" w:hAnsi="Calibri" w:cs="Calibri"/>
+          <w:sz w:val="21"/>
+          <w:szCs w:val="21"/>
+        </w:rPr>
+      </w:pPr>
+    </w:p>
+    <w:p>
+      <w:pPr>
+        <w:spacing w:before="80" w:after="60"/>
+      </w:pPr>
     </w:p>
     <w:p>
       <w:pPr>
@@ -4090,7 +4355,6 @@
         <w:rPr>
           <w:b/>
           <w:bCs/>
-          <w:color w:val="375623"/>
           <w:sz w:val="24"/>
           <w:szCs w:val="24"/>
         </w:rPr>
@@ -4121,7 +4385,6 @@
           <w:rFonts w:ascii="Calibri" w:eastAsia="Calibri" w:hAnsi="Calibri" w:cs="Calibri"/>
           <w:b/>
           <w:bCs/>
-          <w:color w:val="375623"/>
         </w:rPr>
         <w:t>Problem: Electricity Consumption Evaluation</w:t>
       </w:r>
@@ -4166,10 +4429,24 @@
           <w:rFonts w:ascii="Calibri" w:eastAsia="Calibri" w:hAnsi="Calibri" w:cs="Calibri"/>
           <w:b/>
           <w:bCs/>
-          <w:color w:val="375623"/>
-        </w:rPr>
-        <w:lastRenderedPageBreak/>
-        <w:t>Part III Scoring Summary (30 points):</w:t>
+        </w:rPr>
+        <w:t xml:space="preserve">Part III Scoring </w:t>
+      </w:r>
+      <w:r>
+        <w:rPr>
+          <w:rFonts w:ascii="Calibri" w:eastAsia="Calibri" w:hAnsi="Calibri" w:cs="Calibri"/>
+          <w:b/>
+          <w:bCs/>
+        </w:rPr>
+        <w:t>Rubrics</w:t>
+      </w:r>
+      <w:r>
+        <w:rPr>
+          <w:rFonts w:ascii="Calibri" w:eastAsia="Calibri" w:hAnsi="Calibri" w:cs="Calibri"/>
+          <w:b/>
+          <w:bCs/>
+        </w:rPr>
+        <w:t xml:space="preserve"> (30 points):</w:t>
       </w:r>
     </w:p>
     <w:tbl>
@@ -4216,16 +4493,18 @@
           </w:tcPr>
           <w:p>
             <w:pPr>
-              <w:spacing w:before="60" w:after="60"/>
+              <w:pStyle w:val="NoSpacing"/>
+              <w:rPr>
+                <w:rFonts w:ascii="Arial" w:hAnsi="Arial" w:cs="Arial"/>
+                <w:sz w:val="21"/>
+                <w:szCs w:val="21"/>
+              </w:rPr>
             </w:pPr>
             <w:r>
               <w:rPr>
-                <w:rFonts w:ascii="Calibri" w:eastAsia="Calibri" w:hAnsi="Calibri" w:cs="Calibri"/>
-                <w:b/>
-                <w:bCs/>
-                <w:color w:val="375623"/>
-                <w:sz w:val="20"/>
-                <w:szCs w:val="20"/>
+                <w:rFonts w:ascii="Arial" w:hAnsi="Arial" w:cs="Arial"/>
+                <w:sz w:val="21"/>
+                <w:szCs w:val="21"/>
               </w:rPr>
               <w:t>Task</w:t>
             </w:r>
@@ -4250,16 +4529,18 @@
           </w:tcPr>
           <w:p>
             <w:pPr>
-              <w:spacing w:before="60" w:after="60"/>
+              <w:pStyle w:val="NoSpacing"/>
+              <w:rPr>
+                <w:rFonts w:ascii="Arial" w:hAnsi="Arial" w:cs="Arial"/>
+                <w:sz w:val="21"/>
+                <w:szCs w:val="21"/>
+              </w:rPr>
             </w:pPr>
             <w:r>
               <w:rPr>
-                <w:rFonts w:ascii="Calibri" w:eastAsia="Calibri" w:hAnsi="Calibri" w:cs="Calibri"/>
-                <w:b/>
-                <w:bCs/>
-                <w:color w:val="375623"/>
-                <w:sz w:val="20"/>
-                <w:szCs w:val="20"/>
+                <w:rFonts w:ascii="Arial" w:hAnsi="Arial" w:cs="Arial"/>
+                <w:sz w:val="21"/>
+                <w:szCs w:val="21"/>
               </w:rPr>
               <w:t>Component</w:t>
             </w:r>
@@ -4284,16 +4565,18 @@
           </w:tcPr>
           <w:p>
             <w:pPr>
-              <w:spacing w:before="60" w:after="60"/>
+              <w:pStyle w:val="NoSpacing"/>
+              <w:rPr>
+                <w:rFonts w:ascii="Arial" w:hAnsi="Arial" w:cs="Arial"/>
+                <w:sz w:val="21"/>
+                <w:szCs w:val="21"/>
+              </w:rPr>
             </w:pPr>
             <w:r>
               <w:rPr>
-                <w:rFonts w:ascii="Calibri" w:eastAsia="Calibri" w:hAnsi="Calibri" w:cs="Calibri"/>
-                <w:b/>
-                <w:bCs/>
-                <w:color w:val="375623"/>
-                <w:sz w:val="20"/>
-                <w:szCs w:val="20"/>
+                <w:rFonts w:ascii="Arial" w:hAnsi="Arial" w:cs="Arial"/>
+                <w:sz w:val="21"/>
+                <w:szCs w:val="21"/>
               </w:rPr>
               <w:t>Points</w:t>
             </w:r>
@@ -4323,13 +4606,18 @@
           </w:tcPr>
           <w:p>
             <w:pPr>
-              <w:spacing w:before="60" w:after="60"/>
+              <w:pStyle w:val="NoSpacing"/>
+              <w:rPr>
+                <w:rFonts w:ascii="Arial" w:hAnsi="Arial" w:cs="Arial"/>
+                <w:sz w:val="21"/>
+                <w:szCs w:val="21"/>
+              </w:rPr>
             </w:pPr>
             <w:r>
               <w:rPr>
-                <w:rFonts w:ascii="Calibri" w:eastAsia="Calibri" w:hAnsi="Calibri" w:cs="Calibri"/>
-                <w:sz w:val="20"/>
-                <w:szCs w:val="20"/>
+                <w:rFonts w:ascii="Arial" w:hAnsi="Arial" w:cs="Arial"/>
+                <w:sz w:val="21"/>
+                <w:szCs w:val="21"/>
               </w:rPr>
               <w:t>Task 1</w:t>
             </w:r>
@@ -4353,13 +4641,18 @@
           </w:tcPr>
           <w:p>
             <w:pPr>
-              <w:spacing w:before="60" w:after="60"/>
+              <w:pStyle w:val="NoSpacing"/>
+              <w:rPr>
+                <w:rFonts w:ascii="Arial" w:hAnsi="Arial" w:cs="Arial"/>
+                <w:sz w:val="21"/>
+                <w:szCs w:val="21"/>
+              </w:rPr>
             </w:pPr>
             <w:r>
               <w:rPr>
-                <w:rFonts w:ascii="Calibri" w:eastAsia="Calibri" w:hAnsi="Calibri" w:cs="Calibri"/>
-                <w:sz w:val="20"/>
-                <w:szCs w:val="20"/>
+                <w:rFonts w:ascii="Arial" w:hAnsi="Arial" w:cs="Arial"/>
+                <w:sz w:val="21"/>
+                <w:szCs w:val="21"/>
               </w:rPr>
               <w:t>IPO Table</w:t>
             </w:r>
@@ -4383,13 +4676,18 @@
           </w:tcPr>
           <w:p>
             <w:pPr>
-              <w:spacing w:before="60" w:after="60"/>
+              <w:pStyle w:val="NoSpacing"/>
+              <w:rPr>
+                <w:rFonts w:ascii="Arial" w:hAnsi="Arial" w:cs="Arial"/>
+                <w:sz w:val="21"/>
+                <w:szCs w:val="21"/>
+              </w:rPr>
             </w:pPr>
             <w:r>
               <w:rPr>
-                <w:rFonts w:ascii="Calibri" w:eastAsia="Calibri" w:hAnsi="Calibri" w:cs="Calibri"/>
-                <w:sz w:val="20"/>
-                <w:szCs w:val="20"/>
+                <w:rFonts w:ascii="Arial" w:hAnsi="Arial" w:cs="Arial"/>
+                <w:sz w:val="21"/>
+                <w:szCs w:val="21"/>
               </w:rPr>
               <w:t>6</w:t>
             </w:r>
@@ -4419,13 +4717,18 @@
           </w:tcPr>
           <w:p>
             <w:pPr>
-              <w:spacing w:before="60" w:after="60"/>
+              <w:pStyle w:val="NoSpacing"/>
+              <w:rPr>
+                <w:rFonts w:ascii="Arial" w:hAnsi="Arial" w:cs="Arial"/>
+                <w:sz w:val="21"/>
+                <w:szCs w:val="21"/>
+              </w:rPr>
             </w:pPr>
             <w:r>
               <w:rPr>
-                <w:rFonts w:ascii="Calibri" w:eastAsia="Calibri" w:hAnsi="Calibri" w:cs="Calibri"/>
-                <w:sz w:val="20"/>
-                <w:szCs w:val="20"/>
+                <w:rFonts w:ascii="Arial" w:hAnsi="Arial" w:cs="Arial"/>
+                <w:sz w:val="21"/>
+                <w:szCs w:val="21"/>
               </w:rPr>
               <w:t>Task 2</w:t>
             </w:r>
@@ -4449,13 +4752,18 @@
           </w:tcPr>
           <w:p>
             <w:pPr>
-              <w:spacing w:before="60" w:after="60"/>
+              <w:pStyle w:val="NoSpacing"/>
+              <w:rPr>
+                <w:rFonts w:ascii="Arial" w:hAnsi="Arial" w:cs="Arial"/>
+                <w:sz w:val="21"/>
+                <w:szCs w:val="21"/>
+              </w:rPr>
             </w:pPr>
             <w:r>
               <w:rPr>
-                <w:rFonts w:ascii="Calibri" w:eastAsia="Calibri" w:hAnsi="Calibri" w:cs="Calibri"/>
-                <w:sz w:val="20"/>
-                <w:szCs w:val="20"/>
+                <w:rFonts w:ascii="Arial" w:hAnsi="Arial" w:cs="Arial"/>
+                <w:sz w:val="21"/>
+                <w:szCs w:val="21"/>
               </w:rPr>
               <w:t>Algorithm</w:t>
             </w:r>
@@ -4479,13 +4787,18 @@
           </w:tcPr>
           <w:p>
             <w:pPr>
-              <w:spacing w:before="60" w:after="60"/>
+              <w:pStyle w:val="NoSpacing"/>
+              <w:rPr>
+                <w:rFonts w:ascii="Arial" w:hAnsi="Arial" w:cs="Arial"/>
+                <w:sz w:val="21"/>
+                <w:szCs w:val="21"/>
+              </w:rPr>
             </w:pPr>
             <w:r>
               <w:rPr>
-                <w:rFonts w:ascii="Calibri" w:eastAsia="Calibri" w:hAnsi="Calibri" w:cs="Calibri"/>
-                <w:sz w:val="20"/>
-                <w:szCs w:val="20"/>
+                <w:rFonts w:ascii="Arial" w:hAnsi="Arial" w:cs="Arial"/>
+                <w:sz w:val="21"/>
+                <w:szCs w:val="21"/>
               </w:rPr>
               <w:t>6</w:t>
             </w:r>
@@ -4515,13 +4828,18 @@
           </w:tcPr>
           <w:p>
             <w:pPr>
-              <w:spacing w:before="60" w:after="60"/>
+              <w:pStyle w:val="NoSpacing"/>
+              <w:rPr>
+                <w:rFonts w:ascii="Arial" w:hAnsi="Arial" w:cs="Arial"/>
+                <w:sz w:val="21"/>
+                <w:szCs w:val="21"/>
+              </w:rPr>
             </w:pPr>
             <w:r>
               <w:rPr>
-                <w:rFonts w:ascii="Calibri" w:eastAsia="Calibri" w:hAnsi="Calibri" w:cs="Calibri"/>
-                <w:sz w:val="20"/>
-                <w:szCs w:val="20"/>
+                <w:rFonts w:ascii="Arial" w:hAnsi="Arial" w:cs="Arial"/>
+                <w:sz w:val="21"/>
+                <w:szCs w:val="21"/>
               </w:rPr>
               <w:t>Task 3</w:t>
             </w:r>
@@ -4545,13 +4863,18 @@
           </w:tcPr>
           <w:p>
             <w:pPr>
-              <w:spacing w:before="60" w:after="60"/>
+              <w:pStyle w:val="NoSpacing"/>
+              <w:rPr>
+                <w:rFonts w:ascii="Arial" w:hAnsi="Arial" w:cs="Arial"/>
+                <w:sz w:val="21"/>
+                <w:szCs w:val="21"/>
+              </w:rPr>
             </w:pPr>
             <w:r>
               <w:rPr>
-                <w:rFonts w:ascii="Calibri" w:eastAsia="Calibri" w:hAnsi="Calibri" w:cs="Calibri"/>
-                <w:sz w:val="20"/>
-                <w:szCs w:val="20"/>
+                <w:rFonts w:ascii="Arial" w:hAnsi="Arial" w:cs="Arial"/>
+                <w:sz w:val="21"/>
+                <w:szCs w:val="21"/>
               </w:rPr>
               <w:t>Pseudocode</w:t>
             </w:r>
@@ -4575,13 +4898,18 @@
           </w:tcPr>
           <w:p>
             <w:pPr>
-              <w:spacing w:before="60" w:after="60"/>
+              <w:pStyle w:val="NoSpacing"/>
+              <w:rPr>
+                <w:rFonts w:ascii="Arial" w:hAnsi="Arial" w:cs="Arial"/>
+                <w:sz w:val="21"/>
+                <w:szCs w:val="21"/>
+              </w:rPr>
             </w:pPr>
             <w:r>
               <w:rPr>
-                <w:rFonts w:ascii="Calibri" w:eastAsia="Calibri" w:hAnsi="Calibri" w:cs="Calibri"/>
-                <w:sz w:val="20"/>
-                <w:szCs w:val="20"/>
+                <w:rFonts w:ascii="Arial" w:hAnsi="Arial" w:cs="Arial"/>
+                <w:sz w:val="21"/>
+                <w:szCs w:val="21"/>
               </w:rPr>
               <w:t>8</w:t>
             </w:r>
@@ -4611,13 +4939,18 @@
           </w:tcPr>
           <w:p>
             <w:pPr>
-              <w:spacing w:before="60" w:after="60"/>
+              <w:pStyle w:val="NoSpacing"/>
+              <w:rPr>
+                <w:rFonts w:ascii="Arial" w:hAnsi="Arial" w:cs="Arial"/>
+                <w:sz w:val="21"/>
+                <w:szCs w:val="21"/>
+              </w:rPr>
             </w:pPr>
             <w:r>
               <w:rPr>
-                <w:rFonts w:ascii="Calibri" w:eastAsia="Calibri" w:hAnsi="Calibri" w:cs="Calibri"/>
-                <w:sz w:val="20"/>
-                <w:szCs w:val="20"/>
+                <w:rFonts w:ascii="Arial" w:hAnsi="Arial" w:cs="Arial"/>
+                <w:sz w:val="21"/>
+                <w:szCs w:val="21"/>
               </w:rPr>
               <w:t>Task 4</w:t>
             </w:r>
@@ -4641,13 +4974,18 @@
           </w:tcPr>
           <w:p>
             <w:pPr>
-              <w:spacing w:before="60" w:after="60"/>
+              <w:pStyle w:val="NoSpacing"/>
+              <w:rPr>
+                <w:rFonts w:ascii="Arial" w:hAnsi="Arial" w:cs="Arial"/>
+                <w:sz w:val="21"/>
+                <w:szCs w:val="21"/>
+              </w:rPr>
             </w:pPr>
             <w:r>
               <w:rPr>
-                <w:rFonts w:ascii="Calibri" w:eastAsia="Calibri" w:hAnsi="Calibri" w:cs="Calibri"/>
-                <w:sz w:val="20"/>
-                <w:szCs w:val="20"/>
+                <w:rFonts w:ascii="Arial" w:hAnsi="Arial" w:cs="Arial"/>
+                <w:sz w:val="21"/>
+                <w:szCs w:val="21"/>
               </w:rPr>
               <w:t>Flowchart</w:t>
             </w:r>
@@ -4671,13 +5009,18 @@
           </w:tcPr>
           <w:p>
             <w:pPr>
-              <w:spacing w:before="60" w:after="60"/>
+              <w:pStyle w:val="NoSpacing"/>
+              <w:rPr>
+                <w:rFonts w:ascii="Arial" w:hAnsi="Arial" w:cs="Arial"/>
+                <w:sz w:val="21"/>
+                <w:szCs w:val="21"/>
+              </w:rPr>
             </w:pPr>
             <w:r>
               <w:rPr>
-                <w:rFonts w:ascii="Calibri" w:eastAsia="Calibri" w:hAnsi="Calibri" w:cs="Calibri"/>
-                <w:sz w:val="20"/>
-                <w:szCs w:val="20"/>
+                <w:rFonts w:ascii="Arial" w:hAnsi="Arial" w:cs="Arial"/>
+                <w:sz w:val="21"/>
+                <w:szCs w:val="21"/>
               </w:rPr>
               <w:t>10</w:t>
             </w:r>
@@ -4707,13 +5050,18 @@
           </w:tcPr>
           <w:p>
             <w:pPr>
-              <w:spacing w:before="60" w:after="60"/>
+              <w:pStyle w:val="NoSpacing"/>
+              <w:rPr>
+                <w:rFonts w:ascii="Arial" w:hAnsi="Arial" w:cs="Arial"/>
+                <w:sz w:val="21"/>
+                <w:szCs w:val="21"/>
+              </w:rPr>
             </w:pPr>
             <w:r>
               <w:rPr>
-                <w:rFonts w:ascii="Calibri" w:eastAsia="Calibri" w:hAnsi="Calibri" w:cs="Calibri"/>
-                <w:sz w:val="20"/>
-                <w:szCs w:val="20"/>
+                <w:rFonts w:ascii="Arial" w:hAnsi="Arial" w:cs="Arial"/>
+                <w:sz w:val="21"/>
+                <w:szCs w:val="21"/>
               </w:rPr>
               <w:t>Total</w:t>
             </w:r>
@@ -4735,11 +5083,7 @@
               <w:right w:w="100" w:type="dxa"/>
             </w:tcMar>
           </w:tcPr>
-          <w:p>
-            <w:pPr>
-              <w:spacing w:before="60" w:after="60"/>
-            </w:pPr>
-          </w:p>
+          <w:p/>
         </w:tc>
         <w:tc>
           <w:tcPr>
@@ -4759,13 +5103,18 @@
           </w:tcPr>
           <w:p>
             <w:pPr>
-              <w:spacing w:before="60" w:after="60"/>
+              <w:pStyle w:val="NoSpacing"/>
+              <w:rPr>
+                <w:rFonts w:ascii="Arial" w:hAnsi="Arial" w:cs="Arial"/>
+                <w:sz w:val="21"/>
+                <w:szCs w:val="21"/>
+              </w:rPr>
             </w:pPr>
             <w:r>
               <w:rPr>
-                <w:rFonts w:ascii="Calibri" w:eastAsia="Calibri" w:hAnsi="Calibri" w:cs="Calibri"/>
-                <w:sz w:val="20"/>
-                <w:szCs w:val="20"/>
+                <w:rFonts w:ascii="Arial" w:hAnsi="Arial" w:cs="Arial"/>
+                <w:sz w:val="21"/>
+                <w:szCs w:val="21"/>
               </w:rPr>
               <w:t>30</w:t>
             </w:r>
@@ -4796,17 +5145,20 @@
           </w:tcPr>
           <w:p>
             <w:pPr>
-              <w:spacing w:before="60" w:after="60"/>
+              <w:pStyle w:val="NoSpacing"/>
+              <w:rPr>
+                <w:rFonts w:ascii="Arial" w:hAnsi="Arial" w:cs="Arial"/>
+                <w:sz w:val="21"/>
+                <w:szCs w:val="21"/>
+              </w:rPr>
             </w:pPr>
             <w:r>
               <w:rPr>
-                <w:rFonts w:ascii="Calibri" w:eastAsia="Calibri" w:hAnsi="Calibri" w:cs="Calibri"/>
-                <w:b/>
-                <w:bCs/>
-                <w:color w:val="375623"/>
-                <w:sz w:val="20"/>
-                <w:szCs w:val="20"/>
+                <w:rFonts w:ascii="Arial" w:hAnsi="Arial" w:cs="Arial"/>
+                <w:sz w:val="21"/>
+                <w:szCs w:val="21"/>
               </w:rPr>
+              <w:lastRenderedPageBreak/>
               <w:t>Component</w:t>
             </w:r>
           </w:p>
@@ -4831,16 +5183,18 @@
           </w:tcPr>
           <w:p>
             <w:pPr>
-              <w:spacing w:before="60" w:after="60"/>
+              <w:pStyle w:val="NoSpacing"/>
+              <w:rPr>
+                <w:rFonts w:ascii="Arial" w:hAnsi="Arial" w:cs="Arial"/>
+                <w:sz w:val="21"/>
+                <w:szCs w:val="21"/>
+              </w:rPr>
             </w:pPr>
             <w:r>
               <w:rPr>
-                <w:rFonts w:ascii="Calibri" w:eastAsia="Calibri" w:hAnsi="Calibri" w:cs="Calibri"/>
-                <w:b/>
-                <w:bCs/>
-                <w:color w:val="375623"/>
-                <w:sz w:val="20"/>
-                <w:szCs w:val="20"/>
+                <w:rFonts w:ascii="Arial" w:hAnsi="Arial" w:cs="Arial"/>
+                <w:sz w:val="21"/>
+                <w:szCs w:val="21"/>
               </w:rPr>
               <w:t>Main Basis for Scoring</w:t>
             </w:r>
@@ -4869,13 +5223,18 @@
           </w:tcPr>
           <w:p>
             <w:pPr>
-              <w:spacing w:before="60" w:after="60"/>
+              <w:pStyle w:val="NoSpacing"/>
+              <w:rPr>
+                <w:rFonts w:ascii="Arial" w:hAnsi="Arial" w:cs="Arial"/>
+                <w:sz w:val="21"/>
+                <w:szCs w:val="21"/>
+              </w:rPr>
             </w:pPr>
             <w:r>
               <w:rPr>
-                <w:rFonts w:ascii="Calibri" w:eastAsia="Calibri" w:hAnsi="Calibri" w:cs="Calibri"/>
-                <w:sz w:val="20"/>
-                <w:szCs w:val="20"/>
+                <w:rFonts w:ascii="Arial" w:hAnsi="Arial" w:cs="Arial"/>
+                <w:sz w:val="21"/>
+                <w:szCs w:val="21"/>
               </w:rPr>
               <w:t>IPO Table</w:t>
             </w:r>
@@ -4900,13 +5259,18 @@
           </w:tcPr>
           <w:p>
             <w:pPr>
-              <w:spacing w:before="60" w:after="60"/>
+              <w:pStyle w:val="NoSpacing"/>
+              <w:rPr>
+                <w:rFonts w:ascii="Arial" w:hAnsi="Arial" w:cs="Arial"/>
+                <w:sz w:val="21"/>
+                <w:szCs w:val="21"/>
+              </w:rPr>
             </w:pPr>
             <w:r>
               <w:rPr>
-                <w:rFonts w:ascii="Calibri" w:eastAsia="Calibri" w:hAnsi="Calibri" w:cs="Calibri"/>
-                <w:sz w:val="20"/>
-                <w:szCs w:val="20"/>
+                <w:rFonts w:ascii="Arial" w:hAnsi="Arial" w:cs="Arial"/>
+                <w:sz w:val="21"/>
+                <w:szCs w:val="21"/>
               </w:rPr>
               <w:t>Correct input, process, and output</w:t>
             </w:r>
@@ -4935,13 +5299,18 @@
           </w:tcPr>
           <w:p>
             <w:pPr>
-              <w:spacing w:before="60" w:after="60"/>
+              <w:pStyle w:val="NoSpacing"/>
+              <w:rPr>
+                <w:rFonts w:ascii="Arial" w:hAnsi="Arial" w:cs="Arial"/>
+                <w:sz w:val="21"/>
+                <w:szCs w:val="21"/>
+              </w:rPr>
             </w:pPr>
             <w:r>
               <w:rPr>
-                <w:rFonts w:ascii="Calibri" w:eastAsia="Calibri" w:hAnsi="Calibri" w:cs="Calibri"/>
-                <w:sz w:val="20"/>
-                <w:szCs w:val="20"/>
+                <w:rFonts w:ascii="Arial" w:hAnsi="Arial" w:cs="Arial"/>
+                <w:sz w:val="21"/>
+                <w:szCs w:val="21"/>
               </w:rPr>
               <w:t>Algorithm</w:t>
             </w:r>
@@ -4966,13 +5335,18 @@
           </w:tcPr>
           <w:p>
             <w:pPr>
-              <w:spacing w:before="60" w:after="60"/>
+              <w:pStyle w:val="NoSpacing"/>
+              <w:rPr>
+                <w:rFonts w:ascii="Arial" w:hAnsi="Arial" w:cs="Arial"/>
+                <w:sz w:val="21"/>
+                <w:szCs w:val="21"/>
+              </w:rPr>
             </w:pPr>
             <w:r>
               <w:rPr>
-                <w:rFonts w:ascii="Calibri" w:eastAsia="Calibri" w:hAnsi="Calibri" w:cs="Calibri"/>
-                <w:sz w:val="20"/>
-                <w:szCs w:val="20"/>
+                <w:rFonts w:ascii="Arial" w:hAnsi="Arial" w:cs="Arial"/>
+                <w:sz w:val="21"/>
+                <w:szCs w:val="21"/>
               </w:rPr>
               <w:t>Complete and logically ordered steps</w:t>
             </w:r>
@@ -5001,13 +5375,18 @@
           </w:tcPr>
           <w:p>
             <w:pPr>
-              <w:spacing w:before="60" w:after="60"/>
+              <w:pStyle w:val="NoSpacing"/>
+              <w:rPr>
+                <w:rFonts w:ascii="Arial" w:hAnsi="Arial" w:cs="Arial"/>
+                <w:sz w:val="21"/>
+                <w:szCs w:val="21"/>
+              </w:rPr>
             </w:pPr>
             <w:r>
               <w:rPr>
-                <w:rFonts w:ascii="Calibri" w:eastAsia="Calibri" w:hAnsi="Calibri" w:cs="Calibri"/>
-                <w:sz w:val="20"/>
-                <w:szCs w:val="20"/>
+                <w:rFonts w:ascii="Arial" w:hAnsi="Arial" w:cs="Arial"/>
+                <w:sz w:val="21"/>
+                <w:szCs w:val="21"/>
               </w:rPr>
               <w:t>Pseudocode</w:t>
             </w:r>
@@ -5032,13 +5411,18 @@
           </w:tcPr>
           <w:p>
             <w:pPr>
-              <w:spacing w:before="60" w:after="60"/>
+              <w:pStyle w:val="NoSpacing"/>
+              <w:rPr>
+                <w:rFonts w:ascii="Arial" w:hAnsi="Arial" w:cs="Arial"/>
+                <w:sz w:val="21"/>
+                <w:szCs w:val="21"/>
+              </w:rPr>
             </w:pPr>
             <w:r>
               <w:rPr>
-                <w:rFonts w:ascii="Calibri" w:eastAsia="Calibri" w:hAnsi="Calibri" w:cs="Calibri"/>
-                <w:sz w:val="20"/>
-                <w:szCs w:val="20"/>
+                <w:rFonts w:ascii="Arial" w:hAnsi="Arial" w:cs="Arial"/>
+                <w:sz w:val="21"/>
+                <w:szCs w:val="21"/>
               </w:rPr>
               <w:t>Correct formulas, condition, branches, and outputs</w:t>
             </w:r>
@@ -5067,13 +5451,18 @@
           </w:tcPr>
           <w:p>
             <w:pPr>
-              <w:spacing w:before="60" w:after="60"/>
+              <w:pStyle w:val="NoSpacing"/>
+              <w:rPr>
+                <w:rFonts w:ascii="Arial" w:hAnsi="Arial" w:cs="Arial"/>
+                <w:sz w:val="21"/>
+                <w:szCs w:val="21"/>
+              </w:rPr>
             </w:pPr>
             <w:r>
               <w:rPr>
-                <w:rFonts w:ascii="Calibri" w:eastAsia="Calibri" w:hAnsi="Calibri" w:cs="Calibri"/>
-                <w:sz w:val="20"/>
-                <w:szCs w:val="20"/>
+                <w:rFonts w:ascii="Arial" w:hAnsi="Arial" w:cs="Arial"/>
+                <w:sz w:val="21"/>
+                <w:szCs w:val="21"/>
               </w:rPr>
               <w:t>Flowchart</w:t>
             </w:r>
@@ -5098,13 +5487,18 @@
           </w:tcPr>
           <w:p>
             <w:pPr>
-              <w:spacing w:before="60" w:after="60"/>
+              <w:pStyle w:val="NoSpacing"/>
+              <w:rPr>
+                <w:rFonts w:ascii="Arial" w:hAnsi="Arial" w:cs="Arial"/>
+                <w:sz w:val="21"/>
+                <w:szCs w:val="21"/>
+              </w:rPr>
             </w:pPr>
             <w:r>
               <w:rPr>
-                <w:rFonts w:ascii="Calibri" w:eastAsia="Calibri" w:hAnsi="Calibri" w:cs="Calibri"/>
-                <w:sz w:val="20"/>
-                <w:szCs w:val="20"/>
+                <w:rFonts w:ascii="Arial" w:hAnsi="Arial" w:cs="Arial"/>
+                <w:sz w:val="21"/>
+                <w:szCs w:val="21"/>
               </w:rPr>
               <w:t>Correct symbols, decision paths, arrows, and overall logic</w:t>
             </w:r>
@@ -5121,7 +5515,6 @@
           <w:rFonts w:ascii="Calibri" w:eastAsia="Calibri" w:hAnsi="Calibri" w:cs="Calibri"/>
           <w:b/>
           <w:bCs/>
-          <w:color w:val="375623"/>
         </w:rPr>
         <w:t>Task 1 — IPO Table (6 points)</w:t>
       </w:r>
@@ -5155,9 +5548,9 @@
         <w:tblLook w:val="04A0" w:firstRow="1" w:lastRow="0" w:firstColumn="1" w:lastColumn="0" w:noHBand="0" w:noVBand="1"/>
       </w:tblPr>
       <w:tblGrid>
-        <w:gridCol w:w="3600"/>
-        <w:gridCol w:w="3600"/>
-        <w:gridCol w:w="2006"/>
+        <w:gridCol w:w="2402"/>
+        <w:gridCol w:w="4536"/>
+        <w:gridCol w:w="2268"/>
       </w:tblGrid>
       <w:tr>
         <w:trPr>
@@ -5166,7 +5559,7 @@
         </w:trPr>
         <w:tc>
           <w:tcPr>
-            <w:tcW w:w="3600" w:type="dxa"/>
+            <w:tcW w:w="2402" w:type="dxa"/>
             <w:tcBorders>
               <w:top w:val="single" w:sz="6" w:space="0" w:color="7BA05B"/>
               <w:left w:val="single" w:sz="6" w:space="0" w:color="7BA05B"/>
@@ -5190,7 +5583,6 @@
                 <w:rFonts w:ascii="Calibri" w:eastAsia="Calibri" w:hAnsi="Calibri" w:cs="Calibri"/>
                 <w:b/>
                 <w:bCs/>
-                <w:color w:val="375623"/>
                 <w:sz w:val="20"/>
                 <w:szCs w:val="20"/>
               </w:rPr>
@@ -5200,7 +5592,7 @@
         </w:tc>
         <w:tc>
           <w:tcPr>
-            <w:tcW w:w="3600" w:type="dxa"/>
+            <w:tcW w:w="4536" w:type="dxa"/>
             <w:tcBorders>
               <w:top w:val="single" w:sz="6" w:space="0" w:color="7BA05B"/>
               <w:left w:val="single" w:sz="6" w:space="0" w:color="7BA05B"/>
@@ -5224,7 +5616,6 @@
                 <w:rFonts w:ascii="Calibri" w:eastAsia="Calibri" w:hAnsi="Calibri" w:cs="Calibri"/>
                 <w:b/>
                 <w:bCs/>
-                <w:color w:val="375623"/>
                 <w:sz w:val="20"/>
                 <w:szCs w:val="20"/>
               </w:rPr>
@@ -5234,7 +5625,7 @@
         </w:tc>
         <w:tc>
           <w:tcPr>
-            <w:tcW w:w="2006" w:type="dxa"/>
+            <w:tcW w:w="2268" w:type="dxa"/>
             <w:tcBorders>
               <w:top w:val="single" w:sz="6" w:space="0" w:color="7BA05B"/>
               <w:left w:val="single" w:sz="6" w:space="0" w:color="7BA05B"/>
@@ -5258,7 +5649,6 @@
                 <w:rFonts w:ascii="Calibri" w:eastAsia="Calibri" w:hAnsi="Calibri" w:cs="Calibri"/>
                 <w:b/>
                 <w:bCs/>
-                <w:color w:val="375623"/>
                 <w:sz w:val="20"/>
                 <w:szCs w:val="20"/>
               </w:rPr>
@@ -5270,11 +5660,11 @@
       <w:tr>
         <w:trPr>
           <w:cantSplit/>
-          <w:trHeight w:val="2600"/>
+          <w:trHeight w:val="1266"/>
         </w:trPr>
         <w:tc>
           <w:tcPr>
-            <w:tcW w:w="3600" w:type="dxa"/>
+            <w:tcW w:w="2402" w:type="dxa"/>
             <w:tcBorders>
               <w:top w:val="single" w:sz="6" w:space="0" w:color="7BA05B"/>
               <w:left w:val="single" w:sz="6" w:space="0" w:color="7BA05B"/>
@@ -5296,7 +5686,7 @@
         </w:tc>
         <w:tc>
           <w:tcPr>
-            <w:tcW w:w="3600" w:type="dxa"/>
+            <w:tcW w:w="4536" w:type="dxa"/>
             <w:tcBorders>
               <w:top w:val="single" w:sz="6" w:space="0" w:color="7BA05B"/>
               <w:left w:val="single" w:sz="6" w:space="0" w:color="7BA05B"/>
@@ -5318,7 +5708,7 @@
         </w:tc>
         <w:tc>
           <w:tcPr>
-            <w:tcW w:w="2006" w:type="dxa"/>
+            <w:tcW w:w="2268" w:type="dxa"/>
             <w:tcBorders>
               <w:top w:val="single" w:sz="6" w:space="0" w:color="7BA05B"/>
               <w:left w:val="single" w:sz="6" w:space="0" w:color="7BA05B"/>
@@ -5343,13 +5733,22 @@
     <w:p>
       <w:pPr>
         <w:spacing w:before="160" w:after="60"/>
-      </w:pPr>
-      <w:r>
         <w:rPr>
           <w:rFonts w:ascii="Calibri" w:eastAsia="Calibri" w:hAnsi="Calibri" w:cs="Calibri"/>
           <w:b/>
           <w:bCs/>
-          <w:color w:val="375623"/>
+        </w:rPr>
+      </w:pPr>
+    </w:p>
+    <w:p>
+      <w:pPr>
+        <w:spacing w:before="160" w:after="60"/>
+      </w:pPr>
+      <w:r>
+        <w:rPr>
+          <w:rFonts w:ascii="Calibri" w:eastAsia="Calibri" w:hAnsi="Calibri" w:cs="Calibri"/>
+          <w:b/>
+          <w:bCs/>
         </w:rPr>
         <w:t>Task 2 — Algorithm (6 points)</w:t>
       </w:r>
@@ -5371,114 +5770,63 @@
     </w:p>
     <w:p>
       <w:pPr>
-        <w:spacing w:before="120" w:after="60"/>
-      </w:pPr>
-      <w:r>
-        <w:rPr>
-          <w:rFonts w:ascii="Calibri" w:eastAsia="Calibri" w:hAnsi="Calibri" w:cs="Calibri"/>
-        </w:rPr>
-        <w:t>1. __________________________________________________________________________________________</w:t>
-      </w:r>
-    </w:p>
-    <w:p>
-      <w:pPr>
-        <w:spacing w:before="120" w:after="60"/>
-      </w:pPr>
-      <w:r>
-        <w:rPr>
-          <w:rFonts w:ascii="Calibri" w:eastAsia="Calibri" w:hAnsi="Calibri" w:cs="Calibri"/>
-        </w:rPr>
-        <w:t>2. __________________________________________________________________________________________</w:t>
-      </w:r>
-    </w:p>
-    <w:p>
-      <w:pPr>
-        <w:spacing w:before="120" w:after="60"/>
-      </w:pPr>
-      <w:r>
-        <w:rPr>
-          <w:rFonts w:ascii="Calibri" w:eastAsia="Calibri" w:hAnsi="Calibri" w:cs="Calibri"/>
-        </w:rPr>
-        <w:t>3. __________________________________________________________________________________________</w:t>
-      </w:r>
-    </w:p>
-    <w:p>
-      <w:pPr>
-        <w:spacing w:before="120" w:after="60"/>
-      </w:pPr>
-      <w:r>
-        <w:rPr>
-          <w:rFonts w:ascii="Calibri" w:eastAsia="Calibri" w:hAnsi="Calibri" w:cs="Calibri"/>
-        </w:rPr>
-        <w:lastRenderedPageBreak/>
-        <w:t>4. __________________________________________________________________________________________</w:t>
-      </w:r>
-    </w:p>
-    <w:p>
-      <w:pPr>
-        <w:spacing w:before="120" w:after="60"/>
-      </w:pPr>
-      <w:r>
-        <w:rPr>
-          <w:rFonts w:ascii="Calibri" w:eastAsia="Calibri" w:hAnsi="Calibri" w:cs="Calibri"/>
-        </w:rPr>
-        <w:t>5. __________________________________________________________________________________________</w:t>
-      </w:r>
-    </w:p>
-    <w:p>
-      <w:pPr>
-        <w:spacing w:before="120" w:after="60"/>
-      </w:pPr>
-      <w:r>
-        <w:rPr>
-          <w:rFonts w:ascii="Calibri" w:eastAsia="Calibri" w:hAnsi="Calibri" w:cs="Calibri"/>
-        </w:rPr>
-        <w:t>6. __________________________________________________________________________________________</w:t>
-      </w:r>
-    </w:p>
-    <w:p>
-      <w:pPr>
-        <w:spacing w:before="120" w:after="60"/>
-      </w:pPr>
-      <w:r>
-        <w:rPr>
-          <w:rFonts w:ascii="Calibri" w:eastAsia="Calibri" w:hAnsi="Calibri" w:cs="Calibri"/>
-        </w:rPr>
-        <w:t>7. __________________________________________________________________________________________</w:t>
-      </w:r>
-    </w:p>
-    <w:p>
-      <w:pPr>
-        <w:spacing w:before="120" w:after="60"/>
-      </w:pPr>
-      <w:r>
-        <w:rPr>
-          <w:rFonts w:ascii="Calibri" w:eastAsia="Calibri" w:hAnsi="Calibri" w:cs="Calibri"/>
-        </w:rPr>
-        <w:t>8. __________________________________________________________________________________________</w:t>
-      </w:r>
-    </w:p>
-    <w:p>
-      <w:pPr>
-        <w:spacing w:before="120" w:after="60"/>
-      </w:pPr>
-      <w:r>
-        <w:rPr>
-          <w:rFonts w:ascii="Calibri" w:eastAsia="Calibri" w:hAnsi="Calibri" w:cs="Calibri"/>
-        </w:rPr>
-        <w:t>9. __________________________________________________________________________________________</w:t>
-      </w:r>
-    </w:p>
-    <w:p>
-      <w:pPr>
-        <w:spacing w:before="120" w:after="60"/>
-      </w:pPr>
-      <w:r>
-        <w:rPr>
-          <w:rFonts w:ascii="Calibri" w:eastAsia="Calibri" w:hAnsi="Calibri" w:cs="Calibri"/>
-        </w:rPr>
-        <w:t>10. __________________________________________________________________________________________</w:t>
-      </w:r>
+        <w:pStyle w:val="NoSpacing"/>
+      </w:pPr>
+    </w:p>
+    <w:p>
+      <w:pPr>
+        <w:pStyle w:val="NoSpacing"/>
+      </w:pPr>
+    </w:p>
+    <w:p>
+      <w:pPr>
+        <w:pStyle w:val="NoSpacing"/>
+      </w:pPr>
+    </w:p>
+    <w:p>
+      <w:pPr>
+        <w:pStyle w:val="NoSpacing"/>
+      </w:pPr>
+    </w:p>
+    <w:p>
+      <w:pPr>
+        <w:pStyle w:val="NoSpacing"/>
+      </w:pPr>
+    </w:p>
+    <w:p>
+      <w:pPr>
+        <w:pStyle w:val="NoSpacing"/>
+      </w:pPr>
+    </w:p>
+    <w:p>
+      <w:pPr>
+        <w:pStyle w:val="NoSpacing"/>
+      </w:pPr>
+    </w:p>
+    <w:p>
+      <w:pPr>
+        <w:pStyle w:val="NoSpacing"/>
+      </w:pPr>
+    </w:p>
+    <w:p>
+      <w:pPr>
+        <w:pStyle w:val="NoSpacing"/>
+      </w:pPr>
+    </w:p>
+    <w:p>
+      <w:pPr>
+        <w:pStyle w:val="NoSpacing"/>
+      </w:pPr>
+    </w:p>
+    <w:p>
+      <w:pPr>
+        <w:pStyle w:val="NoSpacing"/>
+      </w:pPr>
+    </w:p>
+    <w:p>
+      <w:pPr>
+        <w:pStyle w:val="NoSpacing"/>
+      </w:pPr>
     </w:p>
     <w:p>
       <w:pPr>
@@ -5489,7 +5837,6 @@
           <w:rFonts w:ascii="Calibri" w:eastAsia="Calibri" w:hAnsi="Calibri" w:cs="Calibri"/>
           <w:b/>
           <w:bCs/>
-          <w:color w:val="375623"/>
         </w:rPr>
         <w:t>Task 3 — Pseudocode (8 points)</w:t>
       </w:r>
@@ -5497,8 +5844,6 @@
     <w:p>
       <w:pPr>
         <w:spacing w:before="60" w:after="60"/>
-      </w:pPr>
-      <w:r>
         <w:rPr>
           <w:rFonts w:ascii="Calibri" w:eastAsia="Calibri" w:hAnsi="Calibri" w:cs="Calibri"/>
           <w:i/>
@@ -5506,181 +5851,6 @@
           <w:sz w:val="20"/>
           <w:szCs w:val="20"/>
         </w:rPr>
-        <w:t>Direction: Write the pseudocode using the required variable names.</w:t>
-      </w:r>
-    </w:p>
-    <w:p>
-      <w:pPr>
-        <w:spacing w:before="120" w:after="60"/>
-      </w:pPr>
-      <w:r>
-        <w:rPr>
-          <w:rFonts w:ascii="Calibri" w:eastAsia="Calibri" w:hAnsi="Calibri" w:cs="Calibri"/>
-        </w:rPr>
-        <w:t>__________________________________________________________________________________________</w:t>
-      </w:r>
-    </w:p>
-    <w:p>
-      <w:pPr>
-        <w:spacing w:before="120" w:after="60"/>
-      </w:pPr>
-      <w:r>
-        <w:rPr>
-          <w:rFonts w:ascii="Calibri" w:eastAsia="Calibri" w:hAnsi="Calibri" w:cs="Calibri"/>
-        </w:rPr>
-        <w:t>__________________________________________________________________________________________</w:t>
-      </w:r>
-    </w:p>
-    <w:p>
-      <w:pPr>
-        <w:spacing w:before="120" w:after="60"/>
-      </w:pPr>
-      <w:r>
-        <w:rPr>
-          <w:rFonts w:ascii="Calibri" w:eastAsia="Calibri" w:hAnsi="Calibri" w:cs="Calibri"/>
-        </w:rPr>
-        <w:t>__________________________________________________________________________________________</w:t>
-      </w:r>
-    </w:p>
-    <w:p>
-      <w:pPr>
-        <w:spacing w:before="120" w:after="60"/>
-      </w:pPr>
-      <w:r>
-        <w:rPr>
-          <w:rFonts w:ascii="Calibri" w:eastAsia="Calibri" w:hAnsi="Calibri" w:cs="Calibri"/>
-        </w:rPr>
-        <w:t>__________________________________________________________________________________________</w:t>
-      </w:r>
-    </w:p>
-    <w:p>
-      <w:pPr>
-        <w:spacing w:before="120" w:after="60"/>
-      </w:pPr>
-      <w:r>
-        <w:rPr>
-          <w:rFonts w:ascii="Calibri" w:eastAsia="Calibri" w:hAnsi="Calibri" w:cs="Calibri"/>
-        </w:rPr>
-        <w:t>__________________________________________________________________________________________</w:t>
-      </w:r>
-    </w:p>
-    <w:p>
-      <w:pPr>
-        <w:spacing w:before="120" w:after="60"/>
-      </w:pPr>
-      <w:r>
-        <w:rPr>
-          <w:rFonts w:ascii="Calibri" w:eastAsia="Calibri" w:hAnsi="Calibri" w:cs="Calibri"/>
-        </w:rPr>
-        <w:t>__________________________________________________________________________________________</w:t>
-      </w:r>
-    </w:p>
-    <w:p>
-      <w:pPr>
-        <w:spacing w:before="120" w:after="60"/>
-      </w:pPr>
-      <w:r>
-        <w:rPr>
-          <w:rFonts w:ascii="Calibri" w:eastAsia="Calibri" w:hAnsi="Calibri" w:cs="Calibri"/>
-        </w:rPr>
-        <w:t>__________________________________________________________________________________________</w:t>
-      </w:r>
-    </w:p>
-    <w:p>
-      <w:pPr>
-        <w:spacing w:before="120" w:after="60"/>
-      </w:pPr>
-      <w:r>
-        <w:rPr>
-          <w:rFonts w:ascii="Calibri" w:eastAsia="Calibri" w:hAnsi="Calibri" w:cs="Calibri"/>
-        </w:rPr>
-        <w:t>__________________________________________________________________________________________</w:t>
-      </w:r>
-    </w:p>
-    <w:p>
-      <w:pPr>
-        <w:spacing w:before="120" w:after="60"/>
-      </w:pPr>
-      <w:r>
-        <w:rPr>
-          <w:rFonts w:ascii="Calibri" w:eastAsia="Calibri" w:hAnsi="Calibri" w:cs="Calibri"/>
-        </w:rPr>
-        <w:t>__________________________________________________________________________________________</w:t>
-      </w:r>
-    </w:p>
-    <w:p>
-      <w:pPr>
-        <w:spacing w:before="120" w:after="60"/>
-      </w:pPr>
-      <w:r>
-        <w:rPr>
-          <w:rFonts w:ascii="Calibri" w:eastAsia="Calibri" w:hAnsi="Calibri" w:cs="Calibri"/>
-        </w:rPr>
-        <w:lastRenderedPageBreak/>
-        <w:t>__________________________________________________________________________________________</w:t>
-      </w:r>
-    </w:p>
-    <w:p>
-      <w:pPr>
-        <w:spacing w:before="120" w:after="60"/>
-      </w:pPr>
-      <w:r>
-        <w:rPr>
-          <w:rFonts w:ascii="Calibri" w:eastAsia="Calibri" w:hAnsi="Calibri" w:cs="Calibri"/>
-        </w:rPr>
-        <w:t>__________________________________________________________________________________________</w:t>
-      </w:r>
-    </w:p>
-    <w:p>
-      <w:pPr>
-        <w:spacing w:before="120" w:after="60"/>
-      </w:pPr>
-      <w:r>
-        <w:rPr>
-          <w:rFonts w:ascii="Calibri" w:eastAsia="Calibri" w:hAnsi="Calibri" w:cs="Calibri"/>
-        </w:rPr>
-        <w:t>__________________________________________________________________________________________</w:t>
-      </w:r>
-    </w:p>
-    <w:p>
-      <w:pPr>
-        <w:spacing w:before="120" w:after="60"/>
-      </w:pPr>
-      <w:r>
-        <w:rPr>
-          <w:rFonts w:ascii="Calibri" w:eastAsia="Calibri" w:hAnsi="Calibri" w:cs="Calibri"/>
-        </w:rPr>
-        <w:t>__________________________________________________________________________________________</w:t>
-      </w:r>
-    </w:p>
-    <w:p>
-      <w:pPr>
-        <w:spacing w:before="120" w:after="60"/>
-      </w:pPr>
-      <w:r>
-        <w:rPr>
-          <w:rFonts w:ascii="Calibri" w:eastAsia="Calibri" w:hAnsi="Calibri" w:cs="Calibri"/>
-        </w:rPr>
-        <w:t>__________________________________________________________________________________________</w:t>
-      </w:r>
-    </w:p>
-    <w:p>
-      <w:pPr>
-        <w:spacing w:before="160" w:after="60"/>
-      </w:pPr>
-      <w:r>
-        <w:rPr>
-          <w:rFonts w:ascii="Calibri" w:eastAsia="Calibri" w:hAnsi="Calibri" w:cs="Calibri"/>
-          <w:b/>
-          <w:bCs/>
-          <w:color w:val="375623"/>
-        </w:rPr>
-        <w:t>Task 4 — Flowchart (10 points)</w:t>
-      </w:r>
-    </w:p>
-    <w:p>
-      <w:pPr>
-        <w:spacing w:before="60" w:after="60"/>
       </w:pPr>
       <w:r>
         <w:rPr>
@@ -5690,12 +5860,151 @@
           <w:sz w:val="20"/>
           <w:szCs w:val="20"/>
         </w:rPr>
+        <w:t>Direction: Write the pseudocode using the required variable names.</w:t>
+      </w:r>
+    </w:p>
+    <w:p>
+      <w:pPr>
+        <w:pStyle w:val="NoSpacing"/>
+      </w:pPr>
+    </w:p>
+    <w:p>
+      <w:pPr>
+        <w:pStyle w:val="NoSpacing"/>
+      </w:pPr>
+    </w:p>
+    <w:p>
+      <w:pPr>
+        <w:pStyle w:val="NoSpacing"/>
+      </w:pPr>
+    </w:p>
+    <w:p>
+      <w:pPr>
+        <w:pStyle w:val="NoSpacing"/>
+      </w:pPr>
+    </w:p>
+    <w:p>
+      <w:pPr>
+        <w:pStyle w:val="NoSpacing"/>
+      </w:pPr>
+    </w:p>
+    <w:p>
+      <w:pPr>
+        <w:pStyle w:val="NoSpacing"/>
+      </w:pPr>
+    </w:p>
+    <w:p>
+      <w:pPr>
+        <w:pStyle w:val="NoSpacing"/>
+      </w:pPr>
+    </w:p>
+    <w:p>
+      <w:pPr>
+        <w:pStyle w:val="NoSpacing"/>
+      </w:pPr>
+    </w:p>
+    <w:p>
+      <w:pPr>
+        <w:pStyle w:val="NoSpacing"/>
+      </w:pPr>
+    </w:p>
+    <w:p>
+      <w:pPr>
+        <w:pStyle w:val="NoSpacing"/>
+        <w:rPr>
+          <w:rFonts w:ascii="Calibri" w:eastAsia="Calibri" w:hAnsi="Calibri" w:cs="Calibri"/>
+          <w:i/>
+          <w:iCs/>
+          <w:sz w:val="20"/>
+          <w:szCs w:val="20"/>
+        </w:rPr>
+      </w:pPr>
+    </w:p>
+    <w:p>
+      <w:pPr>
+        <w:pStyle w:val="NoSpacing"/>
+        <w:rPr>
+          <w:rFonts w:ascii="Calibri" w:eastAsia="Calibri" w:hAnsi="Calibri" w:cs="Calibri"/>
+          <w:i/>
+          <w:iCs/>
+          <w:sz w:val="20"/>
+          <w:szCs w:val="20"/>
+        </w:rPr>
+      </w:pPr>
+    </w:p>
+    <w:p>
+      <w:pPr>
+        <w:pStyle w:val="NoSpacing"/>
+        <w:rPr>
+          <w:rFonts w:ascii="Calibri" w:eastAsia="Calibri" w:hAnsi="Calibri" w:cs="Calibri"/>
+          <w:i/>
+          <w:iCs/>
+          <w:sz w:val="20"/>
+          <w:szCs w:val="20"/>
+        </w:rPr>
+      </w:pPr>
+    </w:p>
+    <w:p>
+      <w:pPr>
+        <w:pStyle w:val="NoSpacing"/>
+        <w:rPr>
+          <w:rFonts w:ascii="Calibri" w:eastAsia="Calibri" w:hAnsi="Calibri" w:cs="Calibri"/>
+          <w:i/>
+          <w:iCs/>
+          <w:sz w:val="20"/>
+          <w:szCs w:val="20"/>
+        </w:rPr>
+      </w:pPr>
+    </w:p>
+    <w:p>
+      <w:pPr>
+        <w:pStyle w:val="NoSpacing"/>
+        <w:rPr>
+          <w:rFonts w:ascii="Calibri" w:eastAsia="Calibri" w:hAnsi="Calibri" w:cs="Calibri"/>
+          <w:i/>
+          <w:iCs/>
+          <w:sz w:val="20"/>
+          <w:szCs w:val="20"/>
+        </w:rPr>
+      </w:pPr>
+    </w:p>
+    <w:p>
+      <w:pPr>
+        <w:spacing w:before="60" w:after="60"/>
+      </w:pPr>
+    </w:p>
+    <w:p>
+      <w:pPr>
+        <w:spacing w:before="160" w:after="60"/>
+      </w:pPr>
+      <w:r>
+        <w:rPr>
+          <w:rFonts w:ascii="Calibri" w:eastAsia="Calibri" w:hAnsi="Calibri" w:cs="Calibri"/>
+          <w:b/>
+          <w:bCs/>
+        </w:rPr>
+        <w:lastRenderedPageBreak/>
+        <w:t>Task 4 — Flowchart (10 points)</w:t>
+      </w:r>
+    </w:p>
+    <w:p>
+      <w:pPr>
+        <w:spacing w:before="60" w:after="60"/>
+      </w:pPr>
+      <w:r>
+        <w:rPr>
+          <w:rFonts w:ascii="Calibri" w:eastAsia="Calibri" w:hAnsi="Calibri" w:cs="Calibri"/>
+          <w:i/>
+          <w:iCs/>
+          <w:sz w:val="20"/>
+          <w:szCs w:val="20"/>
+        </w:rPr>
         <w:t>Direction: Draw the complete flowchart using the standard symbols discussed in class. Label the decision branches as Yes and No (or True and False).</w:t>
       </w:r>
     </w:p>
     <w:tbl>
       <w:tblPr>
-        <w:tblW w:w="10800" w:type="dxa"/>
+        <w:tblW w:w="9286" w:type="dxa"/>
         <w:tblBorders>
           <w:top w:val="single" w:sz="4" w:space="0" w:color="auto"/>
           <w:left w:val="single" w:sz="4" w:space="0" w:color="auto"/>
@@ -5707,15 +6016,15 @@
         <w:tblLook w:val="04A0" w:firstRow="1" w:lastRow="0" w:firstColumn="1" w:lastColumn="0" w:noHBand="0" w:noVBand="1"/>
       </w:tblPr>
       <w:tblGrid>
-        <w:gridCol w:w="10800"/>
+        <w:gridCol w:w="9286"/>
       </w:tblGrid>
       <w:tr>
         <w:trPr>
-          <w:trHeight w:val="10000"/>
+          <w:trHeight w:val="8643"/>
         </w:trPr>
         <w:tc>
           <w:tcPr>
-            <w:tcW w:w="10800" w:type="dxa"/>
+            <w:tcW w:w="9286" w:type="dxa"/>
             <w:tcBorders>
               <w:top w:val="single" w:sz="6" w:space="0" w:color="7BA05B"/>
               <w:left w:val="single" w:sz="6" w:space="0" w:color="7BA05B"/>
@@ -5738,11 +6047,9 @@
                 <w:rFonts w:ascii="Calibri" w:eastAsia="Calibri" w:hAnsi="Calibri" w:cs="Calibri"/>
                 <w:i/>
                 <w:iCs/>
-                <w:color w:val="808080"/>
                 <w:sz w:val="18"/>
                 <w:szCs w:val="18"/>
               </w:rPr>
-              <w:lastRenderedPageBreak/>
               <w:t>Draw your flowchart here. Use: oval (Start/End), parallelogram (input/output), rectangle (process), diamond (decision), labeled Yes/No branches that merge before the output.</w:t>
             </w:r>
           </w:p>
@@ -5758,7 +6065,6 @@
         <w:rPr>
           <w:b/>
           <w:bCs/>
-          <w:color w:val="375623"/>
           <w:sz w:val="24"/>
           <w:szCs w:val="24"/>
         </w:rPr>
@@ -5782,49 +6088,46 @@
     </w:p>
     <w:p>
       <w:pPr>
+        <w:pStyle w:val="ListParagraph"/>
+        <w:numPr>
+          <w:ilvl w:val="0"/>
+          <w:numId w:val="70"/>
+        </w:numPr>
         <w:spacing w:before="120" w:after="60"/>
-      </w:pPr>
-      <w:r>
         <w:rPr>
           <w:rFonts w:ascii="Calibri" w:eastAsia="Calibri" w:hAnsi="Calibri" w:cs="Calibri"/>
           <w:b/>
           <w:bCs/>
         </w:rPr>
-        <w:t>1. What is a computer?</w:t>
+      </w:pPr>
+      <w:r>
+        <w:rPr>
+          <w:rFonts w:ascii="Calibri" w:eastAsia="Calibri" w:hAnsi="Calibri" w:cs="Calibri"/>
+          <w:b/>
+          <w:bCs/>
+        </w:rPr>
+        <w:t>What is a computer?</w:t>
       </w:r>
     </w:p>
     <w:p>
       <w:pPr>
         <w:spacing w:before="120" w:after="60"/>
       </w:pPr>
-      <w:r>
-        <w:rPr>
-          <w:rFonts w:ascii="Calibri" w:eastAsia="Calibri" w:hAnsi="Calibri" w:cs="Calibri"/>
-        </w:rPr>
-        <w:t>__________________________________________________________________________________________</w:t>
-      </w:r>
     </w:p>
     <w:p>
       <w:pPr>
         <w:spacing w:before="120" w:after="60"/>
       </w:pPr>
-      <w:r>
-        <w:rPr>
-          <w:rFonts w:ascii="Calibri" w:eastAsia="Calibri" w:hAnsi="Calibri" w:cs="Calibri"/>
-        </w:rPr>
-        <w:t>__________________________________________________________________________________________</w:t>
-      </w:r>
     </w:p>
     <w:p>
       <w:pPr>
         <w:spacing w:before="120" w:after="60"/>
       </w:pPr>
-      <w:r>
-        <w:rPr>
-          <w:rFonts w:ascii="Calibri" w:eastAsia="Calibri" w:hAnsi="Calibri" w:cs="Calibri"/>
-        </w:rPr>
-        <w:t>__________________________________________________________________________________________</w:t>
-      </w:r>
+    </w:p>
+    <w:p>
+      <w:pPr>
+        <w:spacing w:before="120" w:after="60"/>
+      </w:pPr>
     </w:p>
     <w:p>
       <w:pPr>
@@ -5838,7 +6141,6 @@
           <w:sz w:val="20"/>
           <w:szCs w:val="20"/>
         </w:rPr>
-        <w:lastRenderedPageBreak/>
         <w:t>Note: The answer will be checked based on the completeness and accuracy of the memorized definition.</w:t>
       </w:r>
     </w:p>
@@ -5852,7 +6154,6 @@
           <w:rFonts w:ascii="Calibri" w:eastAsia="Calibri" w:hAnsi="Calibri" w:cs="Calibri"/>
           <w:b/>
           <w:bCs/>
-          <w:color w:val="375623"/>
         </w:rPr>
         <w:t>— END OF EXAMINATION —</w:t>
       </w:r>
@@ -6059,6 +6360,82 @@
               <w:szCs w:val="16"/>
             </w:rPr>
           </w:pPr>
+          <w:r>
+            <w:rPr>
+              <w:rFonts w:ascii="Century Gothic" w:hAnsi="Century Gothic" w:cs="Arial"/>
+              <w:noProof/>
+              <w:sz w:val="16"/>
+              <w:szCs w:val="16"/>
+            </w:rPr>
+            <w:drawing>
+              <wp:anchor distT="0" distB="0" distL="114300" distR="114300" simplePos="0" relativeHeight="251668480" behindDoc="0" locked="0" layoutInCell="1" allowOverlap="1" wp14:anchorId="78330E17" wp14:editId="1C4B90CE">
+                <wp:simplePos x="0" y="0"/>
+                <wp:positionH relativeFrom="column">
+                  <wp:posOffset>-124876</wp:posOffset>
+                </wp:positionH>
+                <wp:positionV relativeFrom="paragraph">
+                  <wp:posOffset>-168195</wp:posOffset>
+                </wp:positionV>
+                <wp:extent cx="7160895" cy="1298602"/>
+                <wp:effectExtent l="0" t="0" r="1905" b="0"/>
+                <wp:wrapNone/>
+                <wp:docPr id="1764339229" name="Picture 3"/>
+                <wp:cNvGraphicFramePr>
+                  <a:graphicFrameLocks xmlns:a="http://schemas.openxmlformats.org/drawingml/2006/main" noChangeAspect="1"/>
+                </wp:cNvGraphicFramePr>
+                <a:graphic xmlns:a="http://schemas.openxmlformats.org/drawingml/2006/main">
+                  <a:graphicData uri="http://schemas.openxmlformats.org/drawingml/2006/picture">
+                    <pic:pic xmlns:pic="http://schemas.openxmlformats.org/drawingml/2006/picture">
+                      <pic:nvPicPr>
+                        <pic:cNvPr id="1106377950" name="Picture 1106377950"/>
+                        <pic:cNvPicPr/>
+                      </pic:nvPicPr>
+                      <pic:blipFill>
+                        <a:blip r:embed="rId1">
+                          <a:biLevel thresh="50000"/>
+                          <a:extLst>
+                            <a:ext uri="{BEBA8EAE-BF5A-486C-A8C5-ECC9F3942E4B}">
+                              <a14:imgProps xmlns:a14="http://schemas.microsoft.com/office/drawing/2010/main">
+                                <a14:imgLayer r:embed="rId2">
+                                  <a14:imgEffect>
+                                    <a14:colorTemperature colorTemp="5300"/>
+                                  </a14:imgEffect>
+                                  <a14:imgEffect>
+                                    <a14:saturation sat="300000"/>
+                                  </a14:imgEffect>
+                                </a14:imgLayer>
+                              </a14:imgProps>
+                            </a:ext>
+                            <a:ext uri="{28A0092B-C50C-407E-A947-70E740481C1C}">
+                              <a14:useLocalDpi xmlns:a14="http://schemas.microsoft.com/office/drawing/2010/main" val="0"/>
+                            </a:ext>
+                          </a:extLst>
+                        </a:blip>
+                        <a:stretch>
+                          <a:fillRect/>
+                        </a:stretch>
+                      </pic:blipFill>
+                      <pic:spPr>
+                        <a:xfrm>
+                          <a:off x="0" y="0"/>
+                          <a:ext cx="7187861" cy="1303492"/>
+                        </a:xfrm>
+                        <a:prstGeom prst="rect">
+                          <a:avLst/>
+                        </a:prstGeom>
+                      </pic:spPr>
+                    </pic:pic>
+                  </a:graphicData>
+                </a:graphic>
+                <wp14:sizeRelH relativeFrom="page">
+                  <wp14:pctWidth>0</wp14:pctWidth>
+                </wp14:sizeRelH>
+                <wp14:sizeRelV relativeFrom="page">
+                  <wp14:pctHeight>0</wp14:pctHeight>
+                </wp14:sizeRelV>
+              </wp:anchor>
+            </w:drawing>
+          </w:r>
         </w:p>
         <w:p>
           <w:pPr>
@@ -7062,7 +7439,6 @@
             <w:left w:val="single" w:sz="8" w:space="0" w:color="auto"/>
             <w:right w:val="single" w:sz="8" w:space="0" w:color="auto"/>
           </w:tcBorders>
-          <w:vAlign w:val="bottom"/>
         </w:tcPr>
         <w:p>
           <w:pPr>
@@ -7073,34 +7449,6 @@
               <w:szCs w:val="16"/>
             </w:rPr>
           </w:pPr>
-        </w:p>
-        <w:p>
-          <w:pPr>
-            <w:pStyle w:val="Footer"/>
-            <w:rPr>
-              <w:rFonts w:ascii="Century Gothic" w:hAnsi="Century Gothic" w:cs="Arial"/>
-              <w:sz w:val="12"/>
-              <w:szCs w:val="12"/>
-            </w:rPr>
-          </w:pPr>
-        </w:p>
-        <w:p>
-          <w:pPr>
-            <w:pStyle w:val="Footer"/>
-            <w:rPr>
-              <w:rFonts w:ascii="Century Gothic" w:hAnsi="Century Gothic" w:cs="Arial"/>
-              <w:sz w:val="16"/>
-              <w:szCs w:val="16"/>
-            </w:rPr>
-          </w:pPr>
-          <w:r>
-            <w:rPr>
-              <w:rFonts w:ascii="Century Gothic" w:hAnsi="Century Gothic" w:cs="Arial"/>
-              <w:sz w:val="16"/>
-              <w:szCs w:val="16"/>
-            </w:rPr>
-            <w:t>ENGR. ALDRIN J. SORIANO</w:t>
-          </w:r>
         </w:p>
       </w:tc>
       <w:tc>
@@ -7122,46 +7470,44 @@
               <w:szCs w:val="16"/>
             </w:rPr>
           </w:pPr>
-        </w:p>
-        <w:p>
-          <w:pPr>
-            <w:pStyle w:val="Footer"/>
-            <w:jc w:val="center"/>
-            <w:rPr>
-              <w:rFonts w:ascii="Century Gothic" w:hAnsi="Century Gothic" w:cs="Arial"/>
-              <w:sz w:val="16"/>
-              <w:szCs w:val="16"/>
-            </w:rPr>
-          </w:pPr>
-        </w:p>
-        <w:p>
-          <w:pPr>
-            <w:pStyle w:val="Footer"/>
-            <w:jc w:val="center"/>
-            <w:rPr>
-              <w:rFonts w:ascii="Century Gothic" w:hAnsi="Century Gothic" w:cs="Arial"/>
-              <w:sz w:val="16"/>
-              <w:szCs w:val="16"/>
-            </w:rPr>
-          </w:pPr>
-        </w:p>
-        <w:p>
-          <w:pPr>
-            <w:pStyle w:val="Footer"/>
-            <w:jc w:val="center"/>
-            <w:rPr>
-              <w:rFonts w:ascii="Century Gothic" w:hAnsi="Century Gothic" w:cs="Arial"/>
-              <w:sz w:val="16"/>
-              <w:szCs w:val="16"/>
-            </w:rPr>
-          </w:pPr>
+          <w:r>
+            <w:fldChar w:fldCharType="begin"/>
+          </w:r>
+          <w:r>
+            <w:instrText xml:space="preserve"> INCLUDEPICTURE "blob:https://www.facebook.com/4b1ae30f-cca8-4412-986d-0139cca01228" \* MERGEFORMATINET </w:instrText>
+          </w:r>
+          <w:r>
+            <w:fldChar w:fldCharType="separate"/>
+          </w:r>
           <w:r>
             <w:rPr>
-              <w:rFonts w:ascii="Century Gothic" w:hAnsi="Century Gothic" w:cs="Arial"/>
-              <w:sz w:val="16"/>
-              <w:szCs w:val="16"/>
+              <w:noProof/>
             </w:rPr>
-            <w:t>DR. RIZAL M. MOSQUERA</w:t>
+            <w:pict w14:anchorId="48EF2C58">
+              <v:shapetype id="_x0000_t75" coordsize="21600,21600" o:spt="75" o:preferrelative="t" path="m@4@5l@4@11@9@11@9@5xe" filled="f" stroked="f">
+                <v:stroke joinstyle="miter"/>
+                <v:formulas>
+                  <v:f eqn="if lineDrawn pixelLineWidth 0"/>
+                  <v:f eqn="sum @0 1 0"/>
+                  <v:f eqn="sum 0 0 @1"/>
+                  <v:f eqn="prod @2 1 2"/>
+                  <v:f eqn="prod @3 21600 pixelWidth"/>
+                  <v:f eqn="prod @3 21600 pixelHeight"/>
+                  <v:f eqn="sum @0 0 1"/>
+                  <v:f eqn="prod @6 1 2"/>
+                  <v:f eqn="prod @7 21600 pixelWidth"/>
+                  <v:f eqn="sum @8 21600 0"/>
+                  <v:f eqn="prod @7 21600 pixelHeight"/>
+                  <v:f eqn="sum @10 21600 0"/>
+                </v:formulas>
+                <v:path o:extrusionok="f" gradientshapeok="t" o:connecttype="rect"/>
+                <o:lock v:ext="edit" aspectratio="t"/>
+              </v:shapetype>
+              <v:shape id="_x0000_i1027" type="#_x0000_t75" alt="" style="width:24.2pt;height:24.2pt;mso-width-percent:0;mso-height-percent:0;mso-width-percent:0;mso-height-percent:0"/>
+            </w:pict>
+          </w:r>
+          <w:r>
+            <w:fldChar w:fldCharType="end"/>
           </w:r>
         </w:p>
       </w:tc>
@@ -7184,46 +7530,25 @@
               <w:szCs w:val="16"/>
             </w:rPr>
           </w:pPr>
-        </w:p>
-        <w:p>
-          <w:pPr>
-            <w:pStyle w:val="Footer"/>
-            <w:jc w:val="center"/>
-            <w:rPr>
-              <w:rFonts w:ascii="Century Gothic" w:hAnsi="Century Gothic" w:cs="Arial"/>
-              <w:sz w:val="16"/>
-              <w:szCs w:val="16"/>
-            </w:rPr>
-          </w:pPr>
-        </w:p>
-        <w:p>
-          <w:pPr>
-            <w:pStyle w:val="Footer"/>
-            <w:jc w:val="center"/>
-            <w:rPr>
-              <w:rFonts w:ascii="Century Gothic" w:hAnsi="Century Gothic" w:cs="Arial"/>
-              <w:sz w:val="16"/>
-              <w:szCs w:val="16"/>
-            </w:rPr>
-          </w:pPr>
-        </w:p>
-        <w:p>
-          <w:pPr>
-            <w:pStyle w:val="Footer"/>
-            <w:jc w:val="center"/>
-            <w:rPr>
-              <w:rFonts w:ascii="Century Gothic" w:hAnsi="Century Gothic" w:cs="Arial"/>
-              <w:sz w:val="16"/>
-              <w:szCs w:val="16"/>
-            </w:rPr>
-          </w:pPr>
+          <w:r>
+            <w:fldChar w:fldCharType="begin"/>
+          </w:r>
+          <w:r>
+            <w:instrText xml:space="preserve"> INCLUDEPICTURE "blob:https://www.facebook.com/4b1ae30f-cca8-4412-986d-0139cca01228" \* MERGEFORMATINET </w:instrText>
+          </w:r>
+          <w:r>
+            <w:fldChar w:fldCharType="separate"/>
+          </w:r>
           <w:r>
             <w:rPr>
-              <w:rFonts w:ascii="Century Gothic" w:hAnsi="Century Gothic" w:cs="Arial"/>
-              <w:sz w:val="16"/>
-              <w:szCs w:val="16"/>
+              <w:noProof/>
             </w:rPr>
-            <w:t>DR. RIZAL M. MOSQUERA</w:t>
+            <w:pict w14:anchorId="5E8D48C9">
+              <v:shape id="_x0000_i1026" type="#_x0000_t75" alt="" style="width:24.2pt;height:24.2pt;mso-width-percent:0;mso-height-percent:0;mso-width-percent:0;mso-height-percent:0"/>
+            </w:pict>
+          </w:r>
+          <w:r>
+            <w:fldChar w:fldCharType="end"/>
           </w:r>
         </w:p>
       </w:tc>
@@ -7246,46 +7571,25 @@
               <w:szCs w:val="16"/>
             </w:rPr>
           </w:pPr>
-        </w:p>
-        <w:p>
-          <w:pPr>
-            <w:pStyle w:val="Footer"/>
-            <w:jc w:val="center"/>
-            <w:rPr>
-              <w:rFonts w:ascii="Century Gothic" w:hAnsi="Century Gothic" w:cs="Arial"/>
-              <w:sz w:val="16"/>
-              <w:szCs w:val="16"/>
-            </w:rPr>
-          </w:pPr>
-        </w:p>
-        <w:p>
-          <w:pPr>
-            <w:pStyle w:val="Footer"/>
-            <w:jc w:val="center"/>
-            <w:rPr>
-              <w:rFonts w:ascii="Century Gothic" w:hAnsi="Century Gothic" w:cs="Arial"/>
-              <w:sz w:val="16"/>
-              <w:szCs w:val="16"/>
-            </w:rPr>
-          </w:pPr>
-        </w:p>
-        <w:p>
-          <w:pPr>
-            <w:pStyle w:val="Footer"/>
-            <w:jc w:val="center"/>
-            <w:rPr>
-              <w:rFonts w:ascii="Century Gothic" w:hAnsi="Century Gothic" w:cs="Arial"/>
-              <w:sz w:val="16"/>
-              <w:szCs w:val="16"/>
-            </w:rPr>
-          </w:pPr>
+          <w:r>
+            <w:fldChar w:fldCharType="begin"/>
+          </w:r>
+          <w:r>
+            <w:instrText xml:space="preserve"> INCLUDEPICTURE "blob:https://www.facebook.com/4b1ae30f-cca8-4412-986d-0139cca01228" \* MERGEFORMATINET </w:instrText>
+          </w:r>
+          <w:r>
+            <w:fldChar w:fldCharType="separate"/>
+          </w:r>
           <w:r>
             <w:rPr>
-              <w:rFonts w:ascii="Century Gothic" w:hAnsi="Century Gothic" w:cs="Arial"/>
-              <w:sz w:val="16"/>
-              <w:szCs w:val="16"/>
+              <w:noProof/>
             </w:rPr>
-            <w:t>DR. GEORGE V. LAMBOT</w:t>
+            <w:pict w14:anchorId="246E00A2">
+              <v:shape id="_x0000_i1025" type="#_x0000_t75" alt="" style="width:24.2pt;height:24.2pt;mso-width-percent:0;mso-height-percent:0;mso-width-percent:0;mso-height-percent:0"/>
+            </w:pict>
+          </w:r>
+          <w:r>
+            <w:fldChar w:fldCharType="end"/>
           </w:r>
         </w:p>
       </w:tc>
@@ -7915,6 +8219,82 @@
     <w:pPr>
       <w:pStyle w:val="Footer"/>
     </w:pPr>
+    <w:r>
+      <w:rPr>
+        <w:rFonts w:ascii="Century Gothic" w:hAnsi="Century Gothic" w:cs="Arial"/>
+        <w:noProof/>
+        <w:sz w:val="16"/>
+        <w:szCs w:val="16"/>
+      </w:rPr>
+      <w:drawing>
+        <wp:anchor distT="0" distB="0" distL="114300" distR="114300" simplePos="0" relativeHeight="251666432" behindDoc="0" locked="0" layoutInCell="1" allowOverlap="1" wp14:anchorId="0B042B45" wp14:editId="62D29A4A">
+          <wp:simplePos x="0" y="0"/>
+          <wp:positionH relativeFrom="column">
+            <wp:posOffset>-614680</wp:posOffset>
+          </wp:positionH>
+          <wp:positionV relativeFrom="paragraph">
+            <wp:posOffset>-1140396</wp:posOffset>
+          </wp:positionV>
+          <wp:extent cx="7160895" cy="1148080"/>
+          <wp:effectExtent l="0" t="0" r="1905" b="0"/>
+          <wp:wrapNone/>
+          <wp:docPr id="1106377950" name="Picture 3"/>
+          <wp:cNvGraphicFramePr>
+            <a:graphicFrameLocks xmlns:a="http://schemas.openxmlformats.org/drawingml/2006/main" noChangeAspect="1"/>
+          </wp:cNvGraphicFramePr>
+          <a:graphic xmlns:a="http://schemas.openxmlformats.org/drawingml/2006/main">
+            <a:graphicData uri="http://schemas.openxmlformats.org/drawingml/2006/picture">
+              <pic:pic xmlns:pic="http://schemas.openxmlformats.org/drawingml/2006/picture">
+                <pic:nvPicPr>
+                  <pic:cNvPr id="1106377950" name="Picture 1106377950"/>
+                  <pic:cNvPicPr/>
+                </pic:nvPicPr>
+                <pic:blipFill>
+                  <a:blip r:embed="rId1">
+                    <a:biLevel thresh="50000"/>
+                    <a:extLst>
+                      <a:ext uri="{BEBA8EAE-BF5A-486C-A8C5-ECC9F3942E4B}">
+                        <a14:imgProps xmlns:a14="http://schemas.microsoft.com/office/drawing/2010/main">
+                          <a14:imgLayer r:embed="rId2">
+                            <a14:imgEffect>
+                              <a14:colorTemperature colorTemp="5300"/>
+                            </a14:imgEffect>
+                            <a14:imgEffect>
+                              <a14:saturation sat="300000"/>
+                            </a14:imgEffect>
+                          </a14:imgLayer>
+                        </a14:imgProps>
+                      </a:ext>
+                      <a:ext uri="{28A0092B-C50C-407E-A947-70E740481C1C}">
+                        <a14:useLocalDpi xmlns:a14="http://schemas.microsoft.com/office/drawing/2010/main" val="0"/>
+                      </a:ext>
+                    </a:extLst>
+                  </a:blip>
+                  <a:stretch>
+                    <a:fillRect/>
+                  </a:stretch>
+                </pic:blipFill>
+                <pic:spPr>
+                  <a:xfrm>
+                    <a:off x="0" y="0"/>
+                    <a:ext cx="7160895" cy="1148080"/>
+                  </a:xfrm>
+                  <a:prstGeom prst="rect">
+                    <a:avLst/>
+                  </a:prstGeom>
+                </pic:spPr>
+              </pic:pic>
+            </a:graphicData>
+          </a:graphic>
+          <wp14:sizeRelH relativeFrom="page">
+            <wp14:pctWidth>0</wp14:pctWidth>
+          </wp14:sizeRelH>
+          <wp14:sizeRelV relativeFrom="page">
+            <wp14:pctHeight>0</wp14:pctHeight>
+          </wp14:sizeRelV>
+        </wp:anchor>
+      </w:drawing>
+    </w:r>
   </w:p>
 </w:ftr>
 </file>
@@ -7981,7 +8361,7 @@
           <wp:extent cx="1028700" cy="1028700"/>
           <wp:effectExtent l="19050" t="19050" r="19050" b="19050"/>
           <wp:wrapNone/>
-          <wp:docPr id="1464255672" name="Picture 2" descr="A logo with a head and gears&#10;&#10;AI-generated content may be incorrect."/>
+          <wp:docPr id="716222962" name="Picture 2" descr="A logo with a head and gears&#10;&#10;AI-generated content may be incorrect."/>
           <wp:cNvGraphicFramePr>
             <a:graphicFrameLocks xmlns:a="http://schemas.openxmlformats.org/drawingml/2006/main" noChangeAspect="1"/>
           </wp:cNvGraphicFramePr>
@@ -8066,7 +8446,7 @@
           <wp:extent cx="850265" cy="858520"/>
           <wp:effectExtent l="0" t="0" r="6985" b="0"/>
           <wp:wrapNone/>
-          <wp:docPr id="444144858" name="image2.png"/>
+          <wp:docPr id="730045853" name="image2.png"/>
           <wp:cNvGraphicFramePr/>
           <a:graphic xmlns:a="http://schemas.openxmlformats.org/drawingml/2006/main">
             <a:graphicData uri="http://schemas.openxmlformats.org/drawingml/2006/picture">
@@ -8127,20 +8507,8 @@
         <w:sz w:val="44"/>
         <w:szCs w:val="44"/>
       </w:rPr>
-      <w:t xml:space="preserve">University of </w:t>
+      <w:t>University of Cabuyao</w:t>
     </w:r>
-    <w:proofErr w:type="spellStart"/>
-    <w:r>
-      <w:rPr>
-        <w:rFonts w:ascii="Old English Text MT" w:eastAsia="Old English Text MT" w:hAnsi="Old English Text MT" w:cs="Old English Text MT"/>
-        <w:b/>
-        <w:color w:val="003300"/>
-        <w:sz w:val="44"/>
-        <w:szCs w:val="44"/>
-      </w:rPr>
-      <w:t>Cabuyao</w:t>
-    </w:r>
-    <w:proofErr w:type="spellEnd"/>
     <w:r>
       <w:rPr>
         <w:color w:val="003300"/>
@@ -8156,27 +8524,7 @@
         <w:sz w:val="28"/>
         <w:szCs w:val="28"/>
       </w:rPr>
-      <w:t xml:space="preserve">(Pamantasan ng </w:t>
-    </w:r>
-    <w:proofErr w:type="spellStart"/>
-    <w:r>
-      <w:rPr>
-        <w:rFonts w:ascii="Copperplate Gothic Light" w:eastAsia="Balthazar" w:hAnsi="Copperplate Gothic Light" w:cs="Balthazar"/>
-        <w:color w:val="000000"/>
-        <w:sz w:val="28"/>
-        <w:szCs w:val="28"/>
-      </w:rPr>
-      <w:t>Cabuyao</w:t>
-    </w:r>
-    <w:proofErr w:type="spellEnd"/>
-    <w:r>
-      <w:rPr>
-        <w:rFonts w:ascii="Copperplate Gothic Light" w:eastAsia="Balthazar" w:hAnsi="Copperplate Gothic Light" w:cs="Balthazar"/>
-        <w:color w:val="000000"/>
-        <w:sz w:val="28"/>
-        <w:szCs w:val="28"/>
-      </w:rPr>
-      <w:t>)</w:t>
+      <w:t>(Pamantasan ng Cabuyao)</w:t>
     </w:r>
   </w:p>
   <w:p>
@@ -8240,77 +8588,13 @@
         <w:szCs w:val="20"/>
       </w:rPr>
     </w:pPr>
-    <w:proofErr w:type="spellStart"/>
     <w:r>
       <w:rPr>
         <w:color w:val="000000"/>
         <w:sz w:val="20"/>
         <w:szCs w:val="20"/>
       </w:rPr>
-      <w:t>Katapatan</w:t>
-    </w:r>
-    <w:proofErr w:type="spellEnd"/>
-    <w:r>
-      <w:rPr>
-        <w:color w:val="000000"/>
-        <w:sz w:val="20"/>
-        <w:szCs w:val="20"/>
-      </w:rPr>
-      <w:t xml:space="preserve"> Mutual Homes, </w:t>
-    </w:r>
-    <w:proofErr w:type="spellStart"/>
-    <w:r>
-      <w:rPr>
-        <w:color w:val="000000"/>
-        <w:sz w:val="20"/>
-        <w:szCs w:val="20"/>
-      </w:rPr>
-      <w:t>Brgy</w:t>
-    </w:r>
-    <w:proofErr w:type="spellEnd"/>
-    <w:r>
-      <w:rPr>
-        <w:color w:val="000000"/>
-        <w:sz w:val="20"/>
-        <w:szCs w:val="20"/>
-      </w:rPr>
-      <w:t xml:space="preserve">. </w:t>
-    </w:r>
-    <w:proofErr w:type="spellStart"/>
-    <w:r>
-      <w:rPr>
-        <w:color w:val="000000"/>
-        <w:sz w:val="20"/>
-        <w:szCs w:val="20"/>
-      </w:rPr>
-      <w:t>Banay-banay</w:t>
-    </w:r>
-    <w:proofErr w:type="spellEnd"/>
-    <w:r>
-      <w:rPr>
-        <w:color w:val="000000"/>
-        <w:sz w:val="20"/>
-        <w:szCs w:val="20"/>
-      </w:rPr>
-      <w:t xml:space="preserve">, City of </w:t>
-    </w:r>
-    <w:proofErr w:type="spellStart"/>
-    <w:r>
-      <w:rPr>
-        <w:color w:val="000000"/>
-        <w:sz w:val="20"/>
-        <w:szCs w:val="20"/>
-      </w:rPr>
-      <w:t>Cabuyao</w:t>
-    </w:r>
-    <w:proofErr w:type="spellEnd"/>
-    <w:r>
-      <w:rPr>
-        <w:color w:val="000000"/>
-        <w:sz w:val="20"/>
-        <w:szCs w:val="20"/>
-      </w:rPr>
-      <w:t>, Laguna 4025</w:t>
+      <w:t>Katapatan Mutual Homes, Brgy. Banay-banay, City of Cabuyao, Laguna 4025</w:t>
     </w:r>
   </w:p>
   <w:p>
@@ -8487,20 +8771,8 @@
         <w:sz w:val="44"/>
         <w:szCs w:val="44"/>
       </w:rPr>
-      <w:t xml:space="preserve">University of </w:t>
+      <w:t>University of Cabuyao</w:t>
     </w:r>
-    <w:proofErr w:type="spellStart"/>
-    <w:r>
-      <w:rPr>
-        <w:rFonts w:ascii="Old English Text MT" w:eastAsia="Old English Text MT" w:hAnsi="Old English Text MT" w:cs="Old English Text MT"/>
-        <w:b/>
-        <w:color w:val="003300"/>
-        <w:sz w:val="44"/>
-        <w:szCs w:val="44"/>
-      </w:rPr>
-      <w:t>Cabuyao</w:t>
-    </w:r>
-    <w:proofErr w:type="spellEnd"/>
     <w:r>
       <w:rPr>
         <w:color w:val="003300"/>
@@ -8516,27 +8788,7 @@
         <w:sz w:val="30"/>
         <w:szCs w:val="30"/>
       </w:rPr>
-      <w:t xml:space="preserve">(Pamantasan ng </w:t>
-    </w:r>
-    <w:proofErr w:type="spellStart"/>
-    <w:r>
-      <w:rPr>
-        <w:rFonts w:ascii="Balthazar" w:eastAsia="Balthazar" w:hAnsi="Balthazar" w:cs="Balthazar"/>
-        <w:color w:val="000000"/>
-        <w:sz w:val="30"/>
-        <w:szCs w:val="30"/>
-      </w:rPr>
-      <w:t>Cabuyao</w:t>
-    </w:r>
-    <w:proofErr w:type="spellEnd"/>
-    <w:r>
-      <w:rPr>
-        <w:rFonts w:ascii="Balthazar" w:eastAsia="Balthazar" w:hAnsi="Balthazar" w:cs="Balthazar"/>
-        <w:color w:val="000000"/>
-        <w:sz w:val="30"/>
-        <w:szCs w:val="30"/>
-      </w:rPr>
-      <w:t>)</w:t>
+      <w:t>(Pamantasan ng Cabuyao)</w:t>
     </w:r>
   </w:p>
   <w:p>
@@ -8596,77 +8848,13 @@
         <w:szCs w:val="20"/>
       </w:rPr>
     </w:pPr>
-    <w:proofErr w:type="spellStart"/>
     <w:r>
       <w:rPr>
         <w:color w:val="000000"/>
         <w:sz w:val="20"/>
         <w:szCs w:val="20"/>
       </w:rPr>
-      <w:t>Katapatan</w:t>
-    </w:r>
-    <w:proofErr w:type="spellEnd"/>
-    <w:r>
-      <w:rPr>
-        <w:color w:val="000000"/>
-        <w:sz w:val="20"/>
-        <w:szCs w:val="20"/>
-      </w:rPr>
-      <w:t xml:space="preserve"> Mutual Homes, </w:t>
-    </w:r>
-    <w:proofErr w:type="spellStart"/>
-    <w:r>
-      <w:rPr>
-        <w:color w:val="000000"/>
-        <w:sz w:val="20"/>
-        <w:szCs w:val="20"/>
-      </w:rPr>
-      <w:t>Brgy</w:t>
-    </w:r>
-    <w:proofErr w:type="spellEnd"/>
-    <w:r>
-      <w:rPr>
-        <w:color w:val="000000"/>
-        <w:sz w:val="20"/>
-        <w:szCs w:val="20"/>
-      </w:rPr>
-      <w:t xml:space="preserve">. </w:t>
-    </w:r>
-    <w:proofErr w:type="spellStart"/>
-    <w:r>
-      <w:rPr>
-        <w:color w:val="000000"/>
-        <w:sz w:val="20"/>
-        <w:szCs w:val="20"/>
-      </w:rPr>
-      <w:t>Banay-banay</w:t>
-    </w:r>
-    <w:proofErr w:type="spellEnd"/>
-    <w:r>
-      <w:rPr>
-        <w:color w:val="000000"/>
-        <w:sz w:val="20"/>
-        <w:szCs w:val="20"/>
-      </w:rPr>
-      <w:t xml:space="preserve">, City of </w:t>
-    </w:r>
-    <w:proofErr w:type="spellStart"/>
-    <w:r>
-      <w:rPr>
-        <w:color w:val="000000"/>
-        <w:sz w:val="20"/>
-        <w:szCs w:val="20"/>
-      </w:rPr>
-      <w:t>Cabuyao</w:t>
-    </w:r>
-    <w:proofErr w:type="spellEnd"/>
-    <w:r>
-      <w:rPr>
-        <w:color w:val="000000"/>
-        <w:sz w:val="20"/>
-        <w:szCs w:val="20"/>
-      </w:rPr>
-      <w:t>, Laguna 4025</w:t>
+      <w:t>Katapatan Mutual Homes, Brgy. Banay-banay, City of Cabuyao, Laguna 4025</w:t>
     </w:r>
   </w:p>
   <w:p>
@@ -12651,6 +12839,95 @@
     </w:lvl>
   </w:abstractNum>
   <w:abstractNum w:abstractNumId="46" w15:restartNumberingAfterBreak="0">
+    <w:nsid w:val="57FF1AE5"/>
+    <w:multiLevelType w:val="hybridMultilevel"/>
+    <w:tmpl w:val="78D4F448"/>
+    <w:lvl w:ilvl="0" w:tplc="0409000F">
+      <w:start w:val="1"/>
+      <w:numFmt w:val="decimal"/>
+      <w:lvlText w:val="%1."/>
+      <w:lvlJc w:val="left"/>
+      <w:pPr>
+        <w:ind w:left="720" w:hanging="360"/>
+      </w:pPr>
+      <w:rPr>
+        <w:rFonts w:hint="default"/>
+      </w:rPr>
+    </w:lvl>
+    <w:lvl w:ilvl="1" w:tplc="04090019" w:tentative="1">
+      <w:start w:val="1"/>
+      <w:numFmt w:val="lowerLetter"/>
+      <w:lvlText w:val="%2."/>
+      <w:lvlJc w:val="left"/>
+      <w:pPr>
+        <w:ind w:left="1440" w:hanging="360"/>
+      </w:pPr>
+    </w:lvl>
+    <w:lvl w:ilvl="2" w:tplc="0409001B" w:tentative="1">
+      <w:start w:val="1"/>
+      <w:numFmt w:val="lowerRoman"/>
+      <w:lvlText w:val="%3."/>
+      <w:lvlJc w:val="right"/>
+      <w:pPr>
+        <w:ind w:left="2160" w:hanging="180"/>
+      </w:pPr>
+    </w:lvl>
+    <w:lvl w:ilvl="3" w:tplc="0409000F" w:tentative="1">
+      <w:start w:val="1"/>
+      <w:numFmt w:val="decimal"/>
+      <w:lvlText w:val="%4."/>
+      <w:lvlJc w:val="left"/>
+      <w:pPr>
+        <w:ind w:left="2880" w:hanging="360"/>
+      </w:pPr>
+    </w:lvl>
+    <w:lvl w:ilvl="4" w:tplc="04090019" w:tentative="1">
+      <w:start w:val="1"/>
+      <w:numFmt w:val="lowerLetter"/>
+      <w:lvlText w:val="%5."/>
+      <w:lvlJc w:val="left"/>
+      <w:pPr>
+        <w:ind w:left="3600" w:hanging="360"/>
+      </w:pPr>
+    </w:lvl>
+    <w:lvl w:ilvl="5" w:tplc="0409001B" w:tentative="1">
+      <w:start w:val="1"/>
+      <w:numFmt w:val="lowerRoman"/>
+      <w:lvlText w:val="%6."/>
+      <w:lvlJc w:val="right"/>
+      <w:pPr>
+        <w:ind w:left="4320" w:hanging="180"/>
+      </w:pPr>
+    </w:lvl>
+    <w:lvl w:ilvl="6" w:tplc="0409000F" w:tentative="1">
+      <w:start w:val="1"/>
+      <w:numFmt w:val="decimal"/>
+      <w:lvlText w:val="%7."/>
+      <w:lvlJc w:val="left"/>
+      <w:pPr>
+        <w:ind w:left="5040" w:hanging="360"/>
+      </w:pPr>
+    </w:lvl>
+    <w:lvl w:ilvl="7" w:tplc="04090019" w:tentative="1">
+      <w:start w:val="1"/>
+      <w:numFmt w:val="lowerLetter"/>
+      <w:lvlText w:val="%8."/>
+      <w:lvlJc w:val="left"/>
+      <w:pPr>
+        <w:ind w:left="5760" w:hanging="360"/>
+      </w:pPr>
+    </w:lvl>
+    <w:lvl w:ilvl="8" w:tplc="0409001B" w:tentative="1">
+      <w:start w:val="1"/>
+      <w:numFmt w:val="lowerRoman"/>
+      <w:lvlText w:val="%9."/>
+      <w:lvlJc w:val="right"/>
+      <w:pPr>
+        <w:ind w:left="6480" w:hanging="180"/>
+      </w:pPr>
+    </w:lvl>
+  </w:abstractNum>
+  <w:abstractNum w:abstractNumId="47" w15:restartNumberingAfterBreak="0">
     <w:nsid w:val="5CDC388A"/>
     <w:multiLevelType w:val="hybridMultilevel"/>
     <w:tmpl w:val="67E42DCC"/>
@@ -12736,7 +13013,7 @@
       </w:pPr>
     </w:lvl>
   </w:abstractNum>
-  <w:abstractNum w:abstractNumId="47" w15:restartNumberingAfterBreak="0">
+  <w:abstractNum w:abstractNumId="48" w15:restartNumberingAfterBreak="0">
     <w:nsid w:val="5D0F5972"/>
     <w:multiLevelType w:val="hybridMultilevel"/>
     <w:tmpl w:val="5DB2F8E8"/>
@@ -12822,7 +13099,7 @@
       </w:pPr>
     </w:lvl>
   </w:abstractNum>
-  <w:abstractNum w:abstractNumId="48" w15:restartNumberingAfterBreak="0">
+  <w:abstractNum w:abstractNumId="49" w15:restartNumberingAfterBreak="0">
     <w:nsid w:val="5EFE0FDD"/>
     <w:multiLevelType w:val="hybridMultilevel"/>
     <w:tmpl w:val="8B6C170E"/>
@@ -12908,7 +13185,7 @@
       </w:pPr>
     </w:lvl>
   </w:abstractNum>
-  <w:abstractNum w:abstractNumId="49" w15:restartNumberingAfterBreak="0">
+  <w:abstractNum w:abstractNumId="50" w15:restartNumberingAfterBreak="0">
     <w:nsid w:val="60613458"/>
     <w:multiLevelType w:val="hybridMultilevel"/>
     <w:tmpl w:val="92F2C578"/>
@@ -12994,7 +13271,7 @@
       </w:pPr>
     </w:lvl>
   </w:abstractNum>
-  <w:abstractNum w:abstractNumId="50" w15:restartNumberingAfterBreak="0">
+  <w:abstractNum w:abstractNumId="51" w15:restartNumberingAfterBreak="0">
     <w:nsid w:val="61B353C8"/>
     <w:multiLevelType w:val="hybridMultilevel"/>
     <w:tmpl w:val="F3189580"/>
@@ -13080,7 +13357,7 @@
       </w:pPr>
     </w:lvl>
   </w:abstractNum>
-  <w:abstractNum w:abstractNumId="51" w15:restartNumberingAfterBreak="0">
+  <w:abstractNum w:abstractNumId="52" w15:restartNumberingAfterBreak="0">
     <w:nsid w:val="629422D4"/>
     <w:multiLevelType w:val="hybridMultilevel"/>
     <w:tmpl w:val="A0CAD2F2"/>
@@ -13166,7 +13443,7 @@
       </w:pPr>
     </w:lvl>
   </w:abstractNum>
-  <w:abstractNum w:abstractNumId="52" w15:restartNumberingAfterBreak="0">
+  <w:abstractNum w:abstractNumId="53" w15:restartNumberingAfterBreak="0">
     <w:nsid w:val="62CE3388"/>
     <w:multiLevelType w:val="hybridMultilevel"/>
     <w:tmpl w:val="56AECCC4"/>
@@ -13252,7 +13529,7 @@
       </w:pPr>
     </w:lvl>
   </w:abstractNum>
-  <w:abstractNum w:abstractNumId="53" w15:restartNumberingAfterBreak="0">
+  <w:abstractNum w:abstractNumId="54" w15:restartNumberingAfterBreak="0">
     <w:nsid w:val="64FA0981"/>
     <w:multiLevelType w:val="hybridMultilevel"/>
     <w:tmpl w:val="B4E67310"/>
@@ -13338,7 +13615,7 @@
       </w:pPr>
     </w:lvl>
   </w:abstractNum>
-  <w:abstractNum w:abstractNumId="54" w15:restartNumberingAfterBreak="0">
+  <w:abstractNum w:abstractNumId="55" w15:restartNumberingAfterBreak="0">
     <w:nsid w:val="669C2FE7"/>
     <w:multiLevelType w:val="hybridMultilevel"/>
     <w:tmpl w:val="CD92188C"/>
@@ -13424,7 +13701,7 @@
       </w:pPr>
     </w:lvl>
   </w:abstractNum>
-  <w:abstractNum w:abstractNumId="55" w15:restartNumberingAfterBreak="0">
+  <w:abstractNum w:abstractNumId="56" w15:restartNumberingAfterBreak="0">
     <w:nsid w:val="67335551"/>
     <w:multiLevelType w:val="hybridMultilevel"/>
     <w:tmpl w:val="A0EE5A3E"/>
@@ -13510,7 +13787,7 @@
       </w:pPr>
     </w:lvl>
   </w:abstractNum>
-  <w:abstractNum w:abstractNumId="56" w15:restartNumberingAfterBreak="0">
+  <w:abstractNum w:abstractNumId="57" w15:restartNumberingAfterBreak="0">
     <w:nsid w:val="6AD83E0C"/>
     <w:multiLevelType w:val="hybridMultilevel"/>
     <w:tmpl w:val="3ACC2910"/>
@@ -13596,7 +13873,7 @@
       </w:pPr>
     </w:lvl>
   </w:abstractNum>
-  <w:abstractNum w:abstractNumId="57" w15:restartNumberingAfterBreak="0">
+  <w:abstractNum w:abstractNumId="58" w15:restartNumberingAfterBreak="0">
     <w:nsid w:val="6CBD5680"/>
     <w:multiLevelType w:val="hybridMultilevel"/>
     <w:tmpl w:val="714C117C"/>
@@ -13682,7 +13959,7 @@
       </w:pPr>
     </w:lvl>
   </w:abstractNum>
-  <w:abstractNum w:abstractNumId="58" w15:restartNumberingAfterBreak="0">
+  <w:abstractNum w:abstractNumId="59" w15:restartNumberingAfterBreak="0">
     <w:nsid w:val="6D8A03B9"/>
     <w:multiLevelType w:val="hybridMultilevel"/>
     <w:tmpl w:val="25126900"/>
@@ -13768,7 +14045,7 @@
       </w:pPr>
     </w:lvl>
   </w:abstractNum>
-  <w:abstractNum w:abstractNumId="59" w15:restartNumberingAfterBreak="0">
+  <w:abstractNum w:abstractNumId="60" w15:restartNumberingAfterBreak="0">
     <w:nsid w:val="6E285073"/>
     <w:multiLevelType w:val="hybridMultilevel"/>
     <w:tmpl w:val="19066446"/>
@@ -13854,7 +14131,7 @@
       </w:pPr>
     </w:lvl>
   </w:abstractNum>
-  <w:abstractNum w:abstractNumId="60" w15:restartNumberingAfterBreak="0">
+  <w:abstractNum w:abstractNumId="61" w15:restartNumberingAfterBreak="0">
     <w:nsid w:val="6E5034D8"/>
     <w:multiLevelType w:val="hybridMultilevel"/>
     <w:tmpl w:val="21E49BC0"/>
@@ -13940,7 +14217,7 @@
       </w:pPr>
     </w:lvl>
   </w:abstractNum>
-  <w:abstractNum w:abstractNumId="61" w15:restartNumberingAfterBreak="0">
+  <w:abstractNum w:abstractNumId="62" w15:restartNumberingAfterBreak="0">
     <w:nsid w:val="71CF69B0"/>
     <w:multiLevelType w:val="hybridMultilevel"/>
     <w:tmpl w:val="7FB4A558"/>
@@ -14026,7 +14303,7 @@
       </w:pPr>
     </w:lvl>
   </w:abstractNum>
-  <w:abstractNum w:abstractNumId="62" w15:restartNumberingAfterBreak="0">
+  <w:abstractNum w:abstractNumId="63" w15:restartNumberingAfterBreak="0">
     <w:nsid w:val="72561C17"/>
     <w:multiLevelType w:val="hybridMultilevel"/>
     <w:tmpl w:val="DCAE9FC2"/>
@@ -14116,7 +14393,7 @@
       </w:pPr>
     </w:lvl>
   </w:abstractNum>
-  <w:abstractNum w:abstractNumId="63" w15:restartNumberingAfterBreak="0">
+  <w:abstractNum w:abstractNumId="64" w15:restartNumberingAfterBreak="0">
     <w:nsid w:val="73043DF5"/>
     <w:multiLevelType w:val="hybridMultilevel"/>
     <w:tmpl w:val="53BEF2D8"/>
@@ -14202,7 +14479,7 @@
       </w:pPr>
     </w:lvl>
   </w:abstractNum>
-  <w:abstractNum w:abstractNumId="64" w15:restartNumberingAfterBreak="0">
+  <w:abstractNum w:abstractNumId="65" w15:restartNumberingAfterBreak="0">
     <w:nsid w:val="741B0505"/>
     <w:multiLevelType w:val="hybridMultilevel"/>
     <w:tmpl w:val="83D03DE8"/>
@@ -14288,7 +14565,7 @@
       </w:pPr>
     </w:lvl>
   </w:abstractNum>
-  <w:abstractNum w:abstractNumId="65" w15:restartNumberingAfterBreak="0">
+  <w:abstractNum w:abstractNumId="66" w15:restartNumberingAfterBreak="0">
     <w:nsid w:val="756441E6"/>
     <w:multiLevelType w:val="hybridMultilevel"/>
     <w:tmpl w:val="C9CC18D8"/>
@@ -14374,7 +14651,7 @@
       </w:pPr>
     </w:lvl>
   </w:abstractNum>
-  <w:abstractNum w:abstractNumId="66" w15:restartNumberingAfterBreak="0">
+  <w:abstractNum w:abstractNumId="67" w15:restartNumberingAfterBreak="0">
     <w:nsid w:val="79B0347D"/>
     <w:multiLevelType w:val="hybridMultilevel"/>
     <w:tmpl w:val="C0143800"/>
@@ -14460,7 +14737,7 @@
       </w:pPr>
     </w:lvl>
   </w:abstractNum>
-  <w:abstractNum w:abstractNumId="67" w15:restartNumberingAfterBreak="0">
+  <w:abstractNum w:abstractNumId="68" w15:restartNumberingAfterBreak="0">
     <w:nsid w:val="7A7E7BD7"/>
     <w:multiLevelType w:val="hybridMultilevel"/>
     <w:tmpl w:val="6F242500"/>
@@ -14546,7 +14823,7 @@
       </w:pPr>
     </w:lvl>
   </w:abstractNum>
-  <w:abstractNum w:abstractNumId="68" w15:restartNumberingAfterBreak="0">
+  <w:abstractNum w:abstractNumId="69" w15:restartNumberingAfterBreak="0">
     <w:nsid w:val="7B7D42E3"/>
     <w:multiLevelType w:val="hybridMultilevel"/>
     <w:tmpl w:val="64D6F926"/>
@@ -14636,16 +14913,16 @@
     <w:abstractNumId w:val="17"/>
   </w:num>
   <w:num w:numId="2" w16cid:durableId="1103721135">
-    <w:abstractNumId w:val="62"/>
+    <w:abstractNumId w:val="63"/>
   </w:num>
   <w:num w:numId="3" w16cid:durableId="1307973359">
     <w:abstractNumId w:val="4"/>
   </w:num>
   <w:num w:numId="4" w16cid:durableId="1358579555">
-    <w:abstractNumId w:val="51"/>
+    <w:abstractNumId w:val="52"/>
   </w:num>
   <w:num w:numId="5" w16cid:durableId="1205562844">
-    <w:abstractNumId w:val="47"/>
+    <w:abstractNumId w:val="48"/>
   </w:num>
   <w:num w:numId="6" w16cid:durableId="1062674420">
     <w:abstractNumId w:val="0"/>
@@ -14660,13 +14937,13 @@
     <w:abstractNumId w:val="24"/>
   </w:num>
   <w:num w:numId="10" w16cid:durableId="717433104">
-    <w:abstractNumId w:val="66"/>
+    <w:abstractNumId w:val="67"/>
   </w:num>
   <w:num w:numId="11" w16cid:durableId="1688097252">
-    <w:abstractNumId w:val="57"/>
+    <w:abstractNumId w:val="58"/>
   </w:num>
   <w:num w:numId="12" w16cid:durableId="799761173">
-    <w:abstractNumId w:val="64"/>
+    <w:abstractNumId w:val="65"/>
   </w:num>
   <w:num w:numId="13" w16cid:durableId="1095977265">
     <w:abstractNumId w:val="21"/>
@@ -14681,7 +14958,7 @@
     <w:abstractNumId w:val="12"/>
   </w:num>
   <w:num w:numId="17" w16cid:durableId="2053649883">
-    <w:abstractNumId w:val="49"/>
+    <w:abstractNumId w:val="50"/>
   </w:num>
   <w:num w:numId="18" w16cid:durableId="967474212">
     <w:abstractNumId w:val="31"/>
@@ -14702,10 +14979,10 @@
     <w:abstractNumId w:val="45"/>
   </w:num>
   <w:num w:numId="24" w16cid:durableId="579868599">
-    <w:abstractNumId w:val="65"/>
+    <w:abstractNumId w:val="66"/>
   </w:num>
   <w:num w:numId="25" w16cid:durableId="860045842">
-    <w:abstractNumId w:val="67"/>
+    <w:abstractNumId w:val="68"/>
   </w:num>
   <w:num w:numId="26" w16cid:durableId="857156231">
     <w:abstractNumId w:val="37"/>
@@ -14723,19 +15000,19 @@
     <w:abstractNumId w:val="43"/>
   </w:num>
   <w:num w:numId="31" w16cid:durableId="830677616">
-    <w:abstractNumId w:val="59"/>
+    <w:abstractNumId w:val="60"/>
   </w:num>
   <w:num w:numId="32" w16cid:durableId="1557624225">
-    <w:abstractNumId w:val="50"/>
+    <w:abstractNumId w:val="51"/>
   </w:num>
   <w:num w:numId="33" w16cid:durableId="975181123">
-    <w:abstractNumId w:val="61"/>
+    <w:abstractNumId w:val="62"/>
   </w:num>
   <w:num w:numId="34" w16cid:durableId="914124241">
     <w:abstractNumId w:val="30"/>
   </w:num>
   <w:num w:numId="35" w16cid:durableId="520440372">
-    <w:abstractNumId w:val="58"/>
+    <w:abstractNumId w:val="59"/>
   </w:num>
   <w:num w:numId="36" w16cid:durableId="1956398167">
     <w:abstractNumId w:val="2"/>
@@ -14747,7 +15024,7 @@
     <w:abstractNumId w:val="25"/>
   </w:num>
   <w:num w:numId="39" w16cid:durableId="1847818310">
-    <w:abstractNumId w:val="60"/>
+    <w:abstractNumId w:val="61"/>
   </w:num>
   <w:num w:numId="40" w16cid:durableId="134958885">
     <w:abstractNumId w:val="1"/>
@@ -14756,7 +15033,7 @@
     <w:abstractNumId w:val="38"/>
   </w:num>
   <w:num w:numId="42" w16cid:durableId="1021667897">
-    <w:abstractNumId w:val="56"/>
+    <w:abstractNumId w:val="57"/>
   </w:num>
   <w:num w:numId="43" w16cid:durableId="1797676642">
     <w:abstractNumId w:val="18"/>
@@ -14771,7 +15048,7 @@
     <w:abstractNumId w:val="39"/>
   </w:num>
   <w:num w:numId="47" w16cid:durableId="1155803121">
-    <w:abstractNumId w:val="63"/>
+    <w:abstractNumId w:val="64"/>
   </w:num>
   <w:num w:numId="48" w16cid:durableId="315956285">
     <w:abstractNumId w:val="5"/>
@@ -14789,7 +15066,7 @@
     <w:abstractNumId w:val="22"/>
   </w:num>
   <w:num w:numId="53" w16cid:durableId="350305873">
-    <w:abstractNumId w:val="53"/>
+    <w:abstractNumId w:val="54"/>
   </w:num>
   <w:num w:numId="54" w16cid:durableId="718893928">
     <w:abstractNumId w:val="23"/>
@@ -14798,7 +15075,7 @@
     <w:abstractNumId w:val="13"/>
   </w:num>
   <w:num w:numId="56" w16cid:durableId="84115400">
-    <w:abstractNumId w:val="68"/>
+    <w:abstractNumId w:val="69"/>
   </w:num>
   <w:num w:numId="57" w16cid:durableId="1757051411">
     <w:abstractNumId w:val="7"/>
@@ -14807,16 +15084,16 @@
     <w:abstractNumId w:val="16"/>
   </w:num>
   <w:num w:numId="59" w16cid:durableId="1467158614">
-    <w:abstractNumId w:val="54"/>
+    <w:abstractNumId w:val="55"/>
   </w:num>
   <w:num w:numId="60" w16cid:durableId="1275557567">
-    <w:abstractNumId w:val="46"/>
+    <w:abstractNumId w:val="47"/>
   </w:num>
   <w:num w:numId="61" w16cid:durableId="733702551">
     <w:abstractNumId w:val="10"/>
   </w:num>
   <w:num w:numId="62" w16cid:durableId="402068566">
-    <w:abstractNumId w:val="48"/>
+    <w:abstractNumId w:val="49"/>
   </w:num>
   <w:num w:numId="63" w16cid:durableId="783961443">
     <w:abstractNumId w:val="15"/>
@@ -14828,16 +15105,19 @@
     <w:abstractNumId w:val="11"/>
   </w:num>
   <w:num w:numId="66" w16cid:durableId="326901040">
-    <w:abstractNumId w:val="55"/>
+    <w:abstractNumId w:val="56"/>
   </w:num>
   <w:num w:numId="67" w16cid:durableId="1085953183">
     <w:abstractNumId w:val="9"/>
   </w:num>
   <w:num w:numId="68" w16cid:durableId="866794278">
-    <w:abstractNumId w:val="52"/>
+    <w:abstractNumId w:val="53"/>
   </w:num>
   <w:num w:numId="69" w16cid:durableId="1968004777">
     <w:abstractNumId w:val="35"/>
+  </w:num>
+  <w:num w:numId="70" w16cid:durableId="1506897428">
+    <w:abstractNumId w:val="46"/>
   </w:num>
   <w:numIdMacAtCleanup w:val="69"/>
 </w:numbering>
@@ -15824,6 +16104,15 @@
       </w:tblBorders>
     </w:tblPr>
   </w:style>
+  <w:style w:type="paragraph" w:styleId="NoSpacing">
+    <w:name w:val="No Spacing"/>
+    <w:uiPriority w:val="1"/>
+    <w:qFormat/>
+    <w:rsid w:val="00181D0E"/>
+    <w:pPr>
+      <w:spacing w:after="0" w:line="240" w:lineRule="auto"/>
+    </w:pPr>
+  </w:style>
 </w:styles>
 </file>
 
